--- a/Sens-AI-tional_Project AI Adoption Phase 1 Report DRAFT.docx
+++ b/Sens-AI-tional_Project AI Adoption Phase 1 Report DRAFT.docx
@@ -1,273 +1,414 @@
 
 <file path=word/document.xml><?xml version="1.0" encoding="utf-8"?>
-<w:document xmlns:wpc="http://schemas.microsoft.com/office/word/2010/wordprocessingCanvas" xmlns:cx="http://schemas.microsoft.com/office/drawing/2014/chartex" xmlns:cx1="http://schemas.microsoft.com/office/drawing/2015/9/8/chartex" xmlns:cx2="http://schemas.microsoft.com/office/drawing/2015/10/21/chartex" xmlns:cx3="http://schemas.microsoft.com/office/drawing/2016/5/9/chartex" xmlns:cx4="http://schemas.microsoft.com/office/drawing/2016/5/10/chartex" xmlns:cx5="http://schemas.microsoft.com/office/drawing/2016/5/11/chartex" xmlns:cx6="http://schemas.microsoft.com/office/drawing/2016/5/12/chartex" xmlns:cx7="http://schemas.microsoft.com/office/drawing/2016/5/13/chartex" xmlns:cx8="http://schemas.microsoft.com/office/drawing/2016/5/14/chartex" xmlns:mc="http://schemas.openxmlformats.org/markup-compatibility/2006" xmlns:aink="http://schemas.microsoft.com/office/drawing/2016/ink" xmlns:am3d="http://schemas.microsoft.com/office/drawing/2017/model3d" xmlns:o="urn:schemas-microsoft-com:office:office" xmlns:oel="http://schemas.microsoft.com/office/2019/extlst" xmlns:r="http://schemas.openxmlformats.org/officeDocument/2006/relationships" xmlns:m="http://schemas.openxmlformats.org/officeDocument/2006/math" xmlns:v="urn:schemas-microsoft-com:vml" xmlns:wp14="http://schemas.microsoft.com/office/word/2010/wordprocessingDrawing" xmlns:wp="http://schemas.openxmlformats.org/drawingml/2006/wordprocessingDrawing" xmlns:w10="urn:schemas-microsoft-com:office:word" xmlns:w="http://schemas.openxmlformats.org/wordprocessingml/2006/main" xmlns:w14="http://schemas.microsoft.com/office/word/2010/wordml" xmlns:w15="http://schemas.microsoft.com/office/word/2012/wordml" xmlns:w16cex="http://schemas.microsoft.com/office/word/2018/wordml/cex" xmlns:w16cid="http://schemas.microsoft.com/office/word/2016/wordml/cid" xmlns:w16="http://schemas.microsoft.com/office/word/2018/wordml" xmlns:w16sdtdh="http://schemas.microsoft.com/office/word/2020/wordml/sdtdatahash" xmlns:w16se="http://schemas.microsoft.com/office/word/2015/wordml/symex" xmlns:wpg="http://schemas.microsoft.com/office/word/2010/wordprocessingGroup" xmlns:wpi="http://schemas.microsoft.com/office/word/2010/wordprocessingInk" xmlns:wne="http://schemas.microsoft.com/office/word/2006/wordml" xmlns:wps="http://schemas.microsoft.com/office/word/2010/wordprocessingShape" mc:Ignorable="w14 w15 w16se w16cid w16 w16cex w16sdtdh wp14">
+<w:document xmlns:wpc="http://schemas.microsoft.com/office/word/2010/wordprocessingCanvas" xmlns:cx="http://schemas.microsoft.com/office/drawing/2014/chartex" xmlns:cx1="http://schemas.microsoft.com/office/drawing/2015/9/8/chartex" xmlns:cx2="http://schemas.microsoft.com/office/drawing/2015/10/21/chartex" xmlns:cx3="http://schemas.microsoft.com/office/drawing/2016/5/9/chartex" xmlns:cx4="http://schemas.microsoft.com/office/drawing/2016/5/10/chartex" xmlns:cx5="http://schemas.microsoft.com/office/drawing/2016/5/11/chartex" xmlns:cx6="http://schemas.microsoft.com/office/drawing/2016/5/12/chartex" xmlns:cx7="http://schemas.microsoft.com/office/drawing/2016/5/13/chartex" xmlns:cx8="http://schemas.microsoft.com/office/drawing/2016/5/14/chartex" xmlns:mc="http://schemas.openxmlformats.org/markup-compatibility/2006" xmlns:aink="http://schemas.microsoft.com/office/drawing/2016/ink" xmlns:am3d="http://schemas.microsoft.com/office/drawing/2017/model3d" xmlns:o="urn:schemas-microsoft-com:office:office" xmlns:oel="http://schemas.microsoft.com/office/2019/extlst" xmlns:r="http://schemas.openxmlformats.org/officeDocument/2006/relationships" xmlns:m="http://schemas.openxmlformats.org/officeDocument/2006/math" xmlns:v="urn:schemas-microsoft-com:vml" xmlns:wp14="http://schemas.microsoft.com/office/word/2010/wordprocessingDrawing" xmlns:wp="http://schemas.openxmlformats.org/drawingml/2006/wordprocessingDrawing" xmlns:w10="urn:schemas-microsoft-com:office:word" xmlns:w="http://schemas.openxmlformats.org/wordprocessingml/2006/main" xmlns:w14="http://schemas.microsoft.com/office/word/2010/wordml" xmlns:w15="http://schemas.microsoft.com/office/word/2012/wordml" xmlns:w16cei="http://schemas.microsoft.com/office/word/2026/wordml/cei" xmlns:w16cex="http://schemas.microsoft.com/office/word/2018/wordml/cex" xmlns:w16cid="http://schemas.microsoft.com/office/word/2016/wordml/cid" xmlns:w16="http://schemas.microsoft.com/office/word/2018/wordml" xmlns:w16du="http://schemas.microsoft.com/office/word/2023/wordml/word16du" xmlns:w16sdtdh="http://schemas.microsoft.com/office/word/2020/wordml/sdtdatahash" xmlns:w16sdtfl="http://schemas.microsoft.com/office/word/2024/wordml/sdtformatlock" xmlns:w16se="http://schemas.microsoft.com/office/word/2015/wordml/symex" xmlns:wpg="http://schemas.microsoft.com/office/word/2010/wordprocessingGroup" xmlns:wpi="http://schemas.microsoft.com/office/word/2010/wordprocessingInk" xmlns:wne="http://schemas.microsoft.com/office/word/2006/wordml" xmlns:wps="http://schemas.microsoft.com/office/word/2010/wordprocessingShape" mc:Ignorable="w14 w15 w16se w16cid w16 w16cex w16sdtdh w16sdtfl w16du wp14">
   <w:body>
     <w:p>
       <w:pPr>
-        <w:spacing w:before="2400"/>
         <w:jc w:val="center"/>
         <w:rPr>
+          <w:rFonts w:ascii="Calibri" w:hAnsi="Calibri" w:cs="Calibri"/>
+          <w:b/>
+          <w:bCs/>
           <w:color w:val="000000" w:themeColor="text1"/>
-        </w:rPr>
-      </w:pPr>
-      <w:r>
-        <w:rPr>
+          <w:sz w:val="32"/>
+          <w:szCs w:val="32"/>
+        </w:rPr>
+      </w:pPr>
+    </w:p>
+    <w:p>
+      <w:pPr>
+        <w:jc w:val="center"/>
+        <w:rPr>
+          <w:rFonts w:ascii="Calibri" w:hAnsi="Calibri" w:cs="Calibri"/>
           <w:b/>
           <w:bCs/>
           <w:color w:val="000000" w:themeColor="text1"/>
-        </w:rPr>
-        <w:fldChar w:fldCharType="begin"/>
-      </w:r>
-      <w:r>
-        <w:rPr>
+          <w:sz w:val="32"/>
+          <w:szCs w:val="32"/>
+        </w:rPr>
+      </w:pPr>
+    </w:p>
+    <w:p>
+      <w:pPr>
+        <w:jc w:val="center"/>
+        <w:rPr>
+          <w:rFonts w:ascii="Calibri" w:hAnsi="Calibri" w:cs="Calibri"/>
           <w:b/>
           <w:bCs/>
           <w:color w:val="000000" w:themeColor="text1"/>
-        </w:rPr>
-        <w:instrText>HYPERLINK "https://github.com/avathanshu/ENGE707_Sens-AI-tional_Project"</w:instrText>
-      </w:r>
-      <w:r>
-        <w:rPr>
+          <w:sz w:val="32"/>
+          <w:szCs w:val="32"/>
+        </w:rPr>
+      </w:pPr>
+      <w:r>
+        <w:rPr>
+          <w:rFonts w:ascii="Calibri" w:hAnsi="Calibri" w:cs="Calibri"/>
           <w:b/>
           <w:bCs/>
           <w:color w:val="000000" w:themeColor="text1"/>
-        </w:rPr>
-      </w:r>
-      <w:r>
-        <w:rPr>
+          <w:sz w:val="32"/>
+          <w:szCs w:val="32"/>
+        </w:rPr>
+        <w:t>Sens-</w:t>
+      </w:r>
+      <w:proofErr w:type="spellStart"/>
+      <w:r>
+        <w:rPr>
+          <w:rFonts w:ascii="Calibri" w:hAnsi="Calibri" w:cs="Calibri"/>
           <w:b/>
           <w:bCs/>
           <w:color w:val="000000" w:themeColor="text1"/>
-        </w:rPr>
-        <w:fldChar w:fldCharType="separate"/>
-      </w:r>
-      <w:r>
-        <w:rPr>
-          <w:rStyle w:val="Hyperlink"/>
+          <w:sz w:val="32"/>
+          <w:szCs w:val="32"/>
+        </w:rPr>
+        <w:t>Ai_tional</w:t>
+      </w:r>
+      <w:proofErr w:type="spellEnd"/>
+      <w:r>
+        <w:rPr>
+          <w:rFonts w:ascii="Calibri" w:hAnsi="Calibri" w:cs="Calibri"/>
           <w:b/>
           <w:bCs/>
           <w:color w:val="000000" w:themeColor="text1"/>
-          <w:u w:val="none"/>
-        </w:rPr>
-        <w:t>Sens-AI-</w:t>
-      </w:r>
+          <w:sz w:val="32"/>
+          <w:szCs w:val="32"/>
+        </w:rPr>
+        <w:t xml:space="preserve"> Project</w:t>
+      </w:r>
+    </w:p>
+    <w:p>
+      <w:pPr>
+        <w:jc w:val="center"/>
+        <w:rPr>
+          <w:rFonts w:ascii="Calibri" w:hAnsi="Calibri" w:cs="Calibri"/>
+          <w:b/>
+          <w:bCs/>
+          <w:sz w:val="32"/>
+          <w:szCs w:val="32"/>
+        </w:rPr>
+      </w:pPr>
+      <w:r>
+        <w:rPr>
+          <w:rFonts w:ascii="Calibri" w:hAnsi="Calibri" w:cs="Calibri"/>
+          <w:b/>
+          <w:bCs/>
+          <w:sz w:val="32"/>
+          <w:szCs w:val="32"/>
+        </w:rPr>
+        <w:t>Predicting AI Efficiency and Business Impact in Organisations Based on Adoption Rate</w:t>
+      </w:r>
+    </w:p>
+    <w:p>
+      <w:pPr>
+        <w:jc w:val="center"/>
+        <w:rPr>
+          <w:rFonts w:ascii="Calibri" w:hAnsi="Calibri" w:cs="Calibri"/>
+          <w:sz w:val="32"/>
+          <w:szCs w:val="32"/>
+        </w:rPr>
+      </w:pPr>
+    </w:p>
+    <w:p>
+      <w:pPr>
+        <w:jc w:val="center"/>
+        <w:rPr>
+          <w:rFonts w:ascii="Calibri" w:hAnsi="Calibri" w:cs="Calibri"/>
+          <w:sz w:val="32"/>
+          <w:szCs w:val="32"/>
+        </w:rPr>
+      </w:pPr>
+      <w:r>
+        <w:rPr>
+          <w:rFonts w:ascii="Calibri" w:hAnsi="Calibri" w:cs="Calibri"/>
+          <w:sz w:val="32"/>
+          <w:szCs w:val="32"/>
+        </w:rPr>
+        <w:t>ENGE707 Assessment 1</w:t>
+      </w:r>
+      <w:r>
+        <w:rPr>
+          <w:rFonts w:ascii="Calibri" w:hAnsi="Calibri" w:cs="Calibri"/>
+          <w:sz w:val="32"/>
+          <w:szCs w:val="32"/>
+        </w:rPr>
+        <w:t xml:space="preserve">: </w:t>
+      </w:r>
+      <w:r>
+        <w:rPr>
+          <w:rFonts w:ascii="Calibri" w:hAnsi="Calibri" w:cs="Calibri"/>
+          <w:sz w:val="32"/>
+          <w:szCs w:val="32"/>
+        </w:rPr>
+        <w:t>Phase 1: Mid-Project Scoping Repor</w:t>
+      </w:r>
+      <w:r>
+        <w:rPr>
+          <w:rFonts w:ascii="Calibri" w:hAnsi="Calibri" w:cs="Calibri"/>
+          <w:sz w:val="32"/>
+          <w:szCs w:val="32"/>
+        </w:rPr>
+        <w:t>t</w:t>
+      </w:r>
+    </w:p>
+    <w:p>
+      <w:pPr>
+        <w:jc w:val="center"/>
+        <w:rPr>
+          <w:rFonts w:ascii="Calibri" w:hAnsi="Calibri" w:cs="Calibri"/>
+          <w:sz w:val="32"/>
+          <w:szCs w:val="32"/>
+        </w:rPr>
+      </w:pPr>
+      <w:r>
+        <w:rPr>
+          <w:rFonts w:ascii="Calibri" w:hAnsi="Calibri" w:cs="Calibri"/>
+          <w:sz w:val="32"/>
+          <w:szCs w:val="32"/>
+        </w:rPr>
+        <w:t>Department of Engineering, Computer and Mathematical Sciences</w:t>
+      </w:r>
+    </w:p>
+    <w:p>
+      <w:pPr>
+        <w:jc w:val="center"/>
+        <w:rPr>
+          <w:rFonts w:ascii="Calibri" w:hAnsi="Calibri" w:cs="Calibri"/>
+          <w:sz w:val="32"/>
+          <w:szCs w:val="32"/>
+        </w:rPr>
+      </w:pPr>
+      <w:r>
+        <w:rPr>
+          <w:rFonts w:ascii="Calibri" w:hAnsi="Calibri" w:cs="Calibri"/>
+          <w:sz w:val="32"/>
+          <w:szCs w:val="32"/>
+        </w:rPr>
+        <w:t>Auckland University of Technology</w:t>
+      </w:r>
+    </w:p>
+    <w:p>
+      <w:pPr>
+        <w:jc w:val="center"/>
+        <w:rPr>
+          <w:rFonts w:ascii="Calibri" w:hAnsi="Calibri" w:cs="Calibri"/>
+          <w:sz w:val="32"/>
+          <w:szCs w:val="32"/>
+        </w:rPr>
+      </w:pPr>
+      <w:r>
+        <w:rPr>
+          <w:rFonts w:ascii="Calibri" w:hAnsi="Calibri" w:cs="Calibri"/>
+          <w:sz w:val="32"/>
+          <w:szCs w:val="32"/>
+        </w:rPr>
+        <w:t>ENGE707: Data Engineering and AI</w:t>
+      </w:r>
+    </w:p>
+    <w:p>
+      <w:pPr>
+        <w:jc w:val="center"/>
+        <w:rPr>
+          <w:rFonts w:ascii="Calibri" w:hAnsi="Calibri" w:cs="Calibri"/>
+          <w:sz w:val="32"/>
+          <w:szCs w:val="32"/>
+        </w:rPr>
+      </w:pPr>
+      <w:r>
+        <w:rPr>
+          <w:rFonts w:ascii="Calibri" w:hAnsi="Calibri" w:cs="Calibri"/>
+          <w:sz w:val="32"/>
+          <w:szCs w:val="32"/>
+        </w:rPr>
+        <w:t>Abubakar Siddique, Anubha Karla</w:t>
+      </w:r>
+    </w:p>
+    <w:p>
+      <w:pPr>
+        <w:jc w:val="center"/>
+        <w:rPr>
+          <w:rFonts w:ascii="Calibri" w:hAnsi="Calibri" w:cs="Calibri"/>
+          <w:sz w:val="32"/>
+          <w:szCs w:val="32"/>
+        </w:rPr>
+      </w:pPr>
+      <w:r>
+        <w:rPr>
+          <w:rFonts w:ascii="Calibri" w:hAnsi="Calibri" w:cs="Calibri"/>
+          <w:sz w:val="32"/>
+          <w:szCs w:val="32"/>
+        </w:rPr>
+        <w:t>31 August 2026</w:t>
+      </w:r>
+    </w:p>
+    <w:p>
+      <w:pPr>
+        <w:jc w:val="center"/>
+        <w:rPr>
+          <w:rFonts w:ascii="Calibri" w:hAnsi="Calibri" w:cs="Calibri"/>
+          <w:sz w:val="32"/>
+          <w:szCs w:val="32"/>
+        </w:rPr>
+      </w:pPr>
+    </w:p>
+    <w:p>
+      <w:pPr>
+        <w:jc w:val="center"/>
+        <w:rPr>
+          <w:rFonts w:ascii="Calibri" w:hAnsi="Calibri" w:cs="Calibri"/>
+          <w:sz w:val="32"/>
+          <w:szCs w:val="32"/>
+        </w:rPr>
+      </w:pPr>
       <w:proofErr w:type="spellStart"/>
       <w:r>
         <w:rPr>
-          <w:rStyle w:val="Hyperlink"/>
-          <w:b/>
-          <w:bCs/>
-          <w:color w:val="000000" w:themeColor="text1"/>
-          <w:u w:val="none"/>
-        </w:rPr>
-        <w:t>tional</w:t>
+          <w:rFonts w:ascii="Calibri" w:hAnsi="Calibri" w:cs="Calibri"/>
+          <w:sz w:val="32"/>
+          <w:szCs w:val="32"/>
+        </w:rPr>
+        <w:t>S</w:t>
+      </w:r>
+      <w:r>
+        <w:rPr>
+          <w:rFonts w:ascii="Calibri" w:hAnsi="Calibri" w:cs="Calibri"/>
+          <w:sz w:val="32"/>
+          <w:szCs w:val="32"/>
+        </w:rPr>
+        <w:t>uemon</w:t>
       </w:r>
       <w:proofErr w:type="spellEnd"/>
       <w:r>
         <w:rPr>
-          <w:rStyle w:val="Hyperlink"/>
-          <w:b/>
-          <w:bCs/>
-          <w:color w:val="000000" w:themeColor="text1"/>
-          <w:u w:val="none"/>
-        </w:rPr>
-        <w:t xml:space="preserve"> </w:t>
-      </w:r>
-      <w:r>
-        <w:rPr>
-          <w:rStyle w:val="Hyperlink"/>
-          <w:b/>
-          <w:bCs/>
-          <w:color w:val="000000" w:themeColor="text1"/>
-          <w:u w:val="none"/>
-        </w:rPr>
-        <w:t>Project</w:t>
-      </w:r>
-      <w:r>
-        <w:rPr>
-          <w:color w:val="000000" w:themeColor="text1"/>
-        </w:rPr>
-        <w:fldChar w:fldCharType="end"/>
+          <w:rFonts w:ascii="Calibri" w:hAnsi="Calibri" w:cs="Calibri"/>
+          <w:sz w:val="32"/>
+          <w:szCs w:val="32"/>
+        </w:rPr>
+        <w:t xml:space="preserve"> Kwok: 14883335</w:t>
       </w:r>
     </w:p>
     <w:p>
       <w:pPr>
         <w:jc w:val="center"/>
-      </w:pPr>
-      <w:r>
-        <w:rPr>
-          <w:b/>
-          <w:bCs/>
-        </w:rPr>
-        <w:t>Predicting AI Efficiency and Business Impact in Organisations Based on Adoption Rate</w:t>
+        <w:rPr>
+          <w:rFonts w:ascii="Calibri" w:hAnsi="Calibri" w:cs="Calibri"/>
+          <w:sz w:val="32"/>
+          <w:szCs w:val="32"/>
+        </w:rPr>
+      </w:pPr>
+      <w:r>
+        <w:rPr>
+          <w:rFonts w:ascii="Calibri" w:hAnsi="Calibri" w:cs="Calibri"/>
+          <w:sz w:val="32"/>
+          <w:szCs w:val="32"/>
+        </w:rPr>
+        <w:t>Quentin Masoe: 23191960</w:t>
       </w:r>
     </w:p>
     <w:p>
       <w:pPr>
         <w:jc w:val="center"/>
-      </w:pPr>
-      <w:r>
-        <w:t>ENGE707 Assessment 1</w:t>
-      </w:r>
-      <w:r>
-        <w:t xml:space="preserve">: </w:t>
-      </w:r>
-      <w:r>
-        <w:t>Phase 1: Mid-Project Scoping Report</w:t>
-      </w:r>
-    </w:p>
-    <w:p>
-      <w:pPr>
-        <w:spacing w:before="720"/>
-      </w:pPr>
+        <w:rPr>
+          <w:rFonts w:ascii="Calibri" w:hAnsi="Calibri" w:cs="Calibri"/>
+          <w:sz w:val="32"/>
+          <w:szCs w:val="32"/>
+        </w:rPr>
+      </w:pPr>
+      <w:proofErr w:type="spellStart"/>
+      <w:r>
+        <w:rPr>
+          <w:rFonts w:ascii="Calibri" w:hAnsi="Calibri" w:cs="Calibri"/>
+          <w:sz w:val="32"/>
+          <w:szCs w:val="32"/>
+        </w:rPr>
+        <w:t>Avathanshu</w:t>
+      </w:r>
+      <w:proofErr w:type="spellEnd"/>
+      <w:r>
+        <w:rPr>
+          <w:rFonts w:ascii="Calibri" w:hAnsi="Calibri" w:cs="Calibri"/>
+          <w:sz w:val="32"/>
+          <w:szCs w:val="32"/>
+        </w:rPr>
+        <w:t xml:space="preserve"> Bhat: 23227963</w:t>
+      </w:r>
     </w:p>
     <w:p>
       <w:pPr>
         <w:jc w:val="center"/>
-      </w:pPr>
-      <w:r>
-        <w:t>Suemon Kwok: 14883335</w:t>
-      </w:r>
-    </w:p>
-    <w:p>
-      <w:pPr>
-        <w:jc w:val="center"/>
-      </w:pPr>
-      <w:r>
-        <w:t xml:space="preserve">Quentin </w:t>
-      </w:r>
-      <w:proofErr w:type="spellStart"/>
-      <w:r>
-        <w:t>Masoe</w:t>
-      </w:r>
-      <w:proofErr w:type="spellEnd"/>
-      <w:r>
-        <w:t xml:space="preserve">: </w:t>
-      </w:r>
-      <w:r>
-        <w:t>23191960</w:t>
-      </w:r>
-    </w:p>
-    <w:p>
-      <w:pPr>
-        <w:jc w:val="center"/>
-      </w:pPr>
-      <w:proofErr w:type="spellStart"/>
-      <w:r>
-        <w:t>Avathanshu</w:t>
-      </w:r>
-      <w:proofErr w:type="spellEnd"/>
-      <w:r>
-        <w:t xml:space="preserve"> Bhat</w:t>
-      </w:r>
-      <w:r>
-        <w:t xml:space="preserve">: </w:t>
-      </w:r>
-      <w:r>
-        <w:t xml:space="preserve">23227963 </w:t>
-      </w:r>
-    </w:p>
-    <w:p>
-      <w:pPr>
-        <w:jc w:val="center"/>
-      </w:pPr>
-    </w:p>
-    <w:p>
-      <w:pPr>
-        <w:spacing w:before="720"/>
-      </w:pPr>
-    </w:p>
-    <w:p>
-      <w:pPr>
-        <w:jc w:val="center"/>
-      </w:pPr>
-      <w:r>
-        <w:t>Department of Engineering, Computer and Mathematical Sciences</w:t>
-      </w:r>
-    </w:p>
-    <w:p>
-      <w:pPr>
-        <w:jc w:val="center"/>
-      </w:pPr>
-      <w:r>
-        <w:t>Auckland University of Technology</w:t>
-      </w:r>
-    </w:p>
-    <w:p>
-      <w:pPr>
-        <w:jc w:val="center"/>
-      </w:pPr>
-      <w:r>
-        <w:t>ENGE707: Data Engineering and AI</w:t>
-      </w:r>
-    </w:p>
-    <w:p>
-      <w:pPr>
-        <w:jc w:val="center"/>
-      </w:pPr>
-      <w:r>
-        <w:t>[Course Lecturer's Name]</w:t>
-      </w:r>
-    </w:p>
-    <w:p>
-      <w:pPr>
-        <w:jc w:val="center"/>
-      </w:pPr>
-      <w:r>
-        <w:t>[Due date]</w:t>
-      </w:r>
-    </w:p>
-    <w:p>
-      <w:r>
-        <w:br w:type="page"/>
-      </w:r>
-    </w:p>
-    <w:p>
-      <w:pPr>
-        <w:shd w:val="clear" w:color="auto" w:fill="FCEEEA"/>
-        <w:spacing w:after="120"/>
-      </w:pPr>
-      <w:r>
-        <w:rPr>
-          <w:b/>
-          <w:bCs/>
-          <w:color w:val="B7472A"/>
+        <w:rPr>
+          <w:rFonts w:ascii="Calibri" w:hAnsi="Calibri" w:cs="Calibri"/>
+        </w:rPr>
+      </w:pPr>
+    </w:p>
+    <w:p>
+      <w:pPr>
+        <w:rPr>
+          <w:rFonts w:ascii="Calibri" w:hAnsi="Calibri" w:cs="Calibri"/>
+        </w:rPr>
+      </w:pPr>
+      <w:r>
+        <w:rPr>
+          <w:rFonts w:ascii="Calibri" w:hAnsi="Calibri" w:cs="Calibri"/>
         </w:rPr>
         <w:lastRenderedPageBreak/>
-        <w:t>How to use this draft (delete this box before submission)</w:t>
-      </w:r>
-    </w:p>
-    <w:p>
-      <w:pPr>
-        <w:shd w:val="clear" w:color="auto" w:fill="FCEEEA"/>
-        <w:spacing w:after="240"/>
-      </w:pPr>
-      <w:r>
-        <w:rPr>
-          <w:sz w:val="20"/>
-          <w:szCs w:val="20"/>
-        </w:rPr>
-        <w:t xml:space="preserve">This is a shared working draft, not a finished submission. Every result, figure, and table below is pulled directly from </w:t>
-      </w:r>
-      <w:proofErr w:type="spellStart"/>
-      <w:r>
-        <w:rPr>
-          <w:sz w:val="20"/>
-          <w:szCs w:val="20"/>
-        </w:rPr>
-        <w:t>Ai_adoption_final_fixed.ipynb</w:t>
-      </w:r>
-      <w:proofErr w:type="spellEnd"/>
-      <w:r>
-        <w:rPr>
-          <w:sz w:val="20"/>
-          <w:szCs w:val="20"/>
-        </w:rPr>
-        <w:t>, so it should not be edited unless the notebook itself changes. Sections marked in orange, like [TEAM TO ADD: ...], are the parts the rubric marks that code alone cannot answer — motivation, licence details, and written justification. Please write directly into this document, track changes if useful, and remove this box and all orange notes before the final export. Reference list entries for the lecture slides still need the presenting lecturer's name confirmed against Canvas.</w:t>
-      </w:r>
-    </w:p>
-    <w:p>
-      <w:r>
+        <w:t xml:space="preserve">Table of </w:t>
+      </w:r>
+      <w:r>
+        <w:rPr>
+          <w:rFonts w:ascii="Calibri" w:hAnsi="Calibri" w:cs="Calibri"/>
+        </w:rPr>
+        <w:t>C</w:t>
+      </w:r>
+      <w:r>
+        <w:rPr>
+          <w:rFonts w:ascii="Calibri" w:hAnsi="Calibri" w:cs="Calibri"/>
+        </w:rPr>
+        <w:t>ontents</w:t>
+      </w:r>
+    </w:p>
+    <w:p>
+      <w:pPr>
+        <w:rPr>
+          <w:rFonts w:ascii="Calibri" w:hAnsi="Calibri" w:cs="Calibri"/>
+        </w:rPr>
+      </w:pPr>
+    </w:p>
+    <w:p>
+      <w:pPr>
+        <w:rPr>
+          <w:rFonts w:ascii="Calibri" w:hAnsi="Calibri" w:cs="Calibri"/>
+        </w:rPr>
+      </w:pPr>
+    </w:p>
+    <w:p>
+      <w:pPr>
+        <w:rPr>
+          <w:rFonts w:ascii="Calibri" w:hAnsi="Calibri" w:cs="Calibri"/>
+        </w:rPr>
+      </w:pPr>
+    </w:p>
+    <w:p>
+      <w:pPr>
+        <w:rPr>
+          <w:rFonts w:ascii="Calibri" w:hAnsi="Calibri" w:cs="Calibri"/>
+        </w:rPr>
+      </w:pPr>
+      <w:r>
+        <w:rPr>
+          <w:rFonts w:ascii="Calibri" w:hAnsi="Calibri" w:cs="Calibri"/>
+        </w:rPr>
+        <w:t xml:space="preserve">Tables of </w:t>
+      </w:r>
+      <w:r>
+        <w:rPr>
+          <w:rFonts w:ascii="Calibri" w:hAnsi="Calibri" w:cs="Calibri"/>
+        </w:rPr>
+        <w:t>Figures</w:t>
+      </w:r>
+      <w:r>
+        <w:rPr>
+          <w:rFonts w:ascii="Calibri" w:hAnsi="Calibri" w:cs="Calibri"/>
+        </w:rPr>
         <w:br w:type="page"/>
       </w:r>
     </w:p>
@@ -275,140 +416,233 @@
       <w:pPr>
         <w:pStyle w:val="Heading1"/>
         <w:spacing w:before="360" w:after="200"/>
-      </w:pPr>
-      <w:r>
-        <w:rPr>
+        <w:rPr>
+          <w:rFonts w:ascii="Calibri" w:hAnsi="Calibri" w:cs="Calibri"/>
+        </w:rPr>
+      </w:pPr>
+      <w:r>
+        <w:rPr>
+          <w:rFonts w:ascii="Calibri" w:hAnsi="Calibri" w:cs="Calibri"/>
           <w:b/>
           <w:bCs/>
           <w:sz w:val="24"/>
           <w:szCs w:val="24"/>
         </w:rPr>
         <w:lastRenderedPageBreak/>
-        <w:t>1. Introduction</w:t>
+        <w:t>Introduction</w:t>
+      </w:r>
+    </w:p>
+    <w:p>
+      <w:pPr>
+        <w:jc w:val="both"/>
+        <w:rPr>
+          <w:rFonts w:ascii="Calibri" w:hAnsi="Calibri" w:cs="Calibri"/>
+        </w:rPr>
+      </w:pPr>
+      <w:r>
+        <w:rPr>
+          <w:rFonts w:ascii="Calibri" w:hAnsi="Calibri" w:cs="Calibri"/>
+        </w:rPr>
+        <w:t>Artificial intelligence (AI) adoption has moved from an experimental capability to a mainstream operational concern for organisations across most industries. Companies now vary widely in how far they have progressed along this adoption journey, ranging from no formal use of AI, through pilot projects, to fully scaled deployment across business functions. Understanding what distinguishes organisations at different adoption stages, and how adoption relates to measurable business outcomes such as productivity and revenue growth,</w:t>
+      </w:r>
+      <w:r>
+        <w:rPr>
+          <w:rFonts w:ascii="Calibri" w:hAnsi="Calibri" w:cs="Calibri"/>
+        </w:rPr>
+        <w:t xml:space="preserve"> through data analysis can be the key to successes in this growing market</w:t>
+      </w:r>
+      <w:r>
+        <w:rPr>
+          <w:rFonts w:ascii="Calibri" w:hAnsi="Calibri" w:cs="Calibri"/>
+        </w:rPr>
+        <w:t>.</w:t>
+      </w:r>
+      <w:r>
+        <w:rPr>
+          <w:rFonts w:ascii="Calibri" w:hAnsi="Calibri" w:cs="Calibri"/>
+        </w:rPr>
+        <w:t xml:space="preserve"> In this</w:t>
+      </w:r>
+      <w:r>
+        <w:rPr>
+          <w:rFonts w:ascii="Calibri" w:hAnsi="Calibri" w:cs="Calibri"/>
+        </w:rPr>
+        <w:t xml:space="preserve"> progress</w:t>
+      </w:r>
+      <w:r>
+        <w:rPr>
+          <w:rFonts w:ascii="Calibri" w:hAnsi="Calibri" w:cs="Calibri"/>
+        </w:rPr>
+        <w:t xml:space="preserve"> report our group will </w:t>
+      </w:r>
+      <w:r>
+        <w:rPr>
+          <w:rFonts w:ascii="Calibri" w:hAnsi="Calibri" w:cs="Calibri"/>
+        </w:rPr>
+        <w:t xml:space="preserve">firstly cover our problem set and dataset collection covering aspects such as our scope and </w:t>
+      </w:r>
+      <w:r>
+        <w:rPr>
+          <w:rFonts w:ascii="Calibri" w:hAnsi="Calibri" w:cs="Calibri"/>
+        </w:rPr>
+        <w:t xml:space="preserve">relevance of our dataset. Secondly, this report will contain evidence of data acquisition, inspection revealing any </w:t>
+      </w:r>
+      <w:r>
+        <w:rPr>
+          <w:rFonts w:ascii="Calibri" w:hAnsi="Calibri" w:cs="Calibri"/>
+        </w:rPr>
+        <w:t>anomalies or</w:t>
+      </w:r>
+      <w:r>
+        <w:rPr>
+          <w:rFonts w:ascii="Calibri" w:hAnsi="Calibri" w:cs="Calibri"/>
+        </w:rPr>
+        <w:t xml:space="preserve"> structural issues </w:t>
+      </w:r>
+      <w:r>
+        <w:rPr>
+          <w:rFonts w:ascii="Calibri" w:hAnsi="Calibri" w:cs="Calibri"/>
+        </w:rPr>
+        <w:t>and evaluating completeness and quality of our chosen dataset</w:t>
+      </w:r>
+      <w:r>
+        <w:rPr>
+          <w:rFonts w:ascii="Calibri" w:hAnsi="Calibri" w:cs="Calibri"/>
+        </w:rPr>
+        <w:t>.</w:t>
+      </w:r>
+      <w:r>
+        <w:rPr>
+          <w:rFonts w:ascii="Calibri" w:hAnsi="Calibri" w:cs="Calibri"/>
+        </w:rPr>
+        <w:t xml:space="preserve"> Third, the report will demonstrate use of data cleansing and transformation removing further inconstancies and duplicates allowing for patterns to emerge cleanly.</w:t>
+      </w:r>
+      <w:r>
+        <w:rPr>
+          <w:rFonts w:ascii="Calibri" w:hAnsi="Calibri" w:cs="Calibri"/>
+        </w:rPr>
+        <w:t xml:space="preserve"> </w:t>
+      </w:r>
+      <w:r>
+        <w:rPr>
+          <w:rFonts w:ascii="Calibri" w:hAnsi="Calibri" w:cs="Calibri"/>
+        </w:rPr>
+        <w:t xml:space="preserve">Forth, the report </w:t>
+      </w:r>
+      <w:proofErr w:type="spellStart"/>
+      <w:r>
+        <w:rPr>
+          <w:rFonts w:ascii="Calibri" w:hAnsi="Calibri" w:cs="Calibri"/>
+        </w:rPr>
+        <w:t>wil</w:t>
+      </w:r>
+      <w:proofErr w:type="spellEnd"/>
+      <w:r>
+        <w:rPr>
+          <w:rFonts w:ascii="Calibri" w:hAnsi="Calibri" w:cs="Calibri"/>
+        </w:rPr>
+        <w:t xml:space="preserve"> showcase exploratory data analysis and visualisation of our dataset through the comprehensive use of graphs ranging from boxplots to heatmaps. Finally, this report will state our groups </w:t>
+      </w:r>
+      <w:r>
+        <w:rPr>
+          <w:rFonts w:ascii="Calibri" w:hAnsi="Calibri" w:cs="Calibri"/>
+        </w:rPr>
+        <w:t>plan</w:t>
+      </w:r>
+      <w:r>
+        <w:rPr>
+          <w:rFonts w:ascii="Calibri" w:hAnsi="Calibri" w:cs="Calibri"/>
+        </w:rPr>
+        <w:t xml:space="preserve"> for phase 2 </w:t>
+      </w:r>
+      <w:r>
+        <w:rPr>
+          <w:rFonts w:ascii="Calibri" w:hAnsi="Calibri" w:cs="Calibri"/>
+        </w:rPr>
+        <w:t>and how we will achieve this.</w:t>
+      </w:r>
+    </w:p>
+    <w:p>
+      <w:pPr>
+        <w:pStyle w:val="Heading1"/>
+        <w:spacing w:before="360" w:after="200"/>
+        <w:rPr>
+          <w:rFonts w:ascii="Calibri" w:hAnsi="Calibri" w:cs="Calibri"/>
+        </w:rPr>
+      </w:pPr>
+      <w:r>
+        <w:rPr>
+          <w:rFonts w:ascii="Calibri" w:hAnsi="Calibri" w:cs="Calibri"/>
+          <w:b/>
+          <w:bCs/>
+          <w:sz w:val="24"/>
+          <w:szCs w:val="24"/>
+        </w:rPr>
+        <w:t>2. Dataset Description</w:t>
       </w:r>
     </w:p>
     <w:p>
       <w:pPr>
         <w:pStyle w:val="Heading2"/>
         <w:spacing w:before="280" w:after="160"/>
-      </w:pPr>
-      <w:r>
-        <w:rPr>
+        <w:rPr>
+          <w:rFonts w:ascii="Calibri" w:hAnsi="Calibri" w:cs="Calibri"/>
+        </w:rPr>
+      </w:pPr>
+      <w:r>
+        <w:rPr>
+          <w:rFonts w:ascii="Calibri" w:hAnsi="Calibri" w:cs="Calibri"/>
           <w:b/>
           <w:bCs/>
           <w:sz w:val="24"/>
           <w:szCs w:val="24"/>
         </w:rPr>
-        <w:t>1.1 Problem Background and Motivation</w:t>
-      </w:r>
-    </w:p>
-    <w:p>
-      <w:pPr>
-        <w:jc w:val="both"/>
-      </w:pPr>
-      <w:r>
-        <w:t xml:space="preserve">Artificial intelligence (AI) adoption has moved from an experimental capability to a mainstream operational concern for organisations across most industries. Companies now vary widely in how far they have progressed along this adoption journey, ranging from no formal use of AI, through pilot projects, to fully scaled deployment across business functions. Understanding what distinguishes organisations at different adoption stages, and how adoption relates to measurable business outcomes such as productivity </w:t>
-      </w:r>
-      <w:r>
-        <w:t>and revenue growth, is therefore a practically useful analytical problem.</w:t>
+        <w:t>2.1 Source, Access, and Licence</w:t>
       </w:r>
     </w:p>
     <w:p>
       <w:pPr>
         <w:shd w:val="clear" w:color="auto" w:fill="FCEEEA"/>
         <w:spacing w:before="80" w:after="160"/>
-      </w:pPr>
-      <w:r>
-        <w:rPr>
+        <w:rPr>
+          <w:rFonts w:ascii="Calibri" w:hAnsi="Calibri" w:cs="Calibri"/>
+        </w:rPr>
+      </w:pPr>
+      <w:r>
+        <w:rPr>
+          <w:rFonts w:ascii="Calibri" w:hAnsi="Calibri" w:cs="Calibri"/>
           <w:b/>
           <w:bCs/>
           <w:i/>
           <w:iCs/>
           <w:color w:val="B7472A"/>
         </w:rPr>
-        <w:t>[TEAM TO ADD: 2–3 sentences on the specific motivation for this project, citing at least one external source on AI adoption trends (e.g., an industry report, Stats NZ, or an academic article), and 1–2 sentences naming the stakeholders who would use this analysis (e.g., business leaders, AI strategy consultants, policymakers) and why it is practically relevant to them.]</w:t>
-      </w:r>
-    </w:p>
-    <w:p>
-      <w:pPr>
-        <w:pStyle w:val="Heading2"/>
-        <w:spacing w:before="280" w:after="160"/>
-      </w:pPr>
-      <w:r>
-        <w:rPr>
-          <w:b/>
-          <w:bCs/>
-          <w:sz w:val="24"/>
-          <w:szCs w:val="24"/>
-        </w:rPr>
-        <w:t>1.2 Aim and Scope of Phase 1</w:t>
-      </w:r>
-    </w:p>
-    <w:p>
-      <w:pPr>
-        <w:jc w:val="both"/>
-      </w:pPr>
-      <w:r>
-        <w:t>This report documents Phase 1 of a two-phase group project for ENGE707. Phase 1 is limited to the data engineering foundation of the project: problem and dataset definition, data acquisition and inspection, data cleansing and transformation, and exploratory data analysis (EDA). Feature engineering beyond a single derived variable, machine learning model development, model evaluation, and formal statistical hypothesis testing beyond the two illustrative tests reported in Section 5.8 are scoped for Phase 2 of</w:t>
-      </w:r>
-      <w:r>
-        <w:t xml:space="preserve"> the project.</w:t>
-      </w:r>
-    </w:p>
-    <w:p>
-      <w:pPr>
-        <w:pStyle w:val="Heading1"/>
-        <w:spacing w:before="360" w:after="200"/>
-      </w:pPr>
-      <w:r>
-        <w:rPr>
-          <w:b/>
-          <w:bCs/>
-          <w:sz w:val="24"/>
-          <w:szCs w:val="24"/>
-        </w:rPr>
-        <w:lastRenderedPageBreak/>
-        <w:t>2. Dataset Description</w:t>
-      </w:r>
-    </w:p>
-    <w:p>
-      <w:pPr>
-        <w:pStyle w:val="Heading2"/>
-        <w:spacing w:before="280" w:after="160"/>
-      </w:pPr>
-      <w:r>
-        <w:rPr>
-          <w:b/>
-          <w:bCs/>
-          <w:sz w:val="24"/>
-          <w:szCs w:val="24"/>
-        </w:rPr>
-        <w:t>2.1 Source, Access, and Licence</w:t>
-      </w:r>
-    </w:p>
-    <w:p>
-      <w:pPr>
-        <w:shd w:val="clear" w:color="auto" w:fill="FCEEEA"/>
-        <w:spacing w:before="80" w:after="160"/>
-      </w:pPr>
-      <w:r>
-        <w:rPr>
+        <w:t xml:space="preserve">[TEAM TO ADD: The exact dataset URL (e.g., the Kaggle listing page), the date it was downloaded, and the licence or terms of use it is published under. State this in one short </w:t>
+      </w:r>
+      <w:r>
+        <w:rPr>
+          <w:rFonts w:ascii="Calibri" w:hAnsi="Calibri" w:cs="Calibri"/>
           <w:b/>
           <w:bCs/>
           <w:i/>
           <w:iCs/>
           <w:color w:val="B7472A"/>
         </w:rPr>
-        <w:t>[TEAM TO ADD: The exact dataset URL (e.g., the Kaggle listing page), the date it was downloaded, and the licence or terms of use it is published under. State this in one short paragraph in third person, e.g., 'The dataset was accessed on [date] from [source], and is distributed under [licence].' Also confirm the date lecturer approval was obtained.]</w:t>
+        <w:lastRenderedPageBreak/>
+        <w:t>paragraph in third person, e.g., 'The dataset was accessed on [date] from [source], and is distributed under [licence].' Also confirm the date lecturer approval was obtained.]</w:t>
       </w:r>
     </w:p>
     <w:p>
       <w:pPr>
         <w:pStyle w:val="Heading2"/>
         <w:spacing w:before="280" w:after="160"/>
-      </w:pPr>
-      <w:r>
-        <w:rPr>
+        <w:rPr>
+          <w:rFonts w:ascii="Calibri" w:hAnsi="Calibri" w:cs="Calibri"/>
+        </w:rPr>
+      </w:pPr>
+      <w:r>
+        <w:rPr>
+          <w:rFonts w:ascii="Calibri" w:hAnsi="Calibri" w:cs="Calibri"/>
           <w:b/>
           <w:bCs/>
           <w:sz w:val="24"/>
@@ -420,54 +654,76 @@
     <w:p>
       <w:pPr>
         <w:jc w:val="both"/>
-      </w:pPr>
-      <w:r>
+        <w:rPr>
+          <w:rFonts w:ascii="Calibri" w:hAnsi="Calibri" w:cs="Calibri"/>
+        </w:rPr>
+      </w:pPr>
+      <w:r>
+        <w:rPr>
+          <w:rFonts w:ascii="Calibri" w:hAnsi="Calibri" w:cs="Calibri"/>
+        </w:rPr>
         <w:t xml:space="preserve">The primary dataset, </w:t>
       </w:r>
       <w:r>
         <w:rPr>
+          <w:rFonts w:ascii="Calibri" w:hAnsi="Calibri" w:cs="Calibri"/>
           <w:i/>
           <w:iCs/>
         </w:rPr>
         <w:t>ai_company_adoption.csv</w:t>
       </w:r>
       <w:r>
-        <w:t>, contains 150,000 records and 43 features. Each record represents one quarterly survey response from one of 10,000 companies, covering approximately 16 quarters between 2023 and 2026. The features fall into three broad groups: firmographic variables describing each company (country, region, industry, company size, number of employees, annual revenue, and company age); AI-adoption variables describing the intensity and nature of AI use (adoption rate, adoption stage, maturity score, t</w:t>
-      </w:r>
-      <w:r>
-        <w:t>raining hours, budget percentage, primary AI tool, and use case); and outcome variables describing the effects associated with AI use (productivity change, revenue growth, cost reduction, employee satisfaction, and jobs displaced or created).</w:t>
+        <w:rPr>
+          <w:rFonts w:ascii="Calibri" w:hAnsi="Calibri" w:cs="Calibri"/>
+        </w:rPr>
+        <w:t>, contains 150,000 records and 43 features. Each record represents one quarterly survey response from one of 10,000 companies, covering approximately 16 quarters between 2023 and 2026. The features fall into three broad groups: firmographic variables describing each company (country, region, industry, company size, number of employees, annual revenue, and company age); AI-adoption variables describing the intensity and nature of AI use (adoption rate, adoption stage, maturity score, training hours, budget percentage, primary AI tool, and use case); and outcome variables describing the effects associated with AI use (productivity change, revenue growth, cost reduction, employee satisfaction, and jobs displaced or created).</w:t>
       </w:r>
     </w:p>
     <w:p>
       <w:pPr>
         <w:jc w:val="both"/>
-      </w:pPr>
-      <w:r>
+        <w:rPr>
+          <w:rFonts w:ascii="Calibri" w:hAnsi="Calibri" w:cs="Calibri"/>
+        </w:rPr>
+      </w:pPr>
+      <w:r>
+        <w:rPr>
+          <w:rFonts w:ascii="Calibri" w:hAnsi="Calibri" w:cs="Calibri"/>
+        </w:rPr>
         <w:t xml:space="preserve">Two smaller files, </w:t>
       </w:r>
       <w:r>
         <w:rPr>
+          <w:rFonts w:ascii="Calibri" w:hAnsi="Calibri" w:cs="Calibri"/>
           <w:i/>
           <w:iCs/>
         </w:rPr>
         <w:t>ai_industry_summary.csv</w:t>
       </w:r>
       <w:r>
+        <w:rPr>
+          <w:rFonts w:ascii="Calibri" w:hAnsi="Calibri" w:cs="Calibri"/>
+        </w:rPr>
         <w:t xml:space="preserve"> and </w:t>
       </w:r>
       <w:r>
         <w:rPr>
+          <w:rFonts w:ascii="Calibri" w:hAnsi="Calibri" w:cs="Calibri"/>
           <w:i/>
           <w:iCs/>
         </w:rPr>
         <w:t>country_ai_index.csv</w:t>
       </w:r>
       <w:r>
+        <w:rPr>
+          <w:rFonts w:ascii="Calibri" w:hAnsi="Calibri" w:cs="Calibri"/>
+        </w:rPr>
         <w:t xml:space="preserve">, are treated as optional lookup or reference tables in the current notebook and have not been merged into the main analysis. The primary outcome of interest is </w:t>
       </w:r>
       <w:proofErr w:type="spellStart"/>
       <w:r>
         <w:rPr>
+          <w:rFonts w:ascii="Calibri" w:hAnsi="Calibri" w:cs="Calibri"/>
           <w:i/>
           <w:iCs/>
         </w:rPr>
@@ -475,11 +731,15 @@
       </w:r>
       <w:proofErr w:type="spellEnd"/>
       <w:r>
+        <w:rPr>
+          <w:rFonts w:ascii="Calibri" w:hAnsi="Calibri" w:cs="Calibri"/>
+        </w:rPr>
         <w:t xml:space="preserve">, a four-level categorical variable (none, pilot, partial, full). A derived binary target, </w:t>
       </w:r>
       <w:proofErr w:type="spellStart"/>
       <w:r>
         <w:rPr>
+          <w:rFonts w:ascii="Calibri" w:hAnsi="Calibri" w:cs="Calibri"/>
           <w:i/>
           <w:iCs/>
         </w:rPr>
@@ -487,6 +747,9 @@
       </w:r>
       <w:proofErr w:type="spellEnd"/>
       <w:r>
+        <w:rPr>
+          <w:rFonts w:ascii="Calibri" w:hAnsi="Calibri" w:cs="Calibri"/>
+        </w:rPr>
         <w:t>, was engineered to flag records where a company had reached the partial or full stage, giving a simpler two-class framing alongside the original four-level variable.</w:t>
       </w:r>
     </w:p>
@@ -494,15 +757,18 @@
       <w:pPr>
         <w:pStyle w:val="Heading1"/>
         <w:spacing w:before="360" w:after="200"/>
-      </w:pPr>
-      <w:r>
-        <w:rPr>
+        <w:rPr>
+          <w:rFonts w:ascii="Calibri" w:hAnsi="Calibri" w:cs="Calibri"/>
+        </w:rPr>
+      </w:pPr>
+      <w:r>
+        <w:rPr>
+          <w:rFonts w:ascii="Calibri" w:hAnsi="Calibri" w:cs="Calibri"/>
           <w:b/>
           <w:bCs/>
           <w:sz w:val="24"/>
           <w:szCs w:val="24"/>
         </w:rPr>
-        <w:lastRenderedPageBreak/>
         <w:t>3. Data Acquisition, Inspection, and Documentation</w:t>
       </w:r>
     </w:p>
@@ -510,9 +776,13 @@
       <w:pPr>
         <w:pStyle w:val="Heading2"/>
         <w:spacing w:before="280" w:after="160"/>
-      </w:pPr>
-      <w:r>
-        <w:rPr>
+        <w:rPr>
+          <w:rFonts w:ascii="Calibri" w:hAnsi="Calibri" w:cs="Calibri"/>
+        </w:rPr>
+      </w:pPr>
+      <w:r>
+        <w:rPr>
+          <w:rFonts w:ascii="Calibri" w:hAnsi="Calibri" w:cs="Calibri"/>
           <w:b/>
           <w:bCs/>
           <w:sz w:val="24"/>
@@ -524,13 +794,21 @@
     <w:p>
       <w:pPr>
         <w:jc w:val="both"/>
-      </w:pPr>
-      <w:r>
+        <w:rPr>
+          <w:rFonts w:ascii="Calibri" w:hAnsi="Calibri" w:cs="Calibri"/>
+        </w:rPr>
+      </w:pPr>
+      <w:r>
+        <w:rPr>
+          <w:rFonts w:ascii="Calibri" w:hAnsi="Calibri" w:cs="Calibri"/>
+        </w:rPr>
+        <w:lastRenderedPageBreak/>
         <w:t>The dataset was loaded in Python using pandas, following the same extract-transform-load structure introduced in the Week 2–3 laboratory exercise on cleaning real-world data (see Section 8; Siddique, 2026a). The raw dataset was confirmed to contain 150,000 rows and 43 columns, matching the documented structure. Of the 43 columns, 15 are stored as 64-bit floating-point numbers, 14 as 64-bit integers, one as a plain string identifier (</w:t>
       </w:r>
       <w:proofErr w:type="spellStart"/>
       <w:r>
         <w:rPr>
+          <w:rFonts w:ascii="Calibri" w:hAnsi="Calibri" w:cs="Calibri"/>
           <w:i/>
           <w:iCs/>
         </w:rPr>
@@ -538,31 +816,43 @@
       </w:r>
       <w:proofErr w:type="spellEnd"/>
       <w:r>
+        <w:rPr>
+          <w:rFonts w:ascii="Calibri" w:hAnsi="Calibri" w:cs="Calibri"/>
+        </w:rPr>
         <w:t xml:space="preserve">), and 13 as categorical text fields (for example </w:t>
       </w:r>
       <w:r>
         <w:rPr>
+          <w:rFonts w:ascii="Calibri" w:hAnsi="Calibri" w:cs="Calibri"/>
           <w:i/>
           <w:iCs/>
         </w:rPr>
         <w:t>country</w:t>
       </w:r>
       <w:r>
+        <w:rPr>
+          <w:rFonts w:ascii="Calibri" w:hAnsi="Calibri" w:cs="Calibri"/>
+        </w:rPr>
         <w:t xml:space="preserve">, </w:t>
       </w:r>
       <w:r>
         <w:rPr>
+          <w:rFonts w:ascii="Calibri" w:hAnsi="Calibri" w:cs="Calibri"/>
           <w:i/>
           <w:iCs/>
         </w:rPr>
         <w:t>industry</w:t>
       </w:r>
       <w:r>
+        <w:rPr>
+          <w:rFonts w:ascii="Calibri" w:hAnsi="Calibri" w:cs="Calibri"/>
+        </w:rPr>
         <w:t xml:space="preserve">, </w:t>
       </w:r>
       <w:proofErr w:type="spellStart"/>
       <w:r>
         <w:rPr>
+          <w:rFonts w:ascii="Calibri" w:hAnsi="Calibri" w:cs="Calibri"/>
           <w:i/>
           <w:iCs/>
         </w:rPr>
@@ -570,11 +860,15 @@
       </w:r>
       <w:proofErr w:type="spellEnd"/>
       <w:r>
+        <w:rPr>
+          <w:rFonts w:ascii="Calibri" w:hAnsi="Calibri" w:cs="Calibri"/>
+        </w:rPr>
         <w:t xml:space="preserve">, and </w:t>
       </w:r>
       <w:proofErr w:type="spellStart"/>
       <w:r>
         <w:rPr>
+          <w:rFonts w:ascii="Calibri" w:hAnsi="Calibri" w:cs="Calibri"/>
           <w:i/>
           <w:iCs/>
         </w:rPr>
@@ -582,14 +876,23 @@
       </w:r>
       <w:proofErr w:type="spellEnd"/>
       <w:r>
+        <w:rPr>
+          <w:rFonts w:ascii="Calibri" w:hAnsi="Calibri" w:cs="Calibri"/>
+        </w:rPr>
         <w:t xml:space="preserve">). Converting the free-text categorical columns to pandas' category </w:t>
       </w:r>
       <w:proofErr w:type="spellStart"/>
       <w:r>
+        <w:rPr>
+          <w:rFonts w:ascii="Calibri" w:hAnsi="Calibri" w:cs="Calibri"/>
+        </w:rPr>
         <w:t>dtype</w:t>
       </w:r>
       <w:proofErr w:type="spellEnd"/>
       <w:r>
+        <w:rPr>
+          <w:rFonts w:ascii="Calibri" w:hAnsi="Calibri" w:cs="Calibri"/>
+        </w:rPr>
         <w:t xml:space="preserve"> at the loading stage is the data-typing equivalent of the header-naming step used for the arrhythmia dataset in the Week 2–3 laboratory, and reduces memory use for the repeated string values in these columns.</w:t>
       </w:r>
     </w:p>
@@ -597,9 +900,13 @@
       <w:pPr>
         <w:pStyle w:val="Heading2"/>
         <w:spacing w:before="280" w:after="160"/>
-      </w:pPr>
-      <w:r>
-        <w:rPr>
+        <w:rPr>
+          <w:rFonts w:ascii="Calibri" w:hAnsi="Calibri" w:cs="Calibri"/>
+        </w:rPr>
+      </w:pPr>
+      <w:r>
+        <w:rPr>
+          <w:rFonts w:ascii="Calibri" w:hAnsi="Calibri" w:cs="Calibri"/>
           <w:b/>
           <w:bCs/>
           <w:sz w:val="24"/>
@@ -611,13 +918,20 @@
     <w:p>
       <w:pPr>
         <w:jc w:val="both"/>
-      </w:pPr>
-      <w:r>
+        <w:rPr>
+          <w:rFonts w:ascii="Calibri" w:hAnsi="Calibri" w:cs="Calibri"/>
+        </w:rPr>
+      </w:pPr>
+      <w:r>
+        <w:rPr>
+          <w:rFonts w:ascii="Calibri" w:hAnsi="Calibri" w:cs="Calibri"/>
+        </w:rPr>
         <w:t xml:space="preserve">A systematic inspection was carried out before any cleaning was applied, checking for missing values, duplicate records, and implausible value ranges. No missing values were found in any of the 43 raw columns, and no fully duplicate rows or duplicate </w:t>
       </w:r>
       <w:proofErr w:type="spellStart"/>
       <w:r>
         <w:rPr>
+          <w:rFonts w:ascii="Calibri" w:hAnsi="Calibri" w:cs="Calibri"/>
           <w:i/>
           <w:iCs/>
         </w:rPr>
@@ -625,6 +939,9 @@
       </w:r>
       <w:proofErr w:type="spellEnd"/>
       <w:r>
+        <w:rPr>
+          <w:rFonts w:ascii="Calibri" w:hAnsi="Calibri" w:cs="Calibri"/>
+        </w:rPr>
         <w:t xml:space="preserve"> values were present. Table 1 summarises the minimum and maximum values for four representative numeric columns, and the distribution of records across the four adoption-stage categories.</w:t>
       </w:r>
     </w:p>
@@ -632,6 +949,7 @@
       <w:pPr>
         <w:spacing w:before="200" w:after="60"/>
         <w:rPr>
+          <w:rFonts w:ascii="Calibri" w:hAnsi="Calibri" w:cs="Calibri"/>
           <w:b/>
           <w:bCs/>
         </w:rPr>
@@ -641,6 +959,7 @@
       <w:pPr>
         <w:spacing w:before="200" w:after="60"/>
         <w:rPr>
+          <w:rFonts w:ascii="Calibri" w:hAnsi="Calibri" w:cs="Calibri"/>
           <w:b/>
           <w:bCs/>
         </w:rPr>
@@ -650,6 +969,7 @@
       <w:pPr>
         <w:spacing w:before="200" w:after="60"/>
         <w:rPr>
+          <w:rFonts w:ascii="Calibri" w:hAnsi="Calibri" w:cs="Calibri"/>
           <w:b/>
           <w:bCs/>
         </w:rPr>
@@ -658,25 +978,33 @@
     <w:p>
       <w:pPr>
         <w:spacing w:before="200" w:after="60"/>
-      </w:pPr>
-      <w:r>
-        <w:rPr>
-          <w:b/>
-          <w:bCs/>
-        </w:rPr>
-        <w:lastRenderedPageBreak/>
+        <w:rPr>
+          <w:rFonts w:ascii="Calibri" w:hAnsi="Calibri" w:cs="Calibri"/>
+        </w:rPr>
+      </w:pPr>
+      <w:r>
+        <w:rPr>
+          <w:rFonts w:ascii="Calibri" w:hAnsi="Calibri" w:cs="Calibri"/>
+          <w:b/>
+          <w:bCs/>
+        </w:rPr>
         <w:t>Table 1</w:t>
       </w:r>
     </w:p>
     <w:p>
       <w:pPr>
         <w:spacing w:after="120"/>
-      </w:pPr>
-      <w:r>
-        <w:rPr>
+        <w:rPr>
+          <w:rFonts w:ascii="Calibri" w:hAnsi="Calibri" w:cs="Calibri"/>
+        </w:rPr>
+      </w:pPr>
+      <w:r>
+        <w:rPr>
+          <w:rFonts w:ascii="Calibri" w:hAnsi="Calibri" w:cs="Calibri"/>
           <w:i/>
           <w:iCs/>
         </w:rPr>
+        <w:lastRenderedPageBreak/>
         <w:t>Value Ranges for Key Numeric Variables in the Raw Data</w:t>
       </w:r>
     </w:p>
@@ -700,12 +1028,6 @@
         <w:gridCol w:w="3009"/>
       </w:tblGrid>
       <w:tr>
-        <w:tblPrEx>
-          <w:tblCellMar>
-            <w:top w:w="0" w:type="dxa"/>
-            <w:bottom w:w="0" w:type="dxa"/>
-          </w:tblCellMar>
-        </w:tblPrEx>
         <w:trPr>
           <w:tblHeader/>
         </w:trPr>
@@ -724,9 +1046,13 @@
           <w:p>
             <w:pPr>
               <w:jc w:val="center"/>
-            </w:pPr>
-            <w:r>
-              <w:rPr>
+              <w:rPr>
+                <w:rFonts w:ascii="Calibri" w:hAnsi="Calibri" w:cs="Calibri"/>
+              </w:rPr>
+            </w:pPr>
+            <w:r>
+              <w:rPr>
+                <w:rFonts w:ascii="Calibri" w:hAnsi="Calibri" w:cs="Calibri"/>
                 <w:b/>
                 <w:bCs/>
                 <w:sz w:val="22"/>
@@ -751,9 +1077,13 @@
           <w:p>
             <w:pPr>
               <w:jc w:val="center"/>
-            </w:pPr>
-            <w:r>
-              <w:rPr>
+              <w:rPr>
+                <w:rFonts w:ascii="Calibri" w:hAnsi="Calibri" w:cs="Calibri"/>
+              </w:rPr>
+            </w:pPr>
+            <w:r>
+              <w:rPr>
+                <w:rFonts w:ascii="Calibri" w:hAnsi="Calibri" w:cs="Calibri"/>
                 <w:b/>
                 <w:bCs/>
                 <w:sz w:val="22"/>
@@ -778,9 +1108,13 @@
           <w:p>
             <w:pPr>
               <w:jc w:val="center"/>
-            </w:pPr>
-            <w:r>
-              <w:rPr>
+              <w:rPr>
+                <w:rFonts w:ascii="Calibri" w:hAnsi="Calibri" w:cs="Calibri"/>
+              </w:rPr>
+            </w:pPr>
+            <w:r>
+              <w:rPr>
+                <w:rFonts w:ascii="Calibri" w:hAnsi="Calibri" w:cs="Calibri"/>
                 <w:b/>
                 <w:bCs/>
                 <w:sz w:val="22"/>
@@ -792,12 +1126,6 @@
         </w:tc>
       </w:tr>
       <w:tr>
-        <w:tblPrEx>
-          <w:tblCellMar>
-            <w:top w:w="0" w:type="dxa"/>
-            <w:bottom w:w="0" w:type="dxa"/>
-          </w:tblCellMar>
-        </w:tblPrEx>
         <w:tc>
           <w:tcPr>
             <w:tcW w:w="3008" w:type="dxa"/>
@@ -810,9 +1138,15 @@
             <w:vAlign w:val="center"/>
           </w:tcPr>
           <w:p>
+            <w:pPr>
+              <w:rPr>
+                <w:rFonts w:ascii="Calibri" w:hAnsi="Calibri" w:cs="Calibri"/>
+              </w:rPr>
+            </w:pPr>
             <w:proofErr w:type="spellStart"/>
             <w:r>
               <w:rPr>
+                <w:rFonts w:ascii="Calibri" w:hAnsi="Calibri" w:cs="Calibri"/>
                 <w:sz w:val="22"/>
                 <w:szCs w:val="22"/>
               </w:rPr>
@@ -833,8 +1167,14 @@
             <w:vAlign w:val="center"/>
           </w:tcPr>
           <w:p>
-            <w:r>
-              <w:rPr>
+            <w:pPr>
+              <w:rPr>
+                <w:rFonts w:ascii="Calibri" w:hAnsi="Calibri" w:cs="Calibri"/>
+              </w:rPr>
+            </w:pPr>
+            <w:r>
+              <w:rPr>
+                <w:rFonts w:ascii="Calibri" w:hAnsi="Calibri" w:cs="Calibri"/>
                 <w:sz w:val="22"/>
                 <w:szCs w:val="22"/>
               </w:rPr>
@@ -854,8 +1194,14 @@
             <w:vAlign w:val="center"/>
           </w:tcPr>
           <w:p>
-            <w:r>
-              <w:rPr>
+            <w:pPr>
+              <w:rPr>
+                <w:rFonts w:ascii="Calibri" w:hAnsi="Calibri" w:cs="Calibri"/>
+              </w:rPr>
+            </w:pPr>
+            <w:r>
+              <w:rPr>
+                <w:rFonts w:ascii="Calibri" w:hAnsi="Calibri" w:cs="Calibri"/>
                 <w:sz w:val="22"/>
                 <w:szCs w:val="22"/>
               </w:rPr>
@@ -865,12 +1211,6 @@
         </w:tc>
       </w:tr>
       <w:tr>
-        <w:tblPrEx>
-          <w:tblCellMar>
-            <w:top w:w="0" w:type="dxa"/>
-            <w:bottom w:w="0" w:type="dxa"/>
-          </w:tblCellMar>
-        </w:tblPrEx>
         <w:tc>
           <w:tcPr>
             <w:tcW w:w="3008" w:type="dxa"/>
@@ -883,9 +1223,15 @@
             <w:vAlign w:val="center"/>
           </w:tcPr>
           <w:p>
+            <w:pPr>
+              <w:rPr>
+                <w:rFonts w:ascii="Calibri" w:hAnsi="Calibri" w:cs="Calibri"/>
+              </w:rPr>
+            </w:pPr>
             <w:proofErr w:type="spellStart"/>
             <w:r>
               <w:rPr>
+                <w:rFonts w:ascii="Calibri" w:hAnsi="Calibri" w:cs="Calibri"/>
                 <w:sz w:val="22"/>
                 <w:szCs w:val="22"/>
               </w:rPr>
@@ -906,8 +1252,14 @@
             <w:vAlign w:val="center"/>
           </w:tcPr>
           <w:p>
-            <w:r>
-              <w:rPr>
+            <w:pPr>
+              <w:rPr>
+                <w:rFonts w:ascii="Calibri" w:hAnsi="Calibri" w:cs="Calibri"/>
+              </w:rPr>
+            </w:pPr>
+            <w:r>
+              <w:rPr>
+                <w:rFonts w:ascii="Calibri" w:hAnsi="Calibri" w:cs="Calibri"/>
                 <w:sz w:val="22"/>
                 <w:szCs w:val="22"/>
               </w:rPr>
@@ -927,8 +1279,14 @@
             <w:vAlign w:val="center"/>
           </w:tcPr>
           <w:p>
-            <w:r>
-              <w:rPr>
+            <w:pPr>
+              <w:rPr>
+                <w:rFonts w:ascii="Calibri" w:hAnsi="Calibri" w:cs="Calibri"/>
+              </w:rPr>
+            </w:pPr>
+            <w:r>
+              <w:rPr>
+                <w:rFonts w:ascii="Calibri" w:hAnsi="Calibri" w:cs="Calibri"/>
                 <w:sz w:val="22"/>
                 <w:szCs w:val="22"/>
               </w:rPr>
@@ -938,12 +1296,6 @@
         </w:tc>
       </w:tr>
       <w:tr>
-        <w:tblPrEx>
-          <w:tblCellMar>
-            <w:top w:w="0" w:type="dxa"/>
-            <w:bottom w:w="0" w:type="dxa"/>
-          </w:tblCellMar>
-        </w:tblPrEx>
         <w:tc>
           <w:tcPr>
             <w:tcW w:w="3008" w:type="dxa"/>
@@ -956,9 +1308,15 @@
             <w:vAlign w:val="center"/>
           </w:tcPr>
           <w:p>
+            <w:pPr>
+              <w:rPr>
+                <w:rFonts w:ascii="Calibri" w:hAnsi="Calibri" w:cs="Calibri"/>
+              </w:rPr>
+            </w:pPr>
             <w:proofErr w:type="spellStart"/>
             <w:r>
               <w:rPr>
+                <w:rFonts w:ascii="Calibri" w:hAnsi="Calibri" w:cs="Calibri"/>
                 <w:sz w:val="22"/>
                 <w:szCs w:val="22"/>
               </w:rPr>
@@ -967,6 +1325,7 @@
             <w:proofErr w:type="spellEnd"/>
             <w:r>
               <w:rPr>
+                <w:rFonts w:ascii="Calibri" w:hAnsi="Calibri" w:cs="Calibri"/>
                 <w:sz w:val="22"/>
                 <w:szCs w:val="22"/>
               </w:rPr>
@@ -986,8 +1345,14 @@
             <w:vAlign w:val="center"/>
           </w:tcPr>
           <w:p>
-            <w:r>
-              <w:rPr>
+            <w:pPr>
+              <w:rPr>
+                <w:rFonts w:ascii="Calibri" w:hAnsi="Calibri" w:cs="Calibri"/>
+              </w:rPr>
+            </w:pPr>
+            <w:r>
+              <w:rPr>
+                <w:rFonts w:ascii="Calibri" w:hAnsi="Calibri" w:cs="Calibri"/>
                 <w:sz w:val="22"/>
                 <w:szCs w:val="22"/>
               </w:rPr>
@@ -1007,8 +1372,14 @@
             <w:vAlign w:val="center"/>
           </w:tcPr>
           <w:p>
-            <w:r>
-              <w:rPr>
+            <w:pPr>
+              <w:rPr>
+                <w:rFonts w:ascii="Calibri" w:hAnsi="Calibri" w:cs="Calibri"/>
+              </w:rPr>
+            </w:pPr>
+            <w:r>
+              <w:rPr>
+                <w:rFonts w:ascii="Calibri" w:hAnsi="Calibri" w:cs="Calibri"/>
                 <w:sz w:val="22"/>
                 <w:szCs w:val="22"/>
               </w:rPr>
@@ -1018,12 +1389,6 @@
         </w:tc>
       </w:tr>
       <w:tr>
-        <w:tblPrEx>
-          <w:tblCellMar>
-            <w:top w:w="0" w:type="dxa"/>
-            <w:bottom w:w="0" w:type="dxa"/>
-          </w:tblCellMar>
-        </w:tblPrEx>
         <w:tc>
           <w:tcPr>
             <w:tcW w:w="3008" w:type="dxa"/>
@@ -1036,9 +1401,15 @@
             <w:vAlign w:val="center"/>
           </w:tcPr>
           <w:p>
+            <w:pPr>
+              <w:rPr>
+                <w:rFonts w:ascii="Calibri" w:hAnsi="Calibri" w:cs="Calibri"/>
+              </w:rPr>
+            </w:pPr>
             <w:proofErr w:type="spellStart"/>
             <w:r>
               <w:rPr>
+                <w:rFonts w:ascii="Calibri" w:hAnsi="Calibri" w:cs="Calibri"/>
                 <w:sz w:val="22"/>
                 <w:szCs w:val="22"/>
               </w:rPr>
@@ -1059,8 +1430,14 @@
             <w:vAlign w:val="center"/>
           </w:tcPr>
           <w:p>
-            <w:r>
-              <w:rPr>
+            <w:pPr>
+              <w:rPr>
+                <w:rFonts w:ascii="Calibri" w:hAnsi="Calibri" w:cs="Calibri"/>
+              </w:rPr>
+            </w:pPr>
+            <w:r>
+              <w:rPr>
+                <w:rFonts w:ascii="Calibri" w:hAnsi="Calibri" w:cs="Calibri"/>
                 <w:sz w:val="22"/>
                 <w:szCs w:val="22"/>
               </w:rPr>
@@ -1080,8 +1457,14 @@
             <w:vAlign w:val="center"/>
           </w:tcPr>
           <w:p>
-            <w:r>
-              <w:rPr>
+            <w:pPr>
+              <w:rPr>
+                <w:rFonts w:ascii="Calibri" w:hAnsi="Calibri" w:cs="Calibri"/>
+              </w:rPr>
+            </w:pPr>
+            <w:r>
+              <w:rPr>
+                <w:rFonts w:ascii="Calibri" w:hAnsi="Calibri" w:cs="Calibri"/>
                 <w:sz w:val="22"/>
                 <w:szCs w:val="22"/>
               </w:rPr>
@@ -1094,14 +1477,21 @@
     <w:p>
       <w:pPr>
         <w:spacing w:after="240"/>
+        <w:rPr>
+          <w:rFonts w:ascii="Calibri" w:hAnsi="Calibri" w:cs="Calibri"/>
+        </w:rPr>
       </w:pPr>
     </w:p>
     <w:p>
       <w:pPr>
         <w:spacing w:before="200" w:after="60"/>
-      </w:pPr>
-      <w:r>
-        <w:rPr>
+        <w:rPr>
+          <w:rFonts w:ascii="Calibri" w:hAnsi="Calibri" w:cs="Calibri"/>
+        </w:rPr>
+      </w:pPr>
+      <w:r>
+        <w:rPr>
+          <w:rFonts w:ascii="Calibri" w:hAnsi="Calibri" w:cs="Calibri"/>
           <w:b/>
           <w:bCs/>
         </w:rPr>
@@ -1111,9 +1501,13 @@
     <w:p>
       <w:pPr>
         <w:spacing w:after="120"/>
-      </w:pPr>
-      <w:r>
-        <w:rPr>
+        <w:rPr>
+          <w:rFonts w:ascii="Calibri" w:hAnsi="Calibri" w:cs="Calibri"/>
+        </w:rPr>
+      </w:pPr>
+      <w:r>
+        <w:rPr>
+          <w:rFonts w:ascii="Calibri" w:hAnsi="Calibri" w:cs="Calibri"/>
           <w:i/>
           <w:iCs/>
         </w:rPr>
@@ -1140,12 +1534,6 @@
         <w:gridCol w:w="3009"/>
       </w:tblGrid>
       <w:tr>
-        <w:tblPrEx>
-          <w:tblCellMar>
-            <w:top w:w="0" w:type="dxa"/>
-            <w:bottom w:w="0" w:type="dxa"/>
-          </w:tblCellMar>
-        </w:tblPrEx>
         <w:trPr>
           <w:tblHeader/>
         </w:trPr>
@@ -1164,9 +1552,13 @@
           <w:p>
             <w:pPr>
               <w:jc w:val="center"/>
-            </w:pPr>
-            <w:r>
-              <w:rPr>
+              <w:rPr>
+                <w:rFonts w:ascii="Calibri" w:hAnsi="Calibri" w:cs="Calibri"/>
+              </w:rPr>
+            </w:pPr>
+            <w:r>
+              <w:rPr>
+                <w:rFonts w:ascii="Calibri" w:hAnsi="Calibri" w:cs="Calibri"/>
                 <w:b/>
                 <w:bCs/>
                 <w:sz w:val="22"/>
@@ -1191,9 +1583,13 @@
           <w:p>
             <w:pPr>
               <w:jc w:val="center"/>
-            </w:pPr>
-            <w:r>
-              <w:rPr>
+              <w:rPr>
+                <w:rFonts w:ascii="Calibri" w:hAnsi="Calibri" w:cs="Calibri"/>
+              </w:rPr>
+            </w:pPr>
+            <w:r>
+              <w:rPr>
+                <w:rFonts w:ascii="Calibri" w:hAnsi="Calibri" w:cs="Calibri"/>
                 <w:b/>
                 <w:bCs/>
                 <w:sz w:val="22"/>
@@ -1218,9 +1614,13 @@
           <w:p>
             <w:pPr>
               <w:jc w:val="center"/>
-            </w:pPr>
-            <w:r>
-              <w:rPr>
+              <w:rPr>
+                <w:rFonts w:ascii="Calibri" w:hAnsi="Calibri" w:cs="Calibri"/>
+              </w:rPr>
+            </w:pPr>
+            <w:r>
+              <w:rPr>
+                <w:rFonts w:ascii="Calibri" w:hAnsi="Calibri" w:cs="Calibri"/>
                 <w:b/>
                 <w:bCs/>
                 <w:sz w:val="22"/>
@@ -1232,12 +1632,6 @@
         </w:tc>
       </w:tr>
       <w:tr>
-        <w:tblPrEx>
-          <w:tblCellMar>
-            <w:top w:w="0" w:type="dxa"/>
-            <w:bottom w:w="0" w:type="dxa"/>
-          </w:tblCellMar>
-        </w:tblPrEx>
         <w:tc>
           <w:tcPr>
             <w:tcW w:w="3008" w:type="dxa"/>
@@ -1250,8 +1644,14 @@
             <w:vAlign w:val="center"/>
           </w:tcPr>
           <w:p>
-            <w:r>
-              <w:rPr>
+            <w:pPr>
+              <w:rPr>
+                <w:rFonts w:ascii="Calibri" w:hAnsi="Calibri" w:cs="Calibri"/>
+              </w:rPr>
+            </w:pPr>
+            <w:r>
+              <w:rPr>
+                <w:rFonts w:ascii="Calibri" w:hAnsi="Calibri" w:cs="Calibri"/>
                 <w:sz w:val="22"/>
                 <w:szCs w:val="22"/>
               </w:rPr>
@@ -1271,8 +1671,14 @@
             <w:vAlign w:val="center"/>
           </w:tcPr>
           <w:p>
-            <w:r>
-              <w:rPr>
+            <w:pPr>
+              <w:rPr>
+                <w:rFonts w:ascii="Calibri" w:hAnsi="Calibri" w:cs="Calibri"/>
+              </w:rPr>
+            </w:pPr>
+            <w:r>
+              <w:rPr>
+                <w:rFonts w:ascii="Calibri" w:hAnsi="Calibri" w:cs="Calibri"/>
                 <w:sz w:val="22"/>
                 <w:szCs w:val="22"/>
               </w:rPr>
@@ -1292,8 +1698,14 @@
             <w:vAlign w:val="center"/>
           </w:tcPr>
           <w:p>
-            <w:r>
-              <w:rPr>
+            <w:pPr>
+              <w:rPr>
+                <w:rFonts w:ascii="Calibri" w:hAnsi="Calibri" w:cs="Calibri"/>
+              </w:rPr>
+            </w:pPr>
+            <w:r>
+              <w:rPr>
+                <w:rFonts w:ascii="Calibri" w:hAnsi="Calibri" w:cs="Calibri"/>
                 <w:sz w:val="22"/>
                 <w:szCs w:val="22"/>
               </w:rPr>
@@ -1303,12 +1715,6 @@
         </w:tc>
       </w:tr>
       <w:tr>
-        <w:tblPrEx>
-          <w:tblCellMar>
-            <w:top w:w="0" w:type="dxa"/>
-            <w:bottom w:w="0" w:type="dxa"/>
-          </w:tblCellMar>
-        </w:tblPrEx>
         <w:tc>
           <w:tcPr>
             <w:tcW w:w="3008" w:type="dxa"/>
@@ -1321,8 +1727,14 @@
             <w:vAlign w:val="center"/>
           </w:tcPr>
           <w:p>
-            <w:r>
-              <w:rPr>
+            <w:pPr>
+              <w:rPr>
+                <w:rFonts w:ascii="Calibri" w:hAnsi="Calibri" w:cs="Calibri"/>
+              </w:rPr>
+            </w:pPr>
+            <w:r>
+              <w:rPr>
+                <w:rFonts w:ascii="Calibri" w:hAnsi="Calibri" w:cs="Calibri"/>
                 <w:sz w:val="22"/>
                 <w:szCs w:val="22"/>
               </w:rPr>
@@ -1342,8 +1754,14 @@
             <w:vAlign w:val="center"/>
           </w:tcPr>
           <w:p>
-            <w:r>
-              <w:rPr>
+            <w:pPr>
+              <w:rPr>
+                <w:rFonts w:ascii="Calibri" w:hAnsi="Calibri" w:cs="Calibri"/>
+              </w:rPr>
+            </w:pPr>
+            <w:r>
+              <w:rPr>
+                <w:rFonts w:ascii="Calibri" w:hAnsi="Calibri" w:cs="Calibri"/>
                 <w:sz w:val="22"/>
                 <w:szCs w:val="22"/>
               </w:rPr>
@@ -1363,8 +1781,14 @@
             <w:vAlign w:val="center"/>
           </w:tcPr>
           <w:p>
-            <w:r>
-              <w:rPr>
+            <w:pPr>
+              <w:rPr>
+                <w:rFonts w:ascii="Calibri" w:hAnsi="Calibri" w:cs="Calibri"/>
+              </w:rPr>
+            </w:pPr>
+            <w:r>
+              <w:rPr>
+                <w:rFonts w:ascii="Calibri" w:hAnsi="Calibri" w:cs="Calibri"/>
                 <w:sz w:val="22"/>
                 <w:szCs w:val="22"/>
               </w:rPr>
@@ -1374,12 +1798,6 @@
         </w:tc>
       </w:tr>
       <w:tr>
-        <w:tblPrEx>
-          <w:tblCellMar>
-            <w:top w:w="0" w:type="dxa"/>
-            <w:bottom w:w="0" w:type="dxa"/>
-          </w:tblCellMar>
-        </w:tblPrEx>
         <w:tc>
           <w:tcPr>
             <w:tcW w:w="3008" w:type="dxa"/>
@@ -1392,8 +1810,14 @@
             <w:vAlign w:val="center"/>
           </w:tcPr>
           <w:p>
-            <w:r>
-              <w:rPr>
+            <w:pPr>
+              <w:rPr>
+                <w:rFonts w:ascii="Calibri" w:hAnsi="Calibri" w:cs="Calibri"/>
+              </w:rPr>
+            </w:pPr>
+            <w:r>
+              <w:rPr>
+                <w:rFonts w:ascii="Calibri" w:hAnsi="Calibri" w:cs="Calibri"/>
                 <w:sz w:val="22"/>
                 <w:szCs w:val="22"/>
               </w:rPr>
@@ -1413,8 +1837,14 @@
             <w:vAlign w:val="center"/>
           </w:tcPr>
           <w:p>
-            <w:r>
-              <w:rPr>
+            <w:pPr>
+              <w:rPr>
+                <w:rFonts w:ascii="Calibri" w:hAnsi="Calibri" w:cs="Calibri"/>
+              </w:rPr>
+            </w:pPr>
+            <w:r>
+              <w:rPr>
+                <w:rFonts w:ascii="Calibri" w:hAnsi="Calibri" w:cs="Calibri"/>
                 <w:sz w:val="22"/>
                 <w:szCs w:val="22"/>
               </w:rPr>
@@ -1434,8 +1864,14 @@
             <w:vAlign w:val="center"/>
           </w:tcPr>
           <w:p>
-            <w:r>
-              <w:rPr>
+            <w:pPr>
+              <w:rPr>
+                <w:rFonts w:ascii="Calibri" w:hAnsi="Calibri" w:cs="Calibri"/>
+              </w:rPr>
+            </w:pPr>
+            <w:r>
+              <w:rPr>
+                <w:rFonts w:ascii="Calibri" w:hAnsi="Calibri" w:cs="Calibri"/>
                 <w:sz w:val="22"/>
                 <w:szCs w:val="22"/>
               </w:rPr>
@@ -1445,12 +1881,6 @@
         </w:tc>
       </w:tr>
       <w:tr>
-        <w:tblPrEx>
-          <w:tblCellMar>
-            <w:top w:w="0" w:type="dxa"/>
-            <w:bottom w:w="0" w:type="dxa"/>
-          </w:tblCellMar>
-        </w:tblPrEx>
         <w:tc>
           <w:tcPr>
             <w:tcW w:w="3008" w:type="dxa"/>
@@ -1463,8 +1893,14 @@
             <w:vAlign w:val="center"/>
           </w:tcPr>
           <w:p>
-            <w:r>
-              <w:rPr>
+            <w:pPr>
+              <w:rPr>
+                <w:rFonts w:ascii="Calibri" w:hAnsi="Calibri" w:cs="Calibri"/>
+              </w:rPr>
+            </w:pPr>
+            <w:r>
+              <w:rPr>
+                <w:rFonts w:ascii="Calibri" w:hAnsi="Calibri" w:cs="Calibri"/>
                 <w:sz w:val="22"/>
                 <w:szCs w:val="22"/>
               </w:rPr>
@@ -1484,8 +1920,14 @@
             <w:vAlign w:val="center"/>
           </w:tcPr>
           <w:p>
-            <w:r>
-              <w:rPr>
+            <w:pPr>
+              <w:rPr>
+                <w:rFonts w:ascii="Calibri" w:hAnsi="Calibri" w:cs="Calibri"/>
+              </w:rPr>
+            </w:pPr>
+            <w:r>
+              <w:rPr>
+                <w:rFonts w:ascii="Calibri" w:hAnsi="Calibri" w:cs="Calibri"/>
                 <w:sz w:val="22"/>
                 <w:szCs w:val="22"/>
               </w:rPr>
@@ -1505,8 +1947,14 @@
             <w:vAlign w:val="center"/>
           </w:tcPr>
           <w:p>
-            <w:r>
-              <w:rPr>
+            <w:pPr>
+              <w:rPr>
+                <w:rFonts w:ascii="Calibri" w:hAnsi="Calibri" w:cs="Calibri"/>
+              </w:rPr>
+            </w:pPr>
+            <w:r>
+              <w:rPr>
+                <w:rFonts w:ascii="Calibri" w:hAnsi="Calibri" w:cs="Calibri"/>
                 <w:sz w:val="22"/>
                 <w:szCs w:val="22"/>
               </w:rPr>
@@ -1519,15 +1967,22 @@
     <w:p>
       <w:pPr>
         <w:spacing w:after="240"/>
+        <w:rPr>
+          <w:rFonts w:ascii="Calibri" w:hAnsi="Calibri" w:cs="Calibri"/>
+        </w:rPr>
       </w:pPr>
     </w:p>
     <w:p>
       <w:pPr>
         <w:pStyle w:val="Heading2"/>
         <w:spacing w:before="280" w:after="160"/>
-      </w:pPr>
-      <w:r>
-        <w:rPr>
+        <w:rPr>
+          <w:rFonts w:ascii="Calibri" w:hAnsi="Calibri" w:cs="Calibri"/>
+        </w:rPr>
+      </w:pPr>
+      <w:r>
+        <w:rPr>
+          <w:rFonts w:ascii="Calibri" w:hAnsi="Calibri" w:cs="Calibri"/>
           <w:b/>
           <w:bCs/>
           <w:sz w:val="24"/>
@@ -1539,13 +1994,20 @@
     <w:p>
       <w:pPr>
         <w:jc w:val="both"/>
-      </w:pPr>
-      <w:r>
+        <w:rPr>
+          <w:rFonts w:ascii="Calibri" w:hAnsi="Calibri" w:cs="Calibri"/>
+        </w:rPr>
+      </w:pPr>
+      <w:r>
+        <w:rPr>
+          <w:rFonts w:ascii="Calibri" w:hAnsi="Calibri" w:cs="Calibri"/>
+        </w:rPr>
         <w:t xml:space="preserve">Beyond range checks, records were reviewed for logically inconsistent combinations, mirroring the age/height/weight consistency check used in the Week 2–3 laboratory. Specifically, every record was checked for cases where </w:t>
       </w:r>
       <w:proofErr w:type="spellStart"/>
       <w:r>
         <w:rPr>
+          <w:rFonts w:ascii="Calibri" w:hAnsi="Calibri" w:cs="Calibri"/>
           <w:i/>
           <w:iCs/>
         </w:rPr>
@@ -1553,11 +2015,15 @@
       </w:r>
       <w:proofErr w:type="spellEnd"/>
       <w:r>
+        <w:rPr>
+          <w:rFonts w:ascii="Calibri" w:hAnsi="Calibri" w:cs="Calibri"/>
+        </w:rPr>
         <w:t xml:space="preserve"> exceeded </w:t>
       </w:r>
       <w:proofErr w:type="spellStart"/>
       <w:r>
         <w:rPr>
+          <w:rFonts w:ascii="Calibri" w:hAnsi="Calibri" w:cs="Calibri"/>
           <w:i/>
           <w:iCs/>
         </w:rPr>
@@ -1565,23 +2031,30 @@
       </w:r>
       <w:proofErr w:type="spellEnd"/>
       <w:r>
+        <w:rPr>
+          <w:rFonts w:ascii="Calibri" w:hAnsi="Calibri" w:cs="Calibri"/>
+        </w:rPr>
         <w:t xml:space="preserve">, which would be </w:t>
       </w:r>
       <w:r>
+        <w:rPr>
+          <w:rFonts w:ascii="Calibri" w:hAnsi="Calibri" w:cs="Calibri"/>
+        </w:rPr>
         <w:lastRenderedPageBreak/>
-        <w:t>impossible. No such records were found (0 of 150,000). A second check recomputed AI investment per employee from its component columns and compared it against the reported value; 139,098 of 150,000 rows (92.7%) differed from the reported figure by more than $1. This is treated as evidence of independent rounding or estimation in the original survey responses rather than as an invalid record, since the discrepancy is small relative to the value of the varia</w:t>
-      </w:r>
-      <w:r>
-        <w:t>ble and does not indicate a logically impossible combination.</w:t>
+        <w:t>impossible. No such records were found (0 of 150,000). A second check recomputed AI investment per employee from its component columns and compared it against the reported value; 139,098 of 150,000 rows (92.7%) differed from the reported figure by more than $1. This is treated as evidence of independent rounding or estimation in the original survey responses rather than as an invalid record, since the discrepancy is small relative to the value of the variable and does not indicate a logically impossible combination.</w:t>
       </w:r>
     </w:p>
     <w:p>
       <w:pPr>
         <w:pStyle w:val="Heading2"/>
         <w:spacing w:before="280" w:after="160"/>
-      </w:pPr>
-      <w:r>
-        <w:rPr>
+        <w:rPr>
+          <w:rFonts w:ascii="Calibri" w:hAnsi="Calibri" w:cs="Calibri"/>
+        </w:rPr>
+      </w:pPr>
+      <w:r>
+        <w:rPr>
+          <w:rFonts w:ascii="Calibri" w:hAnsi="Calibri" w:cs="Calibri"/>
           <w:b/>
           <w:bCs/>
           <w:sz w:val="24"/>
@@ -1593,31 +2066,42 @@
     <w:p>
       <w:pPr>
         <w:jc w:val="both"/>
-      </w:pPr>
-      <w:r>
+        <w:rPr>
+          <w:rFonts w:ascii="Calibri" w:hAnsi="Calibri" w:cs="Calibri"/>
+        </w:rPr>
+      </w:pPr>
+      <w:r>
+        <w:rPr>
+          <w:rFonts w:ascii="Calibri" w:hAnsi="Calibri" w:cs="Calibri"/>
+        </w:rPr>
         <w:t xml:space="preserve">Two assumptions frame the Phase 1 analysis. First, </w:t>
       </w:r>
       <w:r>
         <w:rPr>
+          <w:rFonts w:ascii="Calibri" w:hAnsi="Calibri" w:cs="Calibri"/>
           <w:i/>
           <w:iCs/>
         </w:rPr>
         <w:t>ai_company_adoption.csv</w:t>
       </w:r>
       <w:r>
-        <w:t xml:space="preserve"> is treated as the sole analysis dataset for Phase 1, with the two auxiliary files retained only as optional lookup tables for a possible later phase. Second, a record is treated as logically invalid only where a combination of values would be impossible in reality (for example, more years using AI than the company has existed, or non-positive employees or revenue); values that are merely unusual, such as a small or very large company, are treated as legitimate variation rather than errors and are addressed</w:t>
-      </w:r>
-      <w:r>
-        <w:t xml:space="preserve"> separately as potential outliers in Section 4.2.</w:t>
+        <w:rPr>
+          <w:rFonts w:ascii="Calibri" w:hAnsi="Calibri" w:cs="Calibri"/>
+        </w:rPr>
+        <w:t xml:space="preserve"> is treated as the sole analysis dataset for Phase 1, with the two auxiliary files retained only as optional lookup tables for a possible later phase. Second, a record is treated as logically invalid only where a combination of values would be impossible in reality (for example, more years using AI than the company has existed, or non-positive employees or revenue); values that are merely unusual, such as a small or very large company, are treated as legitimate variation rather than errors and are addressed separately as potential outliers in Section 4.2.</w:t>
       </w:r>
     </w:p>
     <w:p>
       <w:pPr>
         <w:shd w:val="clear" w:color="auto" w:fill="FCEEEA"/>
         <w:spacing w:before="80" w:after="160"/>
-      </w:pPr>
-      <w:r>
-        <w:rPr>
+        <w:rPr>
+          <w:rFonts w:ascii="Calibri" w:hAnsi="Calibri" w:cs="Calibri"/>
+        </w:rPr>
+      </w:pPr>
+      <w:r>
+        <w:rPr>
+          <w:rFonts w:ascii="Calibri" w:hAnsi="Calibri" w:cs="Calibri"/>
           <w:b/>
           <w:bCs/>
           <w:i/>
@@ -1632,6 +2116,7 @@
         <w:pStyle w:val="Heading1"/>
         <w:spacing w:before="360" w:after="200"/>
         <w:rPr>
+          <w:rFonts w:ascii="Calibri" w:hAnsi="Calibri" w:cs="Calibri"/>
           <w:b/>
           <w:bCs/>
           <w:sz w:val="24"/>
@@ -1644,6 +2129,7 @@
         <w:pStyle w:val="Heading1"/>
         <w:spacing w:before="360" w:after="200"/>
         <w:rPr>
+          <w:rFonts w:ascii="Calibri" w:hAnsi="Calibri" w:cs="Calibri"/>
           <w:b/>
           <w:bCs/>
           <w:sz w:val="24"/>
@@ -1656,6 +2142,7 @@
         <w:pStyle w:val="Heading1"/>
         <w:spacing w:before="360" w:after="200"/>
         <w:rPr>
+          <w:rFonts w:ascii="Calibri" w:hAnsi="Calibri" w:cs="Calibri"/>
           <w:b/>
           <w:bCs/>
           <w:sz w:val="24"/>
@@ -1668,6 +2155,7 @@
         <w:pStyle w:val="Heading1"/>
         <w:spacing w:before="360" w:after="200"/>
         <w:rPr>
+          <w:rFonts w:ascii="Calibri" w:hAnsi="Calibri" w:cs="Calibri"/>
           <w:b/>
           <w:bCs/>
           <w:sz w:val="24"/>
@@ -1679,15 +2167,18 @@
       <w:pPr>
         <w:pStyle w:val="Heading1"/>
         <w:spacing w:before="360" w:after="200"/>
-      </w:pPr>
-      <w:r>
-        <w:rPr>
+        <w:rPr>
+          <w:rFonts w:ascii="Calibri" w:hAnsi="Calibri" w:cs="Calibri"/>
+        </w:rPr>
+      </w:pPr>
+      <w:r>
+        <w:rPr>
+          <w:rFonts w:ascii="Calibri" w:hAnsi="Calibri" w:cs="Calibri"/>
           <w:b/>
           <w:bCs/>
           <w:sz w:val="24"/>
           <w:szCs w:val="24"/>
         </w:rPr>
-        <w:lastRenderedPageBreak/>
         <w:t>4. Data Cleansing and Transformation</w:t>
       </w:r>
     </w:p>
@@ -1695,9 +2186,13 @@
       <w:pPr>
         <w:pStyle w:val="Heading2"/>
         <w:spacing w:before="280" w:after="160"/>
-      </w:pPr>
-      <w:r>
-        <w:rPr>
+        <w:rPr>
+          <w:rFonts w:ascii="Calibri" w:hAnsi="Calibri" w:cs="Calibri"/>
+        </w:rPr>
+      </w:pPr>
+      <w:r>
+        <w:rPr>
+          <w:rFonts w:ascii="Calibri" w:hAnsi="Calibri" w:cs="Calibri"/>
           <w:b/>
           <w:bCs/>
           <w:sz w:val="24"/>
@@ -1709,13 +2204,20 @@
     <w:p>
       <w:pPr>
         <w:jc w:val="both"/>
-      </w:pPr>
-      <w:r>
+        <w:rPr>
+          <w:rFonts w:ascii="Calibri" w:hAnsi="Calibri" w:cs="Calibri"/>
+        </w:rPr>
+      </w:pPr>
+      <w:r>
+        <w:rPr>
+          <w:rFonts w:ascii="Calibri" w:hAnsi="Calibri" w:cs="Calibri"/>
+        </w:rPr>
         <w:t xml:space="preserve">All cleaning was implemented in a single </w:t>
       </w:r>
       <w:proofErr w:type="spellStart"/>
       <w:r>
         <w:rPr>
+          <w:rFonts w:ascii="Calibri" w:hAnsi="Calibri" w:cs="Calibri"/>
           <w:i/>
           <w:iCs/>
         </w:rPr>
@@ -1724,17 +2226,22 @@
       <w:proofErr w:type="spellEnd"/>
       <w:r>
         <w:rPr>
+          <w:rFonts w:ascii="Calibri" w:hAnsi="Calibri" w:cs="Calibri"/>
           <w:i/>
           <w:iCs/>
         </w:rPr>
         <w:t>()</w:t>
       </w:r>
       <w:r>
+        <w:rPr>
+          <w:rFonts w:ascii="Calibri" w:hAnsi="Calibri" w:cs="Calibri"/>
+        </w:rPr>
         <w:t xml:space="preserve"> function applied to a deep copy of the raw data, so that </w:t>
       </w:r>
       <w:proofErr w:type="spellStart"/>
       <w:r>
         <w:rPr>
+          <w:rFonts w:ascii="Calibri" w:hAnsi="Calibri" w:cs="Calibri"/>
           <w:i/>
           <w:iCs/>
         </w:rPr>
@@ -1742,11 +2249,15 @@
       </w:r>
       <w:proofErr w:type="spellEnd"/>
       <w:r>
+        <w:rPr>
+          <w:rFonts w:ascii="Calibri" w:hAnsi="Calibri" w:cs="Calibri"/>
+        </w:rPr>
         <w:t xml:space="preserve"> remains untouched and every transformation is reproducible from the raw file. The function performs five steps: (a) removal of any logically invalid records, following the criteria in Section 3.4; (b) engineering of a derived feature, </w:t>
       </w:r>
       <w:proofErr w:type="spellStart"/>
       <w:r>
         <w:rPr>
+          <w:rFonts w:ascii="Calibri" w:hAnsi="Calibri" w:cs="Calibri"/>
           <w:i/>
           <w:iCs/>
         </w:rPr>
@@ -1754,14 +2265,15 @@
       </w:r>
       <w:proofErr w:type="spellEnd"/>
       <w:r>
-        <w:t xml:space="preserve"> (annual revenue in USD divided by employee count), as the equivalent of the body mass index feature used in the Week 2–3 laboratory; (c) a defensive median-fill step for nume</w:t>
-      </w:r>
-      <w:r>
-        <w:t xml:space="preserve">ric columns; (d) removal of the uninformative </w:t>
+        <w:rPr>
+          <w:rFonts w:ascii="Calibri" w:hAnsi="Calibri" w:cs="Calibri"/>
+        </w:rPr>
+        <w:t xml:space="preserve"> (annual revenue in USD divided by employee count), as the equivalent of the body mass index feature used in the Week 2–3 laboratory; (c) a defensive median-fill step for numeric columns; (d) removal of the uninformative </w:t>
       </w:r>
       <w:proofErr w:type="spellStart"/>
       <w:r>
         <w:rPr>
+          <w:rFonts w:ascii="Calibri" w:hAnsi="Calibri" w:cs="Calibri"/>
           <w:i/>
           <w:iCs/>
         </w:rPr>
@@ -1769,11 +2281,15 @@
       </w:r>
       <w:proofErr w:type="spellEnd"/>
       <w:r>
+        <w:rPr>
+          <w:rFonts w:ascii="Calibri" w:hAnsi="Calibri" w:cs="Calibri"/>
+        </w:rPr>
         <w:t xml:space="preserve"> identifier column; and (e) de-duplication, followed by construction of the binary </w:t>
       </w:r>
       <w:proofErr w:type="spellStart"/>
       <w:r>
         <w:rPr>
+          <w:rFonts w:ascii="Calibri" w:hAnsi="Calibri" w:cs="Calibri"/>
           <w:i/>
           <w:iCs/>
         </w:rPr>
@@ -1781,19 +2297,29 @@
       </w:r>
       <w:proofErr w:type="spellEnd"/>
       <w:r>
+        <w:rPr>
+          <w:rFonts w:ascii="Calibri" w:hAnsi="Calibri" w:cs="Calibri"/>
+        </w:rPr>
         <w:t xml:space="preserve"> target.</w:t>
       </w:r>
     </w:p>
     <w:p>
       <w:pPr>
         <w:jc w:val="both"/>
-      </w:pPr>
-      <w:r>
+        <w:rPr>
+          <w:rFonts w:ascii="Calibri" w:hAnsi="Calibri" w:cs="Calibri"/>
+        </w:rPr>
+      </w:pPr>
+      <w:r>
+        <w:rPr>
+          <w:rFonts w:ascii="Calibri" w:hAnsi="Calibri" w:cs="Calibri"/>
+        </w:rPr>
         <w:t xml:space="preserve">Applying this function to the 150,000-row raw dataset removed zero records (no logically invalid rows were found, consistent with Section 3.3) and produced a cleaned dataset of 150,000 rows and 44 columns, one column larger than the raw data due to the addition of </w:t>
       </w:r>
       <w:proofErr w:type="spellStart"/>
       <w:r>
         <w:rPr>
+          <w:rFonts w:ascii="Calibri" w:hAnsi="Calibri" w:cs="Calibri"/>
           <w:i/>
           <w:iCs/>
         </w:rPr>
@@ -1801,11 +2327,15 @@
       </w:r>
       <w:proofErr w:type="spellEnd"/>
       <w:r>
+        <w:rPr>
+          <w:rFonts w:ascii="Calibri" w:hAnsi="Calibri" w:cs="Calibri"/>
+        </w:rPr>
         <w:t xml:space="preserve">. Because the raw data contained no missing values (Section 3.2), the median-fill step in </w:t>
       </w:r>
       <w:proofErr w:type="spellStart"/>
       <w:r>
         <w:rPr>
+          <w:rFonts w:ascii="Calibri" w:hAnsi="Calibri" w:cs="Calibri"/>
           <w:i/>
           <w:iCs/>
         </w:rPr>
@@ -1814,12 +2344,16 @@
       <w:proofErr w:type="spellEnd"/>
       <w:r>
         <w:rPr>
+          <w:rFonts w:ascii="Calibri" w:hAnsi="Calibri" w:cs="Calibri"/>
           <w:i/>
           <w:iCs/>
         </w:rPr>
         <w:t>()</w:t>
       </w:r>
       <w:r>
+        <w:rPr>
+          <w:rFonts w:ascii="Calibri" w:hAnsi="Calibri" w:cs="Calibri"/>
+        </w:rPr>
         <w:t xml:space="preserve"> did not alter any values in this run; it is retained in the function as a defensive safeguard so that the pipeline would still behave correctly if a future data refresh introduced missing values.</w:t>
       </w:r>
     </w:p>
@@ -1828,6 +2362,7 @@
         <w:pStyle w:val="Heading2"/>
         <w:spacing w:before="280" w:after="160"/>
         <w:rPr>
+          <w:rFonts w:ascii="Calibri" w:hAnsi="Calibri" w:cs="Calibri"/>
           <w:b/>
           <w:bCs/>
           <w:sz w:val="24"/>
@@ -1840,6 +2375,7 @@
         <w:pStyle w:val="Heading2"/>
         <w:spacing w:before="280" w:after="160"/>
         <w:rPr>
+          <w:rFonts w:ascii="Calibri" w:hAnsi="Calibri" w:cs="Calibri"/>
           <w:b/>
           <w:bCs/>
           <w:sz w:val="24"/>
@@ -1852,6 +2388,7 @@
         <w:pStyle w:val="Heading2"/>
         <w:spacing w:before="280" w:after="160"/>
         <w:rPr>
+          <w:rFonts w:ascii="Calibri" w:hAnsi="Calibri" w:cs="Calibri"/>
           <w:b/>
           <w:bCs/>
           <w:sz w:val="24"/>
@@ -1864,6 +2401,7 @@
         <w:pStyle w:val="Heading2"/>
         <w:spacing w:before="280" w:after="160"/>
         <w:rPr>
+          <w:rFonts w:ascii="Calibri" w:hAnsi="Calibri" w:cs="Calibri"/>
           <w:b/>
           <w:bCs/>
           <w:sz w:val="24"/>
@@ -1875,24 +2413,31 @@
       <w:pPr>
         <w:pStyle w:val="Heading2"/>
         <w:spacing w:before="280" w:after="160"/>
-      </w:pPr>
-      <w:r>
-        <w:rPr>
+        <w:rPr>
+          <w:rFonts w:ascii="Calibri" w:hAnsi="Calibri" w:cs="Calibri"/>
+        </w:rPr>
+      </w:pPr>
+      <w:r>
+        <w:rPr>
+          <w:rFonts w:ascii="Calibri" w:hAnsi="Calibri" w:cs="Calibri"/>
           <w:b/>
           <w:bCs/>
           <w:sz w:val="24"/>
           <w:szCs w:val="24"/>
         </w:rPr>
-        <w:lastRenderedPageBreak/>
         <w:t>4.2 Outlier Investigation and Decision</w:t>
       </w:r>
     </w:p>
     <w:p>
       <w:pPr>
         <w:spacing w:before="120" w:after="60"/>
-      </w:pPr>
-      <w:r>
-        <w:rPr>
+        <w:rPr>
+          <w:rFonts w:ascii="Calibri" w:hAnsi="Calibri" w:cs="Calibri"/>
+        </w:rPr>
+      </w:pPr>
+      <w:r>
+        <w:rPr>
+          <w:rFonts w:ascii="Calibri" w:hAnsi="Calibri" w:cs="Calibri"/>
           <w:b/>
           <w:bCs/>
         </w:rPr>
@@ -1902,9 +2447,13 @@
     <w:p>
       <w:pPr>
         <w:spacing w:after="120"/>
-      </w:pPr>
-      <w:r>
-        <w:rPr>
+        <w:rPr>
+          <w:rFonts w:ascii="Calibri" w:hAnsi="Calibri" w:cs="Calibri"/>
+        </w:rPr>
+      </w:pPr>
+      <w:r>
+        <w:rPr>
+          <w:rFonts w:ascii="Calibri" w:hAnsi="Calibri" w:cs="Calibri"/>
           <w:i/>
           <w:iCs/>
         </w:rPr>
@@ -1915,9 +2464,13 @@
       <w:pPr>
         <w:spacing w:after="240"/>
         <w:jc w:val="center"/>
-      </w:pPr>
-      <w:r>
-        <w:rPr>
+        <w:rPr>
+          <w:rFonts w:ascii="Calibri" w:hAnsi="Calibri" w:cs="Calibri"/>
+        </w:rPr>
+      </w:pPr>
+      <w:r>
+        <w:rPr>
+          <w:rFonts w:ascii="Calibri" w:hAnsi="Calibri" w:cs="Calibri"/>
           <w:noProof/>
         </w:rPr>
         <w:drawing>
@@ -1963,21 +2516,34 @@
     <w:p>
       <w:pPr>
         <w:jc w:val="both"/>
-      </w:pPr>
-      <w:r>
+        <w:rPr>
+          <w:rFonts w:ascii="Calibri" w:hAnsi="Calibri" w:cs="Calibri"/>
+        </w:rPr>
+      </w:pPr>
+      <w:r>
+        <w:rPr>
+          <w:rFonts w:ascii="Calibri" w:hAnsi="Calibri" w:cs="Calibri"/>
+        </w:rPr>
         <w:t>Three heavily right-skewed numeric columns — annual revenue, employee count, and AI investment per employee — were screened for outliers using the interquartile range (IQR) rule. Combined across these three columns, 37,394 of 150,000 records (24.9%) were flagged by at least one IQR fence. AI investment per employee was checked separately using a z-score threshold, with 3,063 records (2.0%) showing a standardised score beyond ±3.</w:t>
       </w:r>
     </w:p>
     <w:p>
       <w:pPr>
         <w:jc w:val="both"/>
-      </w:pPr>
-      <w:r>
+        <w:rPr>
+          <w:rFonts w:ascii="Calibri" w:hAnsi="Calibri" w:cs="Calibri"/>
+        </w:rPr>
+      </w:pPr>
+      <w:r>
+        <w:rPr>
+          <w:rFonts w:ascii="Calibri" w:hAnsi="Calibri" w:cs="Calibri"/>
+        </w:rPr>
         <w:t>These flagged values were retained in the main cleaned dataset (</w:t>
       </w:r>
       <w:proofErr w:type="spellStart"/>
       <w:r>
         <w:rPr>
+          <w:rFonts w:ascii="Calibri" w:hAnsi="Calibri" w:cs="Calibri"/>
           <w:i/>
           <w:iCs/>
         </w:rPr>
@@ -1985,22 +2551,29 @@
       </w:r>
       <w:proofErr w:type="spellEnd"/>
       <w:r>
-        <w:t xml:space="preserve">) rather than removed or capped. This decision reflects the fact that the flagged records are large or small companies at the natural extremes of the size distribution — for example, an enterprise with tens of thousands of employees, or a small startup with very high AI investment per employee — rather than data-entry errors. Because company size and AI investment intensity are themselves meaningful predictors of adoption behaviour, removing these records would discard genuine variation that </w:t>
-      </w:r>
-      <w:r>
+        <w:rPr>
+          <w:rFonts w:ascii="Calibri" w:hAnsi="Calibri" w:cs="Calibri"/>
+        </w:rPr>
+        <w:t xml:space="preserve">) rather than removed or capped. This decision reflects the fact that the flagged records are large or small </w:t>
+      </w:r>
+      <w:r>
+        <w:rPr>
+          <w:rFonts w:ascii="Calibri" w:hAnsi="Calibri" w:cs="Calibri"/>
+        </w:rPr>
         <w:lastRenderedPageBreak/>
-        <w:t>Pha</w:t>
-      </w:r>
-      <w:r>
-        <w:t>se 2 modelling may need. To check how sensitive the descriptive results are to this choice, a separate sensitivity-only copy of the data was created with the same three columns capped at their IQR fences; this copy is not used elsewhere in the pipeline.</w:t>
+        <w:t>companies at the natural extremes of the size distribution — for example, an enterprise with tens of thousands of employees, or a small startup with very high AI investment per employee — rather than data-entry errors. Because company size and AI investment intensity are themselves meaningful predictors of adoption behaviour, removing these records would discard genuine variation that Phase 2 modelling may need. To check how sensitive the descriptive results are to this choice, a separate sensitivity-only copy of the data was created with the same three columns capped at their IQR fences; this copy is not used elsewhere in the pipeline.</w:t>
       </w:r>
     </w:p>
     <w:p>
       <w:pPr>
         <w:spacing w:before="120" w:after="60"/>
-      </w:pPr>
-      <w:r>
-        <w:rPr>
+        <w:rPr>
+          <w:rFonts w:ascii="Calibri" w:hAnsi="Calibri" w:cs="Calibri"/>
+        </w:rPr>
+      </w:pPr>
+      <w:r>
+        <w:rPr>
+          <w:rFonts w:ascii="Calibri" w:hAnsi="Calibri" w:cs="Calibri"/>
           <w:b/>
           <w:bCs/>
         </w:rPr>
@@ -2010,9 +2583,13 @@
     <w:p>
       <w:pPr>
         <w:spacing w:after="120"/>
-      </w:pPr>
-      <w:r>
-        <w:rPr>
+        <w:rPr>
+          <w:rFonts w:ascii="Calibri" w:hAnsi="Calibri" w:cs="Calibri"/>
+        </w:rPr>
+      </w:pPr>
+      <w:r>
+        <w:rPr>
+          <w:rFonts w:ascii="Calibri" w:hAnsi="Calibri" w:cs="Calibri"/>
           <w:i/>
           <w:iCs/>
         </w:rPr>
@@ -2023,9 +2600,13 @@
       <w:pPr>
         <w:spacing w:after="240"/>
         <w:jc w:val="center"/>
-      </w:pPr>
-      <w:r>
-        <w:rPr>
+        <w:rPr>
+          <w:rFonts w:ascii="Calibri" w:hAnsi="Calibri" w:cs="Calibri"/>
+        </w:rPr>
+      </w:pPr>
+      <w:r>
+        <w:rPr>
+          <w:rFonts w:ascii="Calibri" w:hAnsi="Calibri" w:cs="Calibri"/>
           <w:noProof/>
         </w:rPr>
         <w:drawing>
@@ -2072,9 +2653,13 @@
       <w:pPr>
         <w:shd w:val="clear" w:color="auto" w:fill="FCEEEA"/>
         <w:spacing w:before="80" w:after="160"/>
-      </w:pPr>
-      <w:r>
-        <w:rPr>
+        <w:rPr>
+          <w:rFonts w:ascii="Calibri" w:hAnsi="Calibri" w:cs="Calibri"/>
+        </w:rPr>
+      </w:pPr>
+      <w:r>
+        <w:rPr>
+          <w:rFonts w:ascii="Calibri" w:hAnsi="Calibri" w:cs="Calibri"/>
           <w:b/>
           <w:bCs/>
           <w:i/>
@@ -2088,9 +2673,13 @@
       <w:pPr>
         <w:pStyle w:val="Heading2"/>
         <w:spacing w:before="280" w:after="160"/>
-      </w:pPr>
-      <w:r>
-        <w:rPr>
+        <w:rPr>
+          <w:rFonts w:ascii="Calibri" w:hAnsi="Calibri" w:cs="Calibri"/>
+        </w:rPr>
+      </w:pPr>
+      <w:r>
+        <w:rPr>
+          <w:rFonts w:ascii="Calibri" w:hAnsi="Calibri" w:cs="Calibri"/>
           <w:b/>
           <w:bCs/>
           <w:sz w:val="24"/>
@@ -2102,23 +2691,41 @@
     <w:p>
       <w:pPr>
         <w:jc w:val="both"/>
-      </w:pPr>
-      <w:r>
-        <w:t xml:space="preserve">Both an ETL (extract, transform, load) and an ELT (extract, load, transform) pattern were demonstrated using SQLite, following the same structure as the Week 2–3 laboratory. In the ETL pattern, the already-cleaned dataset was written directly to a </w:t>
-      </w:r>
-      <w:r>
-        <w:rPr>
+        <w:rPr>
+          <w:rFonts w:ascii="Calibri" w:hAnsi="Calibri" w:cs="Calibri"/>
+        </w:rPr>
+      </w:pPr>
+      <w:r>
+        <w:rPr>
+          <w:rFonts w:ascii="Calibri" w:hAnsi="Calibri" w:cs="Calibri"/>
+        </w:rPr>
+        <w:t xml:space="preserve">Both an ETL (extract, transform, load) and an ELT (extract, load, transform) pattern were demonstrated using SQLite, following the same structure as the Week 2–3 laboratory. In the ETL </w:t>
+      </w:r>
+      <w:r>
+        <w:rPr>
+          <w:rFonts w:ascii="Calibri" w:hAnsi="Calibri" w:cs="Calibri"/>
+        </w:rPr>
+        <w:lastRenderedPageBreak/>
+        <w:t xml:space="preserve">pattern, the already-cleaned dataset was written directly to a </w:t>
+      </w:r>
+      <w:r>
+        <w:rPr>
+          <w:rFonts w:ascii="Calibri" w:hAnsi="Calibri" w:cs="Calibri"/>
           <w:i/>
           <w:iCs/>
         </w:rPr>
         <w:t>clean</w:t>
       </w:r>
       <w:r>
+        <w:rPr>
+          <w:rFonts w:ascii="Calibri" w:hAnsi="Calibri" w:cs="Calibri"/>
+        </w:rPr>
         <w:t xml:space="preserve"> table in </w:t>
       </w:r>
       <w:proofErr w:type="spellStart"/>
       <w:r>
         <w:rPr>
+          <w:rFonts w:ascii="Calibri" w:hAnsi="Calibri" w:cs="Calibri"/>
           <w:i/>
           <w:iCs/>
         </w:rPr>
@@ -2126,21 +2733,29 @@
       </w:r>
       <w:proofErr w:type="spellEnd"/>
       <w:r>
+        <w:rPr>
+          <w:rFonts w:ascii="Calibri" w:hAnsi="Calibri" w:cs="Calibri"/>
+        </w:rPr>
         <w:t xml:space="preserve">. In the ELT pattern, the raw data was first loaded into a </w:t>
       </w:r>
       <w:r>
         <w:rPr>
+          <w:rFonts w:ascii="Calibri" w:hAnsi="Calibri" w:cs="Calibri"/>
           <w:i/>
           <w:iCs/>
         </w:rPr>
         <w:t>raw</w:t>
       </w:r>
       <w:r>
+        <w:rPr>
+          <w:rFonts w:ascii="Calibri" w:hAnsi="Calibri" w:cs="Calibri"/>
+        </w:rPr>
         <w:t xml:space="preserve"> table in </w:t>
       </w:r>
       <w:proofErr w:type="spellStart"/>
       <w:r>
         <w:rPr>
+          <w:rFonts w:ascii="Calibri" w:hAnsi="Calibri" w:cs="Calibri"/>
           <w:i/>
           <w:iCs/>
         </w:rPr>
@@ -2148,24 +2763,37 @@
       </w:r>
       <w:proofErr w:type="spellEnd"/>
       <w:r>
+        <w:rPr>
+          <w:rFonts w:ascii="Calibri" w:hAnsi="Calibri" w:cs="Calibri"/>
+        </w:rPr>
         <w:t xml:space="preserve">, with cleaning applied afterwards to populate a second </w:t>
       </w:r>
       <w:r>
         <w:rPr>
+          <w:rFonts w:ascii="Calibri" w:hAnsi="Calibri" w:cs="Calibri"/>
           <w:i/>
           <w:iCs/>
         </w:rPr>
         <w:t>clean</w:t>
       </w:r>
       <w:r>
+        <w:rPr>
+          <w:rFonts w:ascii="Calibri" w:hAnsi="Calibri" w:cs="Calibri"/>
+        </w:rPr>
         <w:t xml:space="preserve"> table in the same database. Both approaches produced an identical cleaned shape of 150,000 </w:t>
       </w:r>
       <w:proofErr w:type="spellStart"/>
       <w:r>
+        <w:rPr>
+          <w:rFonts w:ascii="Calibri" w:hAnsi="Calibri" w:cs="Calibri"/>
+        </w:rPr>
         <w:t>rows</w:t>
       </w:r>
       <w:proofErr w:type="spellEnd"/>
       <w:r>
+        <w:rPr>
+          <w:rFonts w:ascii="Calibri" w:hAnsi="Calibri" w:cs="Calibri"/>
+        </w:rPr>
         <w:t xml:space="preserve"> by 44 columns, confirming that the cleaning logic is consistent regardless of where in the pipeline it is applied.</w:t>
       </w:r>
     </w:p>
@@ -2173,15 +2801,18 @@
       <w:pPr>
         <w:pStyle w:val="Heading1"/>
         <w:spacing w:before="360" w:after="200"/>
-      </w:pPr>
-      <w:r>
-        <w:rPr>
+        <w:rPr>
+          <w:rFonts w:ascii="Calibri" w:hAnsi="Calibri" w:cs="Calibri"/>
+        </w:rPr>
+      </w:pPr>
+      <w:r>
+        <w:rPr>
+          <w:rFonts w:ascii="Calibri" w:hAnsi="Calibri" w:cs="Calibri"/>
           <w:b/>
           <w:bCs/>
           <w:sz w:val="24"/>
           <w:szCs w:val="24"/>
         </w:rPr>
-        <w:lastRenderedPageBreak/>
         <w:t>5. Exploratory Data Analysis and Visualisation</w:t>
       </w:r>
     </w:p>
@@ -2189,9 +2820,13 @@
       <w:pPr>
         <w:pStyle w:val="Heading2"/>
         <w:spacing w:before="280" w:after="160"/>
-      </w:pPr>
-      <w:r>
-        <w:rPr>
+        <w:rPr>
+          <w:rFonts w:ascii="Calibri" w:hAnsi="Calibri" w:cs="Calibri"/>
+        </w:rPr>
+      </w:pPr>
+      <w:r>
+        <w:rPr>
+          <w:rFonts w:ascii="Calibri" w:hAnsi="Calibri" w:cs="Calibri"/>
           <w:b/>
           <w:bCs/>
           <w:sz w:val="24"/>
@@ -2203,13 +2838,20 @@
     <w:p>
       <w:pPr>
         <w:jc w:val="both"/>
-      </w:pPr>
-      <w:r>
+        <w:rPr>
+          <w:rFonts w:ascii="Calibri" w:hAnsi="Calibri" w:cs="Calibri"/>
+        </w:rPr>
+      </w:pPr>
+      <w:r>
+        <w:rPr>
+          <w:rFonts w:ascii="Calibri" w:hAnsi="Calibri" w:cs="Calibri"/>
+        </w:rPr>
         <w:t xml:space="preserve">Table 2 reports descriptive statistics for four key numeric variables in the cleaned dataset. Adoption rate and maturity score are close to symmetric (skewness of 0.06 and 0.18 respectively), employee satisfaction score is close to symmetric (0.01), and productivity change is moderately right-skewed (0.30), meaning a minority of companies report unusually large productivity gains. Overall, 53.7% of company-quarters fall into the </w:t>
       </w:r>
       <w:proofErr w:type="spellStart"/>
       <w:r>
         <w:rPr>
+          <w:rFonts w:ascii="Calibri" w:hAnsi="Calibri" w:cs="Calibri"/>
           <w:i/>
           <w:iCs/>
         </w:rPr>
@@ -2217,15 +2859,22 @@
       </w:r>
       <w:proofErr w:type="spellEnd"/>
       <w:r>
+        <w:rPr>
+          <w:rFonts w:ascii="Calibri" w:hAnsi="Calibri" w:cs="Calibri"/>
+        </w:rPr>
         <w:t xml:space="preserve"> group (partial or full adoption stage), against 46.3% in the low/no-adoption group, indicating the binary target is reasonably balanced.</w:t>
       </w:r>
     </w:p>
     <w:p>
       <w:pPr>
         <w:spacing w:before="200" w:after="60"/>
-      </w:pPr>
-      <w:r>
-        <w:rPr>
+        <w:rPr>
+          <w:rFonts w:ascii="Calibri" w:hAnsi="Calibri" w:cs="Calibri"/>
+        </w:rPr>
+      </w:pPr>
+      <w:r>
+        <w:rPr>
+          <w:rFonts w:ascii="Calibri" w:hAnsi="Calibri" w:cs="Calibri"/>
           <w:b/>
           <w:bCs/>
         </w:rPr>
@@ -2235,9 +2884,13 @@
     <w:p>
       <w:pPr>
         <w:spacing w:after="120"/>
-      </w:pPr>
-      <w:r>
-        <w:rPr>
+        <w:rPr>
+          <w:rFonts w:ascii="Calibri" w:hAnsi="Calibri" w:cs="Calibri"/>
+        </w:rPr>
+      </w:pPr>
+      <w:r>
+        <w:rPr>
+          <w:rFonts w:ascii="Calibri" w:hAnsi="Calibri" w:cs="Calibri"/>
           <w:i/>
           <w:iCs/>
         </w:rPr>
@@ -2267,12 +2920,6 @@
         <w:gridCol w:w="1504"/>
       </w:tblGrid>
       <w:tr>
-        <w:tblPrEx>
-          <w:tblCellMar>
-            <w:top w:w="0" w:type="dxa"/>
-            <w:bottom w:w="0" w:type="dxa"/>
-          </w:tblCellMar>
-        </w:tblPrEx>
         <w:trPr>
           <w:tblHeader/>
         </w:trPr>
@@ -2291,9 +2938,13 @@
           <w:p>
             <w:pPr>
               <w:jc w:val="center"/>
-            </w:pPr>
-            <w:r>
-              <w:rPr>
+              <w:rPr>
+                <w:rFonts w:ascii="Calibri" w:hAnsi="Calibri" w:cs="Calibri"/>
+              </w:rPr>
+            </w:pPr>
+            <w:r>
+              <w:rPr>
+                <w:rFonts w:ascii="Calibri" w:hAnsi="Calibri" w:cs="Calibri"/>
                 <w:b/>
                 <w:bCs/>
                 <w:sz w:val="22"/>
@@ -2318,9 +2969,13 @@
           <w:p>
             <w:pPr>
               <w:jc w:val="center"/>
-            </w:pPr>
-            <w:r>
-              <w:rPr>
+              <w:rPr>
+                <w:rFonts w:ascii="Calibri" w:hAnsi="Calibri" w:cs="Calibri"/>
+              </w:rPr>
+            </w:pPr>
+            <w:r>
+              <w:rPr>
+                <w:rFonts w:ascii="Calibri" w:hAnsi="Calibri" w:cs="Calibri"/>
                 <w:b/>
                 <w:bCs/>
                 <w:sz w:val="22"/>
@@ -2345,9 +3000,13 @@
           <w:p>
             <w:pPr>
               <w:jc w:val="center"/>
-            </w:pPr>
-            <w:r>
-              <w:rPr>
+              <w:rPr>
+                <w:rFonts w:ascii="Calibri" w:hAnsi="Calibri" w:cs="Calibri"/>
+              </w:rPr>
+            </w:pPr>
+            <w:r>
+              <w:rPr>
+                <w:rFonts w:ascii="Calibri" w:hAnsi="Calibri" w:cs="Calibri"/>
                 <w:b/>
                 <w:bCs/>
                 <w:sz w:val="22"/>
@@ -2372,9 +3031,13 @@
           <w:p>
             <w:pPr>
               <w:jc w:val="center"/>
-            </w:pPr>
-            <w:r>
-              <w:rPr>
+              <w:rPr>
+                <w:rFonts w:ascii="Calibri" w:hAnsi="Calibri" w:cs="Calibri"/>
+              </w:rPr>
+            </w:pPr>
+            <w:r>
+              <w:rPr>
+                <w:rFonts w:ascii="Calibri" w:hAnsi="Calibri" w:cs="Calibri"/>
                 <w:b/>
                 <w:bCs/>
                 <w:sz w:val="22"/>
@@ -2399,9 +3062,13 @@
           <w:p>
             <w:pPr>
               <w:jc w:val="center"/>
-            </w:pPr>
-            <w:r>
-              <w:rPr>
+              <w:rPr>
+                <w:rFonts w:ascii="Calibri" w:hAnsi="Calibri" w:cs="Calibri"/>
+              </w:rPr>
+            </w:pPr>
+            <w:r>
+              <w:rPr>
+                <w:rFonts w:ascii="Calibri" w:hAnsi="Calibri" w:cs="Calibri"/>
                 <w:b/>
                 <w:bCs/>
                 <w:sz w:val="22"/>
@@ -2426,9 +3093,13 @@
           <w:p>
             <w:pPr>
               <w:jc w:val="center"/>
-            </w:pPr>
-            <w:r>
-              <w:rPr>
+              <w:rPr>
+                <w:rFonts w:ascii="Calibri" w:hAnsi="Calibri" w:cs="Calibri"/>
+              </w:rPr>
+            </w:pPr>
+            <w:r>
+              <w:rPr>
+                <w:rFonts w:ascii="Calibri" w:hAnsi="Calibri" w:cs="Calibri"/>
                 <w:b/>
                 <w:bCs/>
                 <w:sz w:val="22"/>
@@ -2440,12 +3111,6 @@
         </w:tc>
       </w:tr>
       <w:tr>
-        <w:tblPrEx>
-          <w:tblCellMar>
-            <w:top w:w="0" w:type="dxa"/>
-            <w:bottom w:w="0" w:type="dxa"/>
-          </w:tblCellMar>
-        </w:tblPrEx>
         <w:tc>
           <w:tcPr>
             <w:tcW w:w="1504" w:type="dxa"/>
@@ -2458,8 +3123,14 @@
             <w:vAlign w:val="center"/>
           </w:tcPr>
           <w:p>
-            <w:r>
-              <w:rPr>
+            <w:pPr>
+              <w:rPr>
+                <w:rFonts w:ascii="Calibri" w:hAnsi="Calibri" w:cs="Calibri"/>
+              </w:rPr>
+            </w:pPr>
+            <w:r>
+              <w:rPr>
+                <w:rFonts w:ascii="Calibri" w:hAnsi="Calibri" w:cs="Calibri"/>
                 <w:sz w:val="22"/>
                 <w:szCs w:val="22"/>
               </w:rPr>
@@ -2479,8 +3150,14 @@
             <w:vAlign w:val="center"/>
           </w:tcPr>
           <w:p>
-            <w:r>
-              <w:rPr>
+            <w:pPr>
+              <w:rPr>
+                <w:rFonts w:ascii="Calibri" w:hAnsi="Calibri" w:cs="Calibri"/>
+              </w:rPr>
+            </w:pPr>
+            <w:r>
+              <w:rPr>
+                <w:rFonts w:ascii="Calibri" w:hAnsi="Calibri" w:cs="Calibri"/>
                 <w:sz w:val="22"/>
                 <w:szCs w:val="22"/>
               </w:rPr>
@@ -2500,8 +3177,14 @@
             <w:vAlign w:val="center"/>
           </w:tcPr>
           <w:p>
-            <w:r>
-              <w:rPr>
+            <w:pPr>
+              <w:rPr>
+                <w:rFonts w:ascii="Calibri" w:hAnsi="Calibri" w:cs="Calibri"/>
+              </w:rPr>
+            </w:pPr>
+            <w:r>
+              <w:rPr>
+                <w:rFonts w:ascii="Calibri" w:hAnsi="Calibri" w:cs="Calibri"/>
                 <w:sz w:val="22"/>
                 <w:szCs w:val="22"/>
               </w:rPr>
@@ -2521,8 +3204,14 @@
             <w:vAlign w:val="center"/>
           </w:tcPr>
           <w:p>
-            <w:r>
-              <w:rPr>
+            <w:pPr>
+              <w:rPr>
+                <w:rFonts w:ascii="Calibri" w:hAnsi="Calibri" w:cs="Calibri"/>
+              </w:rPr>
+            </w:pPr>
+            <w:r>
+              <w:rPr>
+                <w:rFonts w:ascii="Calibri" w:hAnsi="Calibri" w:cs="Calibri"/>
                 <w:sz w:val="22"/>
                 <w:szCs w:val="22"/>
               </w:rPr>
@@ -2542,8 +3231,14 @@
             <w:vAlign w:val="center"/>
           </w:tcPr>
           <w:p>
-            <w:r>
-              <w:rPr>
+            <w:pPr>
+              <w:rPr>
+                <w:rFonts w:ascii="Calibri" w:hAnsi="Calibri" w:cs="Calibri"/>
+              </w:rPr>
+            </w:pPr>
+            <w:r>
+              <w:rPr>
+                <w:rFonts w:ascii="Calibri" w:hAnsi="Calibri" w:cs="Calibri"/>
                 <w:sz w:val="22"/>
                 <w:szCs w:val="22"/>
               </w:rPr>
@@ -2563,8 +3258,14 @@
             <w:vAlign w:val="center"/>
           </w:tcPr>
           <w:p>
-            <w:r>
-              <w:rPr>
+            <w:pPr>
+              <w:rPr>
+                <w:rFonts w:ascii="Calibri" w:hAnsi="Calibri" w:cs="Calibri"/>
+              </w:rPr>
+            </w:pPr>
+            <w:r>
+              <w:rPr>
+                <w:rFonts w:ascii="Calibri" w:hAnsi="Calibri" w:cs="Calibri"/>
                 <w:sz w:val="22"/>
                 <w:szCs w:val="22"/>
               </w:rPr>
@@ -2574,12 +3275,6 @@
         </w:tc>
       </w:tr>
       <w:tr>
-        <w:tblPrEx>
-          <w:tblCellMar>
-            <w:top w:w="0" w:type="dxa"/>
-            <w:bottom w:w="0" w:type="dxa"/>
-          </w:tblCellMar>
-        </w:tblPrEx>
         <w:tc>
           <w:tcPr>
             <w:tcW w:w="1504" w:type="dxa"/>
@@ -2592,11 +3287,18 @@
             <w:vAlign w:val="center"/>
           </w:tcPr>
           <w:p>
-            <w:r>
-              <w:rPr>
-                <w:sz w:val="22"/>
-                <w:szCs w:val="22"/>
-              </w:rPr>
+            <w:pPr>
+              <w:rPr>
+                <w:rFonts w:ascii="Calibri" w:hAnsi="Calibri" w:cs="Calibri"/>
+              </w:rPr>
+            </w:pPr>
+            <w:r>
+              <w:rPr>
+                <w:rFonts w:ascii="Calibri" w:hAnsi="Calibri" w:cs="Calibri"/>
+                <w:sz w:val="22"/>
+                <w:szCs w:val="22"/>
+              </w:rPr>
+              <w:lastRenderedPageBreak/>
               <w:t>AI maturity score</w:t>
             </w:r>
           </w:p>
@@ -2613,8 +3315,14 @@
             <w:vAlign w:val="center"/>
           </w:tcPr>
           <w:p>
-            <w:r>
-              <w:rPr>
+            <w:pPr>
+              <w:rPr>
+                <w:rFonts w:ascii="Calibri" w:hAnsi="Calibri" w:cs="Calibri"/>
+              </w:rPr>
+            </w:pPr>
+            <w:r>
+              <w:rPr>
+                <w:rFonts w:ascii="Calibri" w:hAnsi="Calibri" w:cs="Calibri"/>
                 <w:sz w:val="22"/>
                 <w:szCs w:val="22"/>
               </w:rPr>
@@ -2634,8 +3342,14 @@
             <w:vAlign w:val="center"/>
           </w:tcPr>
           <w:p>
-            <w:r>
-              <w:rPr>
+            <w:pPr>
+              <w:rPr>
+                <w:rFonts w:ascii="Calibri" w:hAnsi="Calibri" w:cs="Calibri"/>
+              </w:rPr>
+            </w:pPr>
+            <w:r>
+              <w:rPr>
+                <w:rFonts w:ascii="Calibri" w:hAnsi="Calibri" w:cs="Calibri"/>
                 <w:sz w:val="22"/>
                 <w:szCs w:val="22"/>
               </w:rPr>
@@ -2655,8 +3369,14 @@
             <w:vAlign w:val="center"/>
           </w:tcPr>
           <w:p>
-            <w:r>
-              <w:rPr>
+            <w:pPr>
+              <w:rPr>
+                <w:rFonts w:ascii="Calibri" w:hAnsi="Calibri" w:cs="Calibri"/>
+              </w:rPr>
+            </w:pPr>
+            <w:r>
+              <w:rPr>
+                <w:rFonts w:ascii="Calibri" w:hAnsi="Calibri" w:cs="Calibri"/>
                 <w:sz w:val="22"/>
                 <w:szCs w:val="22"/>
               </w:rPr>
@@ -2676,8 +3396,14 @@
             <w:vAlign w:val="center"/>
           </w:tcPr>
           <w:p>
-            <w:r>
-              <w:rPr>
+            <w:pPr>
+              <w:rPr>
+                <w:rFonts w:ascii="Calibri" w:hAnsi="Calibri" w:cs="Calibri"/>
+              </w:rPr>
+            </w:pPr>
+            <w:r>
+              <w:rPr>
+                <w:rFonts w:ascii="Calibri" w:hAnsi="Calibri" w:cs="Calibri"/>
                 <w:sz w:val="22"/>
                 <w:szCs w:val="22"/>
               </w:rPr>
@@ -2697,8 +3423,14 @@
             <w:vAlign w:val="center"/>
           </w:tcPr>
           <w:p>
-            <w:r>
-              <w:rPr>
+            <w:pPr>
+              <w:rPr>
+                <w:rFonts w:ascii="Calibri" w:hAnsi="Calibri" w:cs="Calibri"/>
+              </w:rPr>
+            </w:pPr>
+            <w:r>
+              <w:rPr>
+                <w:rFonts w:ascii="Calibri" w:hAnsi="Calibri" w:cs="Calibri"/>
                 <w:sz w:val="22"/>
                 <w:szCs w:val="22"/>
               </w:rPr>
@@ -2708,12 +3440,6 @@
         </w:tc>
       </w:tr>
       <w:tr>
-        <w:tblPrEx>
-          <w:tblCellMar>
-            <w:top w:w="0" w:type="dxa"/>
-            <w:bottom w:w="0" w:type="dxa"/>
-          </w:tblCellMar>
-        </w:tblPrEx>
         <w:tc>
           <w:tcPr>
             <w:tcW w:w="1504" w:type="dxa"/>
@@ -2726,8 +3452,14 @@
             <w:vAlign w:val="center"/>
           </w:tcPr>
           <w:p>
-            <w:r>
-              <w:rPr>
+            <w:pPr>
+              <w:rPr>
+                <w:rFonts w:ascii="Calibri" w:hAnsi="Calibri" w:cs="Calibri"/>
+              </w:rPr>
+            </w:pPr>
+            <w:r>
+              <w:rPr>
+                <w:rFonts w:ascii="Calibri" w:hAnsi="Calibri" w:cs="Calibri"/>
                 <w:sz w:val="22"/>
                 <w:szCs w:val="22"/>
               </w:rPr>
@@ -2747,8 +3479,14 @@
             <w:vAlign w:val="center"/>
           </w:tcPr>
           <w:p>
-            <w:r>
-              <w:rPr>
+            <w:pPr>
+              <w:rPr>
+                <w:rFonts w:ascii="Calibri" w:hAnsi="Calibri" w:cs="Calibri"/>
+              </w:rPr>
+            </w:pPr>
+            <w:r>
+              <w:rPr>
+                <w:rFonts w:ascii="Calibri" w:hAnsi="Calibri" w:cs="Calibri"/>
                 <w:sz w:val="22"/>
                 <w:szCs w:val="22"/>
               </w:rPr>
@@ -2768,8 +3506,14 @@
             <w:vAlign w:val="center"/>
           </w:tcPr>
           <w:p>
-            <w:r>
-              <w:rPr>
+            <w:pPr>
+              <w:rPr>
+                <w:rFonts w:ascii="Calibri" w:hAnsi="Calibri" w:cs="Calibri"/>
+              </w:rPr>
+            </w:pPr>
+            <w:r>
+              <w:rPr>
+                <w:rFonts w:ascii="Calibri" w:hAnsi="Calibri" w:cs="Calibri"/>
                 <w:sz w:val="22"/>
                 <w:szCs w:val="22"/>
               </w:rPr>
@@ -2789,8 +3533,14 @@
             <w:vAlign w:val="center"/>
           </w:tcPr>
           <w:p>
-            <w:r>
-              <w:rPr>
+            <w:pPr>
+              <w:rPr>
+                <w:rFonts w:ascii="Calibri" w:hAnsi="Calibri" w:cs="Calibri"/>
+              </w:rPr>
+            </w:pPr>
+            <w:r>
+              <w:rPr>
+                <w:rFonts w:ascii="Calibri" w:hAnsi="Calibri" w:cs="Calibri"/>
                 <w:sz w:val="22"/>
                 <w:szCs w:val="22"/>
               </w:rPr>
@@ -2810,8 +3560,14 @@
             <w:vAlign w:val="center"/>
           </w:tcPr>
           <w:p>
-            <w:r>
-              <w:rPr>
+            <w:pPr>
+              <w:rPr>
+                <w:rFonts w:ascii="Calibri" w:hAnsi="Calibri" w:cs="Calibri"/>
+              </w:rPr>
+            </w:pPr>
+            <w:r>
+              <w:rPr>
+                <w:rFonts w:ascii="Calibri" w:hAnsi="Calibri" w:cs="Calibri"/>
                 <w:sz w:val="22"/>
                 <w:szCs w:val="22"/>
               </w:rPr>
@@ -2831,8 +3587,14 @@
             <w:vAlign w:val="center"/>
           </w:tcPr>
           <w:p>
-            <w:r>
-              <w:rPr>
+            <w:pPr>
+              <w:rPr>
+                <w:rFonts w:ascii="Calibri" w:hAnsi="Calibri" w:cs="Calibri"/>
+              </w:rPr>
+            </w:pPr>
+            <w:r>
+              <w:rPr>
+                <w:rFonts w:ascii="Calibri" w:hAnsi="Calibri" w:cs="Calibri"/>
                 <w:sz w:val="22"/>
                 <w:szCs w:val="22"/>
               </w:rPr>
@@ -2842,12 +3604,6 @@
         </w:tc>
       </w:tr>
       <w:tr>
-        <w:tblPrEx>
-          <w:tblCellMar>
-            <w:top w:w="0" w:type="dxa"/>
-            <w:bottom w:w="0" w:type="dxa"/>
-          </w:tblCellMar>
-        </w:tblPrEx>
         <w:tc>
           <w:tcPr>
             <w:tcW w:w="1504" w:type="dxa"/>
@@ -2860,8 +3616,14 @@
             <w:vAlign w:val="center"/>
           </w:tcPr>
           <w:p>
-            <w:r>
-              <w:rPr>
+            <w:pPr>
+              <w:rPr>
+                <w:rFonts w:ascii="Calibri" w:hAnsi="Calibri" w:cs="Calibri"/>
+              </w:rPr>
+            </w:pPr>
+            <w:r>
+              <w:rPr>
+                <w:rFonts w:ascii="Calibri" w:hAnsi="Calibri" w:cs="Calibri"/>
                 <w:sz w:val="22"/>
                 <w:szCs w:val="22"/>
               </w:rPr>
@@ -2881,8 +3643,14 @@
             <w:vAlign w:val="center"/>
           </w:tcPr>
           <w:p>
-            <w:r>
-              <w:rPr>
+            <w:pPr>
+              <w:rPr>
+                <w:rFonts w:ascii="Calibri" w:hAnsi="Calibri" w:cs="Calibri"/>
+              </w:rPr>
+            </w:pPr>
+            <w:r>
+              <w:rPr>
+                <w:rFonts w:ascii="Calibri" w:hAnsi="Calibri" w:cs="Calibri"/>
                 <w:sz w:val="22"/>
                 <w:szCs w:val="22"/>
               </w:rPr>
@@ -2902,8 +3670,14 @@
             <w:vAlign w:val="center"/>
           </w:tcPr>
           <w:p>
-            <w:r>
-              <w:rPr>
+            <w:pPr>
+              <w:rPr>
+                <w:rFonts w:ascii="Calibri" w:hAnsi="Calibri" w:cs="Calibri"/>
+              </w:rPr>
+            </w:pPr>
+            <w:r>
+              <w:rPr>
+                <w:rFonts w:ascii="Calibri" w:hAnsi="Calibri" w:cs="Calibri"/>
                 <w:sz w:val="22"/>
                 <w:szCs w:val="22"/>
               </w:rPr>
@@ -2923,8 +3697,14 @@
             <w:vAlign w:val="center"/>
           </w:tcPr>
           <w:p>
-            <w:r>
-              <w:rPr>
+            <w:pPr>
+              <w:rPr>
+                <w:rFonts w:ascii="Calibri" w:hAnsi="Calibri" w:cs="Calibri"/>
+              </w:rPr>
+            </w:pPr>
+            <w:r>
+              <w:rPr>
+                <w:rFonts w:ascii="Calibri" w:hAnsi="Calibri" w:cs="Calibri"/>
                 <w:sz w:val="22"/>
                 <w:szCs w:val="22"/>
               </w:rPr>
@@ -2944,8 +3724,14 @@
             <w:vAlign w:val="center"/>
           </w:tcPr>
           <w:p>
-            <w:r>
-              <w:rPr>
+            <w:pPr>
+              <w:rPr>
+                <w:rFonts w:ascii="Calibri" w:hAnsi="Calibri" w:cs="Calibri"/>
+              </w:rPr>
+            </w:pPr>
+            <w:r>
+              <w:rPr>
+                <w:rFonts w:ascii="Calibri" w:hAnsi="Calibri" w:cs="Calibri"/>
                 <w:sz w:val="22"/>
                 <w:szCs w:val="22"/>
               </w:rPr>
@@ -2965,8 +3751,14 @@
             <w:vAlign w:val="center"/>
           </w:tcPr>
           <w:p>
-            <w:r>
-              <w:rPr>
+            <w:pPr>
+              <w:rPr>
+                <w:rFonts w:ascii="Calibri" w:hAnsi="Calibri" w:cs="Calibri"/>
+              </w:rPr>
+            </w:pPr>
+            <w:r>
+              <w:rPr>
+                <w:rFonts w:ascii="Calibri" w:hAnsi="Calibri" w:cs="Calibri"/>
                 <w:sz w:val="22"/>
                 <w:szCs w:val="22"/>
               </w:rPr>
@@ -2979,30 +3771,40 @@
     <w:p>
       <w:pPr>
         <w:spacing w:after="240"/>
+        <w:rPr>
+          <w:rFonts w:ascii="Calibri" w:hAnsi="Calibri" w:cs="Calibri"/>
+        </w:rPr>
       </w:pPr>
     </w:p>
     <w:p>
       <w:pPr>
         <w:pStyle w:val="Heading2"/>
         <w:spacing w:before="280" w:after="160"/>
-      </w:pPr>
-      <w:r>
-        <w:rPr>
+        <w:rPr>
+          <w:rFonts w:ascii="Calibri" w:hAnsi="Calibri" w:cs="Calibri"/>
+        </w:rPr>
+      </w:pPr>
+      <w:r>
+        <w:rPr>
+          <w:rFonts w:ascii="Calibri" w:hAnsi="Calibri" w:cs="Calibri"/>
           <w:b/>
           <w:bCs/>
           <w:sz w:val="24"/>
           <w:szCs w:val="24"/>
         </w:rPr>
-        <w:lastRenderedPageBreak/>
         <w:t>5.2 Distributions Before and After Cleaning</w:t>
       </w:r>
     </w:p>
     <w:p>
       <w:pPr>
         <w:spacing w:before="120" w:after="60"/>
-      </w:pPr>
-      <w:r>
-        <w:rPr>
+        <w:rPr>
+          <w:rFonts w:ascii="Calibri" w:hAnsi="Calibri" w:cs="Calibri"/>
+        </w:rPr>
+      </w:pPr>
+      <w:r>
+        <w:rPr>
+          <w:rFonts w:ascii="Calibri" w:hAnsi="Calibri" w:cs="Calibri"/>
           <w:b/>
           <w:bCs/>
         </w:rPr>
@@ -3012,9 +3814,13 @@
     <w:p>
       <w:pPr>
         <w:spacing w:after="120"/>
-      </w:pPr>
-      <w:r>
-        <w:rPr>
+        <w:rPr>
+          <w:rFonts w:ascii="Calibri" w:hAnsi="Calibri" w:cs="Calibri"/>
+        </w:rPr>
+      </w:pPr>
+      <w:r>
+        <w:rPr>
+          <w:rFonts w:ascii="Calibri" w:hAnsi="Calibri" w:cs="Calibri"/>
           <w:i/>
           <w:iCs/>
         </w:rPr>
@@ -3025,11 +3831,16 @@
       <w:pPr>
         <w:spacing w:after="240"/>
         <w:jc w:val="center"/>
-      </w:pPr>
-      <w:r>
-        <w:rPr>
+        <w:rPr>
+          <w:rFonts w:ascii="Calibri" w:hAnsi="Calibri" w:cs="Calibri"/>
+        </w:rPr>
+      </w:pPr>
+      <w:r>
+        <w:rPr>
+          <w:rFonts w:ascii="Calibri" w:hAnsi="Calibri" w:cs="Calibri"/>
           <w:noProof/>
         </w:rPr>
+        <w:lastRenderedPageBreak/>
         <w:drawing>
           <wp:inline distT="0" distB="0" distL="0" distR="0" wp14:anchorId="0410AB39" wp14:editId="0E8567D3">
             <wp:extent cx="4762500" cy="3676650"/>
@@ -3073,9 +3884,13 @@
     <w:p>
       <w:pPr>
         <w:spacing w:before="120" w:after="60"/>
-      </w:pPr>
-      <w:r>
-        <w:rPr>
+        <w:rPr>
+          <w:rFonts w:ascii="Calibri" w:hAnsi="Calibri" w:cs="Calibri"/>
+        </w:rPr>
+      </w:pPr>
+      <w:r>
+        <w:rPr>
+          <w:rFonts w:ascii="Calibri" w:hAnsi="Calibri" w:cs="Calibri"/>
           <w:b/>
           <w:bCs/>
         </w:rPr>
@@ -3085,9 +3900,13 @@
     <w:p>
       <w:pPr>
         <w:spacing w:after="120"/>
-      </w:pPr>
-      <w:r>
-        <w:rPr>
+        <w:rPr>
+          <w:rFonts w:ascii="Calibri" w:hAnsi="Calibri" w:cs="Calibri"/>
+        </w:rPr>
+      </w:pPr>
+      <w:r>
+        <w:rPr>
+          <w:rFonts w:ascii="Calibri" w:hAnsi="Calibri" w:cs="Calibri"/>
           <w:i/>
           <w:iCs/>
         </w:rPr>
@@ -3098,9 +3917,13 @@
       <w:pPr>
         <w:spacing w:after="240"/>
         <w:jc w:val="center"/>
-      </w:pPr>
-      <w:r>
-        <w:rPr>
+        <w:rPr>
+          <w:rFonts w:ascii="Calibri" w:hAnsi="Calibri" w:cs="Calibri"/>
+        </w:rPr>
+      </w:pPr>
+      <w:r>
+        <w:rPr>
+          <w:rFonts w:ascii="Calibri" w:hAnsi="Calibri" w:cs="Calibri"/>
           <w:noProof/>
         </w:rPr>
         <w:lastRenderedPageBreak/>
@@ -3147,13 +3970,20 @@
     <w:p>
       <w:pPr>
         <w:jc w:val="both"/>
-      </w:pPr>
-      <w:r>
+        <w:rPr>
+          <w:rFonts w:ascii="Calibri" w:hAnsi="Calibri" w:cs="Calibri"/>
+        </w:rPr>
+      </w:pPr>
+      <w:r>
+        <w:rPr>
+          <w:rFonts w:ascii="Calibri" w:hAnsi="Calibri" w:cs="Calibri"/>
+        </w:rPr>
         <w:t xml:space="preserve">Because no records were removed during cleaning (Section 4.1), the raw and cleaned ranges are identical for every numeric column checked: employee count (10 to 19,970), annual revenue (USD 1.01 million to USD 9,996.73 million), and adoption rate (0% to 100%) are unchanged between </w:t>
       </w:r>
       <w:proofErr w:type="spellStart"/>
       <w:r>
         <w:rPr>
+          <w:rFonts w:ascii="Calibri" w:hAnsi="Calibri" w:cs="Calibri"/>
           <w:i/>
           <w:iCs/>
         </w:rPr>
@@ -3161,11 +3991,15 @@
       </w:r>
       <w:proofErr w:type="spellEnd"/>
       <w:r>
+        <w:rPr>
+          <w:rFonts w:ascii="Calibri" w:hAnsi="Calibri" w:cs="Calibri"/>
+        </w:rPr>
         <w:t xml:space="preserve"> and </w:t>
       </w:r>
       <w:proofErr w:type="spellStart"/>
       <w:r>
         <w:rPr>
+          <w:rFonts w:ascii="Calibri" w:hAnsi="Calibri" w:cs="Calibri"/>
           <w:i/>
           <w:iCs/>
         </w:rPr>
@@ -3173,6 +4007,9 @@
       </w:r>
       <w:proofErr w:type="spellEnd"/>
       <w:r>
+        <w:rPr>
+          <w:rFonts w:ascii="Calibri" w:hAnsi="Calibri" w:cs="Calibri"/>
+        </w:rPr>
         <w:t>. The histograms above therefore illustrate the shape of the cleaned distributions rather than a before/after contrast in range.</w:t>
       </w:r>
     </w:p>
@@ -3180,9 +4017,13 @@
       <w:pPr>
         <w:pStyle w:val="Heading2"/>
         <w:spacing w:before="280" w:after="160"/>
-      </w:pPr>
-      <w:r>
-        <w:rPr>
+        <w:rPr>
+          <w:rFonts w:ascii="Calibri" w:hAnsi="Calibri" w:cs="Calibri"/>
+        </w:rPr>
+      </w:pPr>
+      <w:r>
+        <w:rPr>
+          <w:rFonts w:ascii="Calibri" w:hAnsi="Calibri" w:cs="Calibri"/>
           <w:b/>
           <w:bCs/>
           <w:sz w:val="24"/>
@@ -3194,8 +4035,14 @@
     <w:p>
       <w:pPr>
         <w:jc w:val="both"/>
-      </w:pPr>
-      <w:r>
+        <w:rPr>
+          <w:rFonts w:ascii="Calibri" w:hAnsi="Calibri" w:cs="Calibri"/>
+        </w:rPr>
+      </w:pPr>
+      <w:r>
+        <w:rPr>
+          <w:rFonts w:ascii="Calibri" w:hAnsi="Calibri" w:cs="Calibri"/>
+        </w:rPr>
         <w:t>Consistent with the inspection in Section 3.2, no missing values were found in any column of the raw data, so no missing-value plot was generated by the notebook; a missingness bar chart is produced automatically only when at least one column has a non-zero missing rate. This absence of missing data is notable for a dataset of this size and is discussed further in Section 6.</w:t>
       </w:r>
     </w:p>
@@ -3204,6 +4051,7 @@
         <w:pStyle w:val="Heading2"/>
         <w:spacing w:before="280" w:after="160"/>
         <w:rPr>
+          <w:rFonts w:ascii="Calibri" w:hAnsi="Calibri" w:cs="Calibri"/>
           <w:b/>
           <w:bCs/>
           <w:sz w:val="24"/>
@@ -3215,24 +4063,31 @@
       <w:pPr>
         <w:pStyle w:val="Heading2"/>
         <w:spacing w:before="280" w:after="160"/>
-      </w:pPr>
-      <w:r>
-        <w:rPr>
+        <w:rPr>
+          <w:rFonts w:ascii="Calibri" w:hAnsi="Calibri" w:cs="Calibri"/>
+        </w:rPr>
+      </w:pPr>
+      <w:r>
+        <w:rPr>
+          <w:rFonts w:ascii="Calibri" w:hAnsi="Calibri" w:cs="Calibri"/>
           <w:b/>
           <w:bCs/>
           <w:sz w:val="24"/>
           <w:szCs w:val="24"/>
         </w:rPr>
-        <w:lastRenderedPageBreak/>
         <w:t>5.4 Group Comparisons and Correlation Structure</w:t>
       </w:r>
     </w:p>
     <w:p>
       <w:pPr>
         <w:spacing w:before="120" w:after="60"/>
-      </w:pPr>
-      <w:r>
-        <w:rPr>
+        <w:rPr>
+          <w:rFonts w:ascii="Calibri" w:hAnsi="Calibri" w:cs="Calibri"/>
+        </w:rPr>
+      </w:pPr>
+      <w:r>
+        <w:rPr>
+          <w:rFonts w:ascii="Calibri" w:hAnsi="Calibri" w:cs="Calibri"/>
           <w:b/>
           <w:bCs/>
         </w:rPr>
@@ -3242,9 +4097,13 @@
     <w:p>
       <w:pPr>
         <w:spacing w:after="120"/>
-      </w:pPr>
-      <w:r>
-        <w:rPr>
+        <w:rPr>
+          <w:rFonts w:ascii="Calibri" w:hAnsi="Calibri" w:cs="Calibri"/>
+        </w:rPr>
+      </w:pPr>
+      <w:r>
+        <w:rPr>
+          <w:rFonts w:ascii="Calibri" w:hAnsi="Calibri" w:cs="Calibri"/>
           <w:i/>
           <w:iCs/>
         </w:rPr>
@@ -3255,9 +4114,13 @@
       <w:pPr>
         <w:spacing w:after="240"/>
         <w:jc w:val="center"/>
-      </w:pPr>
-      <w:r>
-        <w:rPr>
+        <w:rPr>
+          <w:rFonts w:ascii="Calibri" w:hAnsi="Calibri" w:cs="Calibri"/>
+        </w:rPr>
+      </w:pPr>
+      <w:r>
+        <w:rPr>
+          <w:rFonts w:ascii="Calibri" w:hAnsi="Calibri" w:cs="Calibri"/>
           <w:noProof/>
         </w:rPr>
         <w:drawing>
@@ -3303,8 +4166,14 @@
     <w:p>
       <w:pPr>
         <w:jc w:val="both"/>
-      </w:pPr>
-      <w:r>
+        <w:rPr>
+          <w:rFonts w:ascii="Calibri" w:hAnsi="Calibri" w:cs="Calibri"/>
+        </w:rPr>
+      </w:pPr>
+      <w:r>
+        <w:rPr>
+          <w:rFonts w:ascii="Calibri" w:hAnsi="Calibri" w:cs="Calibri"/>
+        </w:rPr>
         <w:t>The proportion of company-quarters at partial or full adoption rises with company size: 49.4% for SMEs, 49.6% for startups, and 70.8% for enterprises. This gap is explored further with a formal hypothesis test in Section 5.8.</w:t>
       </w:r>
     </w:p>
@@ -3312,6 +4181,7 @@
       <w:pPr>
         <w:spacing w:before="120" w:after="60"/>
         <w:rPr>
+          <w:rFonts w:ascii="Calibri" w:hAnsi="Calibri" w:cs="Calibri"/>
           <w:b/>
           <w:bCs/>
         </w:rPr>
@@ -3321,6 +4191,7 @@
       <w:pPr>
         <w:spacing w:before="120" w:after="60"/>
         <w:rPr>
+          <w:rFonts w:ascii="Calibri" w:hAnsi="Calibri" w:cs="Calibri"/>
           <w:b/>
           <w:bCs/>
         </w:rPr>
@@ -3330,6 +4201,7 @@
       <w:pPr>
         <w:spacing w:before="120" w:after="60"/>
         <w:rPr>
+          <w:rFonts w:ascii="Calibri" w:hAnsi="Calibri" w:cs="Calibri"/>
           <w:b/>
           <w:bCs/>
         </w:rPr>
@@ -3339,6 +4211,7 @@
       <w:pPr>
         <w:spacing w:before="120" w:after="60"/>
         <w:rPr>
+          <w:rFonts w:ascii="Calibri" w:hAnsi="Calibri" w:cs="Calibri"/>
           <w:b/>
           <w:bCs/>
         </w:rPr>
@@ -3347,22 +4220,29 @@
     <w:p>
       <w:pPr>
         <w:spacing w:before="120" w:after="60"/>
-      </w:pPr>
-      <w:r>
-        <w:rPr>
-          <w:b/>
-          <w:bCs/>
-        </w:rPr>
-        <w:lastRenderedPageBreak/>
+        <w:rPr>
+          <w:rFonts w:ascii="Calibri" w:hAnsi="Calibri" w:cs="Calibri"/>
+        </w:rPr>
+      </w:pPr>
+      <w:r>
+        <w:rPr>
+          <w:rFonts w:ascii="Calibri" w:hAnsi="Calibri" w:cs="Calibri"/>
+          <w:b/>
+          <w:bCs/>
+        </w:rPr>
         <w:t>Figure 6</w:t>
       </w:r>
     </w:p>
     <w:p>
       <w:pPr>
         <w:spacing w:after="120"/>
-      </w:pPr>
-      <w:r>
-        <w:rPr>
+        <w:rPr>
+          <w:rFonts w:ascii="Calibri" w:hAnsi="Calibri" w:cs="Calibri"/>
+        </w:rPr>
+      </w:pPr>
+      <w:r>
+        <w:rPr>
+          <w:rFonts w:ascii="Calibri" w:hAnsi="Calibri" w:cs="Calibri"/>
           <w:i/>
           <w:iCs/>
         </w:rPr>
@@ -3373,9 +4253,13 @@
       <w:pPr>
         <w:spacing w:after="240"/>
         <w:jc w:val="center"/>
-      </w:pPr>
-      <w:r>
-        <w:rPr>
+        <w:rPr>
+          <w:rFonts w:ascii="Calibri" w:hAnsi="Calibri" w:cs="Calibri"/>
+        </w:rPr>
+      </w:pPr>
+      <w:r>
+        <w:rPr>
+          <w:rFonts w:ascii="Calibri" w:hAnsi="Calibri" w:cs="Calibri"/>
           <w:noProof/>
         </w:rPr>
         <w:drawing>
@@ -3421,58 +4305,91 @@
     <w:p>
       <w:pPr>
         <w:jc w:val="both"/>
-      </w:pPr>
-      <w:r>
+        <w:rPr>
+          <w:rFonts w:ascii="Calibri" w:hAnsi="Calibri" w:cs="Calibri"/>
+        </w:rPr>
+      </w:pPr>
+      <w:r>
+        <w:rPr>
+          <w:rFonts w:ascii="Calibri" w:hAnsi="Calibri" w:cs="Calibri"/>
+        </w:rPr>
         <w:t>Among the seven numeric variables compared, the strongest pairwise correlation is between AI adoption rate and AI maturity score (</w:t>
       </w:r>
       <w:r>
         <w:rPr>
+          <w:rFonts w:ascii="Calibri" w:hAnsi="Calibri" w:cs="Calibri"/>
           <w:i/>
           <w:iCs/>
         </w:rPr>
         <w:t>r</w:t>
       </w:r>
       <w:r>
+        <w:rPr>
+          <w:rFonts w:ascii="Calibri" w:hAnsi="Calibri" w:cs="Calibri"/>
+        </w:rPr>
         <w:t xml:space="preserve"> = 0.84), which is expected since both measure related aspects of how far a company has progressed with AI. Adoption rate and maturity score are also strongly associated with AI training hours (</w:t>
       </w:r>
       <w:r>
         <w:rPr>
+          <w:rFonts w:ascii="Calibri" w:hAnsi="Calibri" w:cs="Calibri"/>
           <w:i/>
           <w:iCs/>
         </w:rPr>
         <w:t>r</w:t>
       </w:r>
       <w:r>
+        <w:rPr>
+          <w:rFonts w:ascii="Calibri" w:hAnsi="Calibri" w:cs="Calibri"/>
+        </w:rPr>
         <w:t xml:space="preserve"> = 0.73 and 0.82) and AI budget percentage (</w:t>
       </w:r>
       <w:r>
         <w:rPr>
+          <w:rFonts w:ascii="Calibri" w:hAnsi="Calibri" w:cs="Calibri"/>
           <w:i/>
           <w:iCs/>
         </w:rPr>
         <w:t>r</w:t>
       </w:r>
       <w:r>
+        <w:rPr>
+          <w:rFonts w:ascii="Calibri" w:hAnsi="Calibri" w:cs="Calibri"/>
+        </w:rPr>
         <w:t xml:space="preserve"> = 0.74 and 0.82). Productivity change correlates moderately with maturity score (</w:t>
       </w:r>
       <w:r>
         <w:rPr>
+          <w:rFonts w:ascii="Calibri" w:hAnsi="Calibri" w:cs="Calibri"/>
           <w:i/>
           <w:iCs/>
         </w:rPr>
         <w:t>r</w:t>
       </w:r>
       <w:r>
-        <w:t xml:space="preserve"> = 0.74), while employee satisfaction shows the weakest relationships with the AI-adoption variables overall (</w:t>
-      </w:r>
-      <w:r>
-        <w:rPr>
+        <w:rPr>
+          <w:rFonts w:ascii="Calibri" w:hAnsi="Calibri" w:cs="Calibri"/>
+        </w:rPr>
+        <w:t xml:space="preserve"> = 0.74), while </w:t>
+      </w:r>
+      <w:r>
+        <w:rPr>
+          <w:rFonts w:ascii="Calibri" w:hAnsi="Calibri" w:cs="Calibri"/>
+        </w:rPr>
+        <w:lastRenderedPageBreak/>
+        <w:t>employee satisfaction shows the weakest relationships with the AI-adoption variables overall (</w:t>
+      </w:r>
+      <w:r>
+        <w:rPr>
+          <w:rFonts w:ascii="Calibri" w:hAnsi="Calibri" w:cs="Calibri"/>
           <w:i/>
           <w:iCs/>
         </w:rPr>
         <w:t>r</w:t>
       </w:r>
       <w:r>
+        <w:rPr>
+          <w:rFonts w:ascii="Calibri" w:hAnsi="Calibri" w:cs="Calibri"/>
+        </w:rPr>
         <w:t xml:space="preserve"> between 0.29 and 0.38).</w:t>
       </w:r>
     </w:p>
@@ -3481,6 +4398,7 @@
         <w:pStyle w:val="Heading2"/>
         <w:spacing w:before="280" w:after="160"/>
         <w:rPr>
+          <w:rFonts w:ascii="Calibri" w:hAnsi="Calibri" w:cs="Calibri"/>
           <w:b/>
           <w:bCs/>
           <w:sz w:val="24"/>
@@ -3492,24 +4410,31 @@
       <w:pPr>
         <w:pStyle w:val="Heading2"/>
         <w:spacing w:before="280" w:after="160"/>
-      </w:pPr>
-      <w:r>
-        <w:rPr>
+        <w:rPr>
+          <w:rFonts w:ascii="Calibri" w:hAnsi="Calibri" w:cs="Calibri"/>
+        </w:rPr>
+      </w:pPr>
+      <w:r>
+        <w:rPr>
+          <w:rFonts w:ascii="Calibri" w:hAnsi="Calibri" w:cs="Calibri"/>
           <w:b/>
           <w:bCs/>
           <w:sz w:val="24"/>
           <w:szCs w:val="24"/>
         </w:rPr>
-        <w:lastRenderedPageBreak/>
         <w:t>5.5 Adoption-Stage Profile</w:t>
       </w:r>
     </w:p>
     <w:p>
       <w:pPr>
         <w:spacing w:before="120" w:after="60"/>
-      </w:pPr>
-      <w:r>
-        <w:rPr>
+        <w:rPr>
+          <w:rFonts w:ascii="Calibri" w:hAnsi="Calibri" w:cs="Calibri"/>
+        </w:rPr>
+      </w:pPr>
+      <w:r>
+        <w:rPr>
+          <w:rFonts w:ascii="Calibri" w:hAnsi="Calibri" w:cs="Calibri"/>
           <w:b/>
           <w:bCs/>
         </w:rPr>
@@ -3519,9 +4444,13 @@
     <w:p>
       <w:pPr>
         <w:spacing w:after="120"/>
-      </w:pPr>
-      <w:r>
-        <w:rPr>
+        <w:rPr>
+          <w:rFonts w:ascii="Calibri" w:hAnsi="Calibri" w:cs="Calibri"/>
+        </w:rPr>
+      </w:pPr>
+      <w:r>
+        <w:rPr>
+          <w:rFonts w:ascii="Calibri" w:hAnsi="Calibri" w:cs="Calibri"/>
           <w:i/>
           <w:iCs/>
         </w:rPr>
@@ -3532,9 +4461,13 @@
       <w:pPr>
         <w:spacing w:after="240"/>
         <w:jc w:val="center"/>
-      </w:pPr>
-      <w:r>
-        <w:rPr>
+        <w:rPr>
+          <w:rFonts w:ascii="Calibri" w:hAnsi="Calibri" w:cs="Calibri"/>
+        </w:rPr>
+      </w:pPr>
+      <w:r>
+        <w:rPr>
+          <w:rFonts w:ascii="Calibri" w:hAnsi="Calibri" w:cs="Calibri"/>
           <w:noProof/>
         </w:rPr>
         <w:drawing>
@@ -3580,8 +4513,15 @@
     <w:p>
       <w:pPr>
         <w:jc w:val="both"/>
-      </w:pPr>
-      <w:r>
+        <w:rPr>
+          <w:rFonts w:ascii="Calibri" w:hAnsi="Calibri" w:cs="Calibri"/>
+        </w:rPr>
+      </w:pPr>
+      <w:r>
+        <w:rPr>
+          <w:rFonts w:ascii="Calibri" w:hAnsi="Calibri" w:cs="Calibri"/>
+        </w:rPr>
+        <w:lastRenderedPageBreak/>
         <w:t>Table 3 shows the mean profile for five outcome-related variables across the four adoption stages. Every metric increases monotonically from the none stage to the full stage, most sharply for AI training hours (7.66 to 52.75 hours) and productivity change (2.39% to 19.79%).</w:t>
       </w:r>
     </w:p>
@@ -3589,6 +4529,7 @@
       <w:pPr>
         <w:spacing w:before="200" w:after="60"/>
         <w:rPr>
+          <w:rFonts w:ascii="Calibri" w:hAnsi="Calibri" w:cs="Calibri"/>
           <w:b/>
           <w:bCs/>
         </w:rPr>
@@ -3598,6 +4539,7 @@
       <w:pPr>
         <w:spacing w:before="200" w:after="60"/>
         <w:rPr>
+          <w:rFonts w:ascii="Calibri" w:hAnsi="Calibri" w:cs="Calibri"/>
           <w:b/>
           <w:bCs/>
         </w:rPr>
@@ -3606,22 +4548,29 @@
     <w:p>
       <w:pPr>
         <w:spacing w:before="200" w:after="60"/>
-      </w:pPr>
-      <w:r>
-        <w:rPr>
-          <w:b/>
-          <w:bCs/>
-        </w:rPr>
-        <w:lastRenderedPageBreak/>
+        <w:rPr>
+          <w:rFonts w:ascii="Calibri" w:hAnsi="Calibri" w:cs="Calibri"/>
+        </w:rPr>
+      </w:pPr>
+      <w:r>
+        <w:rPr>
+          <w:rFonts w:ascii="Calibri" w:hAnsi="Calibri" w:cs="Calibri"/>
+          <w:b/>
+          <w:bCs/>
+        </w:rPr>
         <w:t>Table 4</w:t>
       </w:r>
     </w:p>
     <w:p>
       <w:pPr>
         <w:spacing w:after="120"/>
-      </w:pPr>
-      <w:r>
-        <w:rPr>
+        <w:rPr>
+          <w:rFonts w:ascii="Calibri" w:hAnsi="Calibri" w:cs="Calibri"/>
+        </w:rPr>
+      </w:pPr>
+      <w:r>
+        <w:rPr>
+          <w:rFonts w:ascii="Calibri" w:hAnsi="Calibri" w:cs="Calibri"/>
           <w:i/>
           <w:iCs/>
         </w:rPr>
@@ -3643,20 +4592,14 @@
         <w:tblLook w:val="04A0" w:firstRow="1" w:lastRow="0" w:firstColumn="1" w:lastColumn="0" w:noHBand="0" w:noVBand="1"/>
       </w:tblPr>
       <w:tblGrid>
-        <w:gridCol w:w="1758"/>
-        <w:gridCol w:w="1427"/>
-        <w:gridCol w:w="1426"/>
-        <w:gridCol w:w="1775"/>
-        <w:gridCol w:w="1535"/>
-        <w:gridCol w:w="1105"/>
+        <w:gridCol w:w="1766"/>
+        <w:gridCol w:w="1431"/>
+        <w:gridCol w:w="1428"/>
+        <w:gridCol w:w="1779"/>
+        <w:gridCol w:w="1538"/>
+        <w:gridCol w:w="1084"/>
       </w:tblGrid>
       <w:tr>
-        <w:tblPrEx>
-          <w:tblCellMar>
-            <w:top w:w="0" w:type="dxa"/>
-            <w:bottom w:w="0" w:type="dxa"/>
-          </w:tblCellMar>
-        </w:tblPrEx>
         <w:trPr>
           <w:tblHeader/>
         </w:trPr>
@@ -3675,9 +4618,13 @@
           <w:p>
             <w:pPr>
               <w:jc w:val="center"/>
-            </w:pPr>
-            <w:r>
-              <w:rPr>
+              <w:rPr>
+                <w:rFonts w:ascii="Calibri" w:hAnsi="Calibri" w:cs="Calibri"/>
+              </w:rPr>
+            </w:pPr>
+            <w:r>
+              <w:rPr>
+                <w:rFonts w:ascii="Calibri" w:hAnsi="Calibri" w:cs="Calibri"/>
                 <w:b/>
                 <w:bCs/>
                 <w:sz w:val="22"/>
@@ -3702,9 +4649,13 @@
           <w:p>
             <w:pPr>
               <w:jc w:val="center"/>
-            </w:pPr>
-            <w:r>
-              <w:rPr>
+              <w:rPr>
+                <w:rFonts w:ascii="Calibri" w:hAnsi="Calibri" w:cs="Calibri"/>
+              </w:rPr>
+            </w:pPr>
+            <w:r>
+              <w:rPr>
+                <w:rFonts w:ascii="Calibri" w:hAnsi="Calibri" w:cs="Calibri"/>
                 <w:b/>
                 <w:bCs/>
                 <w:sz w:val="22"/>
@@ -3729,9 +4680,13 @@
           <w:p>
             <w:pPr>
               <w:jc w:val="center"/>
-            </w:pPr>
-            <w:r>
-              <w:rPr>
+              <w:rPr>
+                <w:rFonts w:ascii="Calibri" w:hAnsi="Calibri" w:cs="Calibri"/>
+              </w:rPr>
+            </w:pPr>
+            <w:r>
+              <w:rPr>
+                <w:rFonts w:ascii="Calibri" w:hAnsi="Calibri" w:cs="Calibri"/>
                 <w:b/>
                 <w:bCs/>
                 <w:sz w:val="22"/>
@@ -3756,9 +4711,13 @@
           <w:p>
             <w:pPr>
               <w:jc w:val="center"/>
-            </w:pPr>
-            <w:r>
-              <w:rPr>
+              <w:rPr>
+                <w:rFonts w:ascii="Calibri" w:hAnsi="Calibri" w:cs="Calibri"/>
+              </w:rPr>
+            </w:pPr>
+            <w:r>
+              <w:rPr>
+                <w:rFonts w:ascii="Calibri" w:hAnsi="Calibri" w:cs="Calibri"/>
                 <w:b/>
                 <w:bCs/>
                 <w:sz w:val="22"/>
@@ -3783,9 +4742,13 @@
           <w:p>
             <w:pPr>
               <w:jc w:val="center"/>
-            </w:pPr>
-            <w:r>
-              <w:rPr>
+              <w:rPr>
+                <w:rFonts w:ascii="Calibri" w:hAnsi="Calibri" w:cs="Calibri"/>
+              </w:rPr>
+            </w:pPr>
+            <w:r>
+              <w:rPr>
+                <w:rFonts w:ascii="Calibri" w:hAnsi="Calibri" w:cs="Calibri"/>
                 <w:b/>
                 <w:bCs/>
                 <w:sz w:val="22"/>
@@ -3810,9 +4773,13 @@
           <w:p>
             <w:pPr>
               <w:jc w:val="center"/>
-            </w:pPr>
-            <w:r>
-              <w:rPr>
+              <w:rPr>
+                <w:rFonts w:ascii="Calibri" w:hAnsi="Calibri" w:cs="Calibri"/>
+              </w:rPr>
+            </w:pPr>
+            <w:r>
+              <w:rPr>
+                <w:rFonts w:ascii="Calibri" w:hAnsi="Calibri" w:cs="Calibri"/>
                 <w:b/>
                 <w:bCs/>
                 <w:sz w:val="22"/>
@@ -3824,12 +4791,6 @@
         </w:tc>
       </w:tr>
       <w:tr>
-        <w:tblPrEx>
-          <w:tblCellMar>
-            <w:top w:w="0" w:type="dxa"/>
-            <w:bottom w:w="0" w:type="dxa"/>
-          </w:tblCellMar>
-        </w:tblPrEx>
         <w:tc>
           <w:tcPr>
             <w:tcW w:w="1800" w:type="dxa"/>
@@ -3842,8 +4803,14 @@
             <w:vAlign w:val="center"/>
           </w:tcPr>
           <w:p>
-            <w:r>
-              <w:rPr>
+            <w:pPr>
+              <w:rPr>
+                <w:rFonts w:ascii="Calibri" w:hAnsi="Calibri" w:cs="Calibri"/>
+              </w:rPr>
+            </w:pPr>
+            <w:r>
+              <w:rPr>
+                <w:rFonts w:ascii="Calibri" w:hAnsi="Calibri" w:cs="Calibri"/>
                 <w:sz w:val="22"/>
                 <w:szCs w:val="22"/>
               </w:rPr>
@@ -3863,8 +4830,14 @@
             <w:vAlign w:val="center"/>
           </w:tcPr>
           <w:p>
-            <w:r>
-              <w:rPr>
+            <w:pPr>
+              <w:rPr>
+                <w:rFonts w:ascii="Calibri" w:hAnsi="Calibri" w:cs="Calibri"/>
+              </w:rPr>
+            </w:pPr>
+            <w:r>
+              <w:rPr>
+                <w:rFonts w:ascii="Calibri" w:hAnsi="Calibri" w:cs="Calibri"/>
                 <w:sz w:val="22"/>
                 <w:szCs w:val="22"/>
               </w:rPr>
@@ -3884,8 +4857,14 @@
             <w:vAlign w:val="center"/>
           </w:tcPr>
           <w:p>
-            <w:r>
-              <w:rPr>
+            <w:pPr>
+              <w:rPr>
+                <w:rFonts w:ascii="Calibri" w:hAnsi="Calibri" w:cs="Calibri"/>
+              </w:rPr>
+            </w:pPr>
+            <w:r>
+              <w:rPr>
+                <w:rFonts w:ascii="Calibri" w:hAnsi="Calibri" w:cs="Calibri"/>
                 <w:sz w:val="22"/>
                 <w:szCs w:val="22"/>
               </w:rPr>
@@ -3905,8 +4884,14 @@
             <w:vAlign w:val="center"/>
           </w:tcPr>
           <w:p>
-            <w:r>
-              <w:rPr>
+            <w:pPr>
+              <w:rPr>
+                <w:rFonts w:ascii="Calibri" w:hAnsi="Calibri" w:cs="Calibri"/>
+              </w:rPr>
+            </w:pPr>
+            <w:r>
+              <w:rPr>
+                <w:rFonts w:ascii="Calibri" w:hAnsi="Calibri" w:cs="Calibri"/>
                 <w:sz w:val="22"/>
                 <w:szCs w:val="22"/>
               </w:rPr>
@@ -3926,8 +4911,14 @@
             <w:vAlign w:val="center"/>
           </w:tcPr>
           <w:p>
-            <w:r>
-              <w:rPr>
+            <w:pPr>
+              <w:rPr>
+                <w:rFonts w:ascii="Calibri" w:hAnsi="Calibri" w:cs="Calibri"/>
+              </w:rPr>
+            </w:pPr>
+            <w:r>
+              <w:rPr>
+                <w:rFonts w:ascii="Calibri" w:hAnsi="Calibri" w:cs="Calibri"/>
                 <w:sz w:val="22"/>
                 <w:szCs w:val="22"/>
               </w:rPr>
@@ -3947,8 +4938,14 @@
             <w:vAlign w:val="center"/>
           </w:tcPr>
           <w:p>
-            <w:r>
-              <w:rPr>
+            <w:pPr>
+              <w:rPr>
+                <w:rFonts w:ascii="Calibri" w:hAnsi="Calibri" w:cs="Calibri"/>
+              </w:rPr>
+            </w:pPr>
+            <w:r>
+              <w:rPr>
+                <w:rFonts w:ascii="Calibri" w:hAnsi="Calibri" w:cs="Calibri"/>
                 <w:sz w:val="22"/>
                 <w:szCs w:val="22"/>
               </w:rPr>
@@ -3958,12 +4955,6 @@
         </w:tc>
       </w:tr>
       <w:tr>
-        <w:tblPrEx>
-          <w:tblCellMar>
-            <w:top w:w="0" w:type="dxa"/>
-            <w:bottom w:w="0" w:type="dxa"/>
-          </w:tblCellMar>
-        </w:tblPrEx>
         <w:tc>
           <w:tcPr>
             <w:tcW w:w="1800" w:type="dxa"/>
@@ -3976,8 +4967,14 @@
             <w:vAlign w:val="center"/>
           </w:tcPr>
           <w:p>
-            <w:r>
-              <w:rPr>
+            <w:pPr>
+              <w:rPr>
+                <w:rFonts w:ascii="Calibri" w:hAnsi="Calibri" w:cs="Calibri"/>
+              </w:rPr>
+            </w:pPr>
+            <w:r>
+              <w:rPr>
+                <w:rFonts w:ascii="Calibri" w:hAnsi="Calibri" w:cs="Calibri"/>
                 <w:sz w:val="22"/>
                 <w:szCs w:val="22"/>
               </w:rPr>
@@ -3997,8 +4994,14 @@
             <w:vAlign w:val="center"/>
           </w:tcPr>
           <w:p>
-            <w:r>
-              <w:rPr>
+            <w:pPr>
+              <w:rPr>
+                <w:rFonts w:ascii="Calibri" w:hAnsi="Calibri" w:cs="Calibri"/>
+              </w:rPr>
+            </w:pPr>
+            <w:r>
+              <w:rPr>
+                <w:rFonts w:ascii="Calibri" w:hAnsi="Calibri" w:cs="Calibri"/>
                 <w:sz w:val="22"/>
                 <w:szCs w:val="22"/>
               </w:rPr>
@@ -4018,8 +5021,14 @@
             <w:vAlign w:val="center"/>
           </w:tcPr>
           <w:p>
-            <w:r>
-              <w:rPr>
+            <w:pPr>
+              <w:rPr>
+                <w:rFonts w:ascii="Calibri" w:hAnsi="Calibri" w:cs="Calibri"/>
+              </w:rPr>
+            </w:pPr>
+            <w:r>
+              <w:rPr>
+                <w:rFonts w:ascii="Calibri" w:hAnsi="Calibri" w:cs="Calibri"/>
                 <w:sz w:val="22"/>
                 <w:szCs w:val="22"/>
               </w:rPr>
@@ -4039,8 +5048,14 @@
             <w:vAlign w:val="center"/>
           </w:tcPr>
           <w:p>
-            <w:r>
-              <w:rPr>
+            <w:pPr>
+              <w:rPr>
+                <w:rFonts w:ascii="Calibri" w:hAnsi="Calibri" w:cs="Calibri"/>
+              </w:rPr>
+            </w:pPr>
+            <w:r>
+              <w:rPr>
+                <w:rFonts w:ascii="Calibri" w:hAnsi="Calibri" w:cs="Calibri"/>
                 <w:sz w:val="22"/>
                 <w:szCs w:val="22"/>
               </w:rPr>
@@ -4060,8 +5075,14 @@
             <w:vAlign w:val="center"/>
           </w:tcPr>
           <w:p>
-            <w:r>
-              <w:rPr>
+            <w:pPr>
+              <w:rPr>
+                <w:rFonts w:ascii="Calibri" w:hAnsi="Calibri" w:cs="Calibri"/>
+              </w:rPr>
+            </w:pPr>
+            <w:r>
+              <w:rPr>
+                <w:rFonts w:ascii="Calibri" w:hAnsi="Calibri" w:cs="Calibri"/>
                 <w:sz w:val="22"/>
                 <w:szCs w:val="22"/>
               </w:rPr>
@@ -4081,8 +5102,14 @@
             <w:vAlign w:val="center"/>
           </w:tcPr>
           <w:p>
-            <w:r>
-              <w:rPr>
+            <w:pPr>
+              <w:rPr>
+                <w:rFonts w:ascii="Calibri" w:hAnsi="Calibri" w:cs="Calibri"/>
+              </w:rPr>
+            </w:pPr>
+            <w:r>
+              <w:rPr>
+                <w:rFonts w:ascii="Calibri" w:hAnsi="Calibri" w:cs="Calibri"/>
                 <w:sz w:val="22"/>
                 <w:szCs w:val="22"/>
               </w:rPr>
@@ -4092,12 +5119,6 @@
         </w:tc>
       </w:tr>
       <w:tr>
-        <w:tblPrEx>
-          <w:tblCellMar>
-            <w:top w:w="0" w:type="dxa"/>
-            <w:bottom w:w="0" w:type="dxa"/>
-          </w:tblCellMar>
-        </w:tblPrEx>
         <w:tc>
           <w:tcPr>
             <w:tcW w:w="1800" w:type="dxa"/>
@@ -4110,8 +5131,14 @@
             <w:vAlign w:val="center"/>
           </w:tcPr>
           <w:p>
-            <w:r>
-              <w:rPr>
+            <w:pPr>
+              <w:rPr>
+                <w:rFonts w:ascii="Calibri" w:hAnsi="Calibri" w:cs="Calibri"/>
+              </w:rPr>
+            </w:pPr>
+            <w:r>
+              <w:rPr>
+                <w:rFonts w:ascii="Calibri" w:hAnsi="Calibri" w:cs="Calibri"/>
                 <w:sz w:val="22"/>
                 <w:szCs w:val="22"/>
               </w:rPr>
@@ -4131,8 +5158,14 @@
             <w:vAlign w:val="center"/>
           </w:tcPr>
           <w:p>
-            <w:r>
-              <w:rPr>
+            <w:pPr>
+              <w:rPr>
+                <w:rFonts w:ascii="Calibri" w:hAnsi="Calibri" w:cs="Calibri"/>
+              </w:rPr>
+            </w:pPr>
+            <w:r>
+              <w:rPr>
+                <w:rFonts w:ascii="Calibri" w:hAnsi="Calibri" w:cs="Calibri"/>
                 <w:sz w:val="22"/>
                 <w:szCs w:val="22"/>
               </w:rPr>
@@ -4152,8 +5185,14 @@
             <w:vAlign w:val="center"/>
           </w:tcPr>
           <w:p>
-            <w:r>
-              <w:rPr>
+            <w:pPr>
+              <w:rPr>
+                <w:rFonts w:ascii="Calibri" w:hAnsi="Calibri" w:cs="Calibri"/>
+              </w:rPr>
+            </w:pPr>
+            <w:r>
+              <w:rPr>
+                <w:rFonts w:ascii="Calibri" w:hAnsi="Calibri" w:cs="Calibri"/>
                 <w:sz w:val="22"/>
                 <w:szCs w:val="22"/>
               </w:rPr>
@@ -4173,8 +5212,14 @@
             <w:vAlign w:val="center"/>
           </w:tcPr>
           <w:p>
-            <w:r>
-              <w:rPr>
+            <w:pPr>
+              <w:rPr>
+                <w:rFonts w:ascii="Calibri" w:hAnsi="Calibri" w:cs="Calibri"/>
+              </w:rPr>
+            </w:pPr>
+            <w:r>
+              <w:rPr>
+                <w:rFonts w:ascii="Calibri" w:hAnsi="Calibri" w:cs="Calibri"/>
                 <w:sz w:val="22"/>
                 <w:szCs w:val="22"/>
               </w:rPr>
@@ -4194,8 +5239,14 @@
             <w:vAlign w:val="center"/>
           </w:tcPr>
           <w:p>
-            <w:r>
-              <w:rPr>
+            <w:pPr>
+              <w:rPr>
+                <w:rFonts w:ascii="Calibri" w:hAnsi="Calibri" w:cs="Calibri"/>
+              </w:rPr>
+            </w:pPr>
+            <w:r>
+              <w:rPr>
+                <w:rFonts w:ascii="Calibri" w:hAnsi="Calibri" w:cs="Calibri"/>
                 <w:sz w:val="22"/>
                 <w:szCs w:val="22"/>
               </w:rPr>
@@ -4215,8 +5266,14 @@
             <w:vAlign w:val="center"/>
           </w:tcPr>
           <w:p>
-            <w:r>
-              <w:rPr>
+            <w:pPr>
+              <w:rPr>
+                <w:rFonts w:ascii="Calibri" w:hAnsi="Calibri" w:cs="Calibri"/>
+              </w:rPr>
+            </w:pPr>
+            <w:r>
+              <w:rPr>
+                <w:rFonts w:ascii="Calibri" w:hAnsi="Calibri" w:cs="Calibri"/>
                 <w:sz w:val="22"/>
                 <w:szCs w:val="22"/>
               </w:rPr>
@@ -4226,12 +5283,6 @@
         </w:tc>
       </w:tr>
       <w:tr>
-        <w:tblPrEx>
-          <w:tblCellMar>
-            <w:top w:w="0" w:type="dxa"/>
-            <w:bottom w:w="0" w:type="dxa"/>
-          </w:tblCellMar>
-        </w:tblPrEx>
         <w:tc>
           <w:tcPr>
             <w:tcW w:w="1800" w:type="dxa"/>
@@ -4244,8 +5295,14 @@
             <w:vAlign w:val="center"/>
           </w:tcPr>
           <w:p>
-            <w:r>
-              <w:rPr>
+            <w:pPr>
+              <w:rPr>
+                <w:rFonts w:ascii="Calibri" w:hAnsi="Calibri" w:cs="Calibri"/>
+              </w:rPr>
+            </w:pPr>
+            <w:r>
+              <w:rPr>
+                <w:rFonts w:ascii="Calibri" w:hAnsi="Calibri" w:cs="Calibri"/>
                 <w:sz w:val="22"/>
                 <w:szCs w:val="22"/>
               </w:rPr>
@@ -4265,8 +5322,14 @@
             <w:vAlign w:val="center"/>
           </w:tcPr>
           <w:p>
-            <w:r>
-              <w:rPr>
+            <w:pPr>
+              <w:rPr>
+                <w:rFonts w:ascii="Calibri" w:hAnsi="Calibri" w:cs="Calibri"/>
+              </w:rPr>
+            </w:pPr>
+            <w:r>
+              <w:rPr>
+                <w:rFonts w:ascii="Calibri" w:hAnsi="Calibri" w:cs="Calibri"/>
                 <w:sz w:val="22"/>
                 <w:szCs w:val="22"/>
               </w:rPr>
@@ -4286,8 +5349,14 @@
             <w:vAlign w:val="center"/>
           </w:tcPr>
           <w:p>
-            <w:r>
-              <w:rPr>
+            <w:pPr>
+              <w:rPr>
+                <w:rFonts w:ascii="Calibri" w:hAnsi="Calibri" w:cs="Calibri"/>
+              </w:rPr>
+            </w:pPr>
+            <w:r>
+              <w:rPr>
+                <w:rFonts w:ascii="Calibri" w:hAnsi="Calibri" w:cs="Calibri"/>
                 <w:sz w:val="22"/>
                 <w:szCs w:val="22"/>
               </w:rPr>
@@ -4307,8 +5376,14 @@
             <w:vAlign w:val="center"/>
           </w:tcPr>
           <w:p>
-            <w:r>
-              <w:rPr>
+            <w:pPr>
+              <w:rPr>
+                <w:rFonts w:ascii="Calibri" w:hAnsi="Calibri" w:cs="Calibri"/>
+              </w:rPr>
+            </w:pPr>
+            <w:r>
+              <w:rPr>
+                <w:rFonts w:ascii="Calibri" w:hAnsi="Calibri" w:cs="Calibri"/>
                 <w:sz w:val="22"/>
                 <w:szCs w:val="22"/>
               </w:rPr>
@@ -4328,8 +5403,14 @@
             <w:vAlign w:val="center"/>
           </w:tcPr>
           <w:p>
-            <w:r>
-              <w:rPr>
+            <w:pPr>
+              <w:rPr>
+                <w:rFonts w:ascii="Calibri" w:hAnsi="Calibri" w:cs="Calibri"/>
+              </w:rPr>
+            </w:pPr>
+            <w:r>
+              <w:rPr>
+                <w:rFonts w:ascii="Calibri" w:hAnsi="Calibri" w:cs="Calibri"/>
                 <w:sz w:val="22"/>
                 <w:szCs w:val="22"/>
               </w:rPr>
@@ -4349,8 +5430,14 @@
             <w:vAlign w:val="center"/>
           </w:tcPr>
           <w:p>
-            <w:r>
-              <w:rPr>
+            <w:pPr>
+              <w:rPr>
+                <w:rFonts w:ascii="Calibri" w:hAnsi="Calibri" w:cs="Calibri"/>
+              </w:rPr>
+            </w:pPr>
+            <w:r>
+              <w:rPr>
+                <w:rFonts w:ascii="Calibri" w:hAnsi="Calibri" w:cs="Calibri"/>
                 <w:sz w:val="22"/>
                 <w:szCs w:val="22"/>
               </w:rPr>
@@ -4363,15 +5450,22 @@
     <w:p>
       <w:pPr>
         <w:spacing w:after="240"/>
+        <w:rPr>
+          <w:rFonts w:ascii="Calibri" w:hAnsi="Calibri" w:cs="Calibri"/>
+        </w:rPr>
       </w:pPr>
     </w:p>
     <w:p>
       <w:pPr>
         <w:pStyle w:val="Heading2"/>
         <w:spacing w:before="280" w:after="160"/>
-      </w:pPr>
-      <w:r>
-        <w:rPr>
+        <w:rPr>
+          <w:rFonts w:ascii="Calibri" w:hAnsi="Calibri" w:cs="Calibri"/>
+        </w:rPr>
+      </w:pPr>
+      <w:r>
+        <w:rPr>
+          <w:rFonts w:ascii="Calibri" w:hAnsi="Calibri" w:cs="Calibri"/>
           <w:b/>
           <w:bCs/>
           <w:sz w:val="24"/>
@@ -4383,13 +5477,20 @@
     <w:p>
       <w:pPr>
         <w:jc w:val="both"/>
-      </w:pPr>
-      <w:r>
+        <w:rPr>
+          <w:rFonts w:ascii="Calibri" w:hAnsi="Calibri" w:cs="Calibri"/>
+        </w:rPr>
+      </w:pPr>
+      <w:r>
+        <w:rPr>
+          <w:rFonts w:ascii="Calibri" w:hAnsi="Calibri" w:cs="Calibri"/>
+        </w:rPr>
         <w:t>With 150,000 rows, scatter and pair plots of the full dataset are too dense to interpret visually, so a random sample of 3,000 rows (</w:t>
       </w:r>
       <w:proofErr w:type="spellStart"/>
       <w:r>
         <w:rPr>
+          <w:rFonts w:ascii="Calibri" w:hAnsi="Calibri" w:cs="Calibri"/>
           <w:i/>
           <w:iCs/>
         </w:rPr>
@@ -4398,12 +5499,16 @@
       <w:proofErr w:type="spellEnd"/>
       <w:r>
         <w:rPr>
+          <w:rFonts w:ascii="Calibri" w:hAnsi="Calibri" w:cs="Calibri"/>
           <w:i/>
           <w:iCs/>
         </w:rPr>
         <w:t xml:space="preserve"> = 42</w:t>
       </w:r>
       <w:r>
+        <w:rPr>
+          <w:rFonts w:ascii="Calibri" w:hAnsi="Calibri" w:cs="Calibri"/>
+        </w:rPr>
         <w:t xml:space="preserve"> for reproducibility) was drawn for these visuals only; all summary statistics and hypothesis tests elsewhere in this report use the full cleaned dataset.</w:t>
       </w:r>
     </w:p>
@@ -4411,6 +5516,7 @@
       <w:pPr>
         <w:spacing w:before="120" w:after="60"/>
         <w:rPr>
+          <w:rFonts w:ascii="Calibri" w:hAnsi="Calibri" w:cs="Calibri"/>
           <w:b/>
           <w:bCs/>
         </w:rPr>
@@ -4420,6 +5526,7 @@
       <w:pPr>
         <w:spacing w:before="120" w:after="60"/>
         <w:rPr>
+          <w:rFonts w:ascii="Calibri" w:hAnsi="Calibri" w:cs="Calibri"/>
           <w:b/>
           <w:bCs/>
         </w:rPr>
@@ -4429,6 +5536,7 @@
       <w:pPr>
         <w:spacing w:before="120" w:after="60"/>
         <w:rPr>
+          <w:rFonts w:ascii="Calibri" w:hAnsi="Calibri" w:cs="Calibri"/>
           <w:b/>
           <w:bCs/>
         </w:rPr>
@@ -4438,6 +5546,7 @@
       <w:pPr>
         <w:spacing w:before="120" w:after="60"/>
         <w:rPr>
+          <w:rFonts w:ascii="Calibri" w:hAnsi="Calibri" w:cs="Calibri"/>
           <w:b/>
           <w:bCs/>
         </w:rPr>
@@ -4447,6 +5556,7 @@
       <w:pPr>
         <w:spacing w:before="120" w:after="60"/>
         <w:rPr>
+          <w:rFonts w:ascii="Calibri" w:hAnsi="Calibri" w:cs="Calibri"/>
           <w:b/>
           <w:bCs/>
         </w:rPr>
@@ -4455,22 +5565,29 @@
     <w:p>
       <w:pPr>
         <w:spacing w:before="120" w:after="60"/>
-      </w:pPr>
-      <w:r>
-        <w:rPr>
-          <w:b/>
-          <w:bCs/>
-        </w:rPr>
-        <w:lastRenderedPageBreak/>
+        <w:rPr>
+          <w:rFonts w:ascii="Calibri" w:hAnsi="Calibri" w:cs="Calibri"/>
+        </w:rPr>
+      </w:pPr>
+      <w:r>
+        <w:rPr>
+          <w:rFonts w:ascii="Calibri" w:hAnsi="Calibri" w:cs="Calibri"/>
+          <w:b/>
+          <w:bCs/>
+        </w:rPr>
         <w:t>Figure 8</w:t>
       </w:r>
     </w:p>
     <w:p>
       <w:pPr>
         <w:spacing w:after="120"/>
-      </w:pPr>
-      <w:r>
-        <w:rPr>
+        <w:rPr>
+          <w:rFonts w:ascii="Calibri" w:hAnsi="Calibri" w:cs="Calibri"/>
+        </w:rPr>
+      </w:pPr>
+      <w:r>
+        <w:rPr>
+          <w:rFonts w:ascii="Calibri" w:hAnsi="Calibri" w:cs="Calibri"/>
           <w:i/>
           <w:iCs/>
         </w:rPr>
@@ -4481,9 +5598,13 @@
       <w:pPr>
         <w:spacing w:after="240"/>
         <w:jc w:val="center"/>
-      </w:pPr>
-      <w:r>
-        <w:rPr>
+        <w:rPr>
+          <w:rFonts w:ascii="Calibri" w:hAnsi="Calibri" w:cs="Calibri"/>
+        </w:rPr>
+      </w:pPr>
+      <w:r>
+        <w:rPr>
+          <w:rFonts w:ascii="Calibri" w:hAnsi="Calibri" w:cs="Calibri"/>
           <w:noProof/>
         </w:rPr>
         <w:drawing>
@@ -4530,6 +5651,7 @@
       <w:pPr>
         <w:spacing w:before="120" w:after="60"/>
         <w:rPr>
+          <w:rFonts w:ascii="Calibri" w:hAnsi="Calibri" w:cs="Calibri"/>
           <w:b/>
           <w:bCs/>
         </w:rPr>
@@ -4539,6 +5661,7 @@
       <w:pPr>
         <w:spacing w:before="120" w:after="60"/>
         <w:rPr>
+          <w:rFonts w:ascii="Calibri" w:hAnsi="Calibri" w:cs="Calibri"/>
           <w:b/>
           <w:bCs/>
         </w:rPr>
@@ -4548,6 +5671,7 @@
       <w:pPr>
         <w:spacing w:before="120" w:after="60"/>
         <w:rPr>
+          <w:rFonts w:ascii="Calibri" w:hAnsi="Calibri" w:cs="Calibri"/>
           <w:b/>
           <w:bCs/>
         </w:rPr>
@@ -4557,6 +5681,7 @@
       <w:pPr>
         <w:spacing w:before="120" w:after="60"/>
         <w:rPr>
+          <w:rFonts w:ascii="Calibri" w:hAnsi="Calibri" w:cs="Calibri"/>
           <w:b/>
           <w:bCs/>
         </w:rPr>
@@ -4566,6 +5691,7 @@
       <w:pPr>
         <w:spacing w:before="120" w:after="60"/>
         <w:rPr>
+          <w:rFonts w:ascii="Calibri" w:hAnsi="Calibri" w:cs="Calibri"/>
           <w:b/>
           <w:bCs/>
         </w:rPr>
@@ -4575,6 +5701,7 @@
       <w:pPr>
         <w:spacing w:before="120" w:after="60"/>
         <w:rPr>
+          <w:rFonts w:ascii="Calibri" w:hAnsi="Calibri" w:cs="Calibri"/>
           <w:b/>
           <w:bCs/>
         </w:rPr>
@@ -4584,6 +5711,7 @@
       <w:pPr>
         <w:spacing w:before="120" w:after="60"/>
         <w:rPr>
+          <w:rFonts w:ascii="Calibri" w:hAnsi="Calibri" w:cs="Calibri"/>
           <w:b/>
           <w:bCs/>
         </w:rPr>
@@ -4593,6 +5721,7 @@
       <w:pPr>
         <w:spacing w:before="120" w:after="60"/>
         <w:rPr>
+          <w:rFonts w:ascii="Calibri" w:hAnsi="Calibri" w:cs="Calibri"/>
           <w:b/>
           <w:bCs/>
         </w:rPr>
@@ -4601,22 +5730,29 @@
     <w:p>
       <w:pPr>
         <w:spacing w:before="120" w:after="60"/>
-      </w:pPr>
-      <w:r>
-        <w:rPr>
-          <w:b/>
-          <w:bCs/>
-        </w:rPr>
-        <w:lastRenderedPageBreak/>
+        <w:rPr>
+          <w:rFonts w:ascii="Calibri" w:hAnsi="Calibri" w:cs="Calibri"/>
+        </w:rPr>
+      </w:pPr>
+      <w:r>
+        <w:rPr>
+          <w:rFonts w:ascii="Calibri" w:hAnsi="Calibri" w:cs="Calibri"/>
+          <w:b/>
+          <w:bCs/>
+        </w:rPr>
         <w:t>Figure 9</w:t>
       </w:r>
     </w:p>
     <w:p>
       <w:pPr>
         <w:spacing w:after="120"/>
-      </w:pPr>
-      <w:r>
-        <w:rPr>
+        <w:rPr>
+          <w:rFonts w:ascii="Calibri" w:hAnsi="Calibri" w:cs="Calibri"/>
+        </w:rPr>
+      </w:pPr>
+      <w:r>
+        <w:rPr>
+          <w:rFonts w:ascii="Calibri" w:hAnsi="Calibri" w:cs="Calibri"/>
           <w:i/>
           <w:iCs/>
         </w:rPr>
@@ -4627,11 +5763,16 @@
       <w:pPr>
         <w:spacing w:after="60"/>
         <w:jc w:val="center"/>
-      </w:pPr>
-      <w:r>
-        <w:rPr>
+        <w:rPr>
+          <w:rFonts w:ascii="Calibri" w:hAnsi="Calibri" w:cs="Calibri"/>
+        </w:rPr>
+      </w:pPr>
+      <w:r>
+        <w:rPr>
+          <w:rFonts w:ascii="Calibri" w:hAnsi="Calibri" w:cs="Calibri"/>
           <w:noProof/>
         </w:rPr>
+        <w:lastRenderedPageBreak/>
         <w:drawing>
           <wp:inline distT="0" distB="0" distL="0" distR="0" wp14:anchorId="1EB3DD17" wp14:editId="7535738C">
             <wp:extent cx="4762500" cy="4762500"/>
@@ -4675,9 +5816,13 @@
     <w:p>
       <w:pPr>
         <w:spacing w:after="240"/>
-      </w:pPr>
-      <w:r>
-        <w:rPr>
+        <w:rPr>
+          <w:rFonts w:ascii="Calibri" w:hAnsi="Calibri" w:cs="Calibri"/>
+        </w:rPr>
+      </w:pPr>
+      <w:r>
+        <w:rPr>
+          <w:rFonts w:ascii="Calibri" w:hAnsi="Calibri" w:cs="Calibri"/>
           <w:i/>
           <w:iCs/>
         </w:rPr>
@@ -4685,6 +5830,7 @@
       </w:r>
       <w:r>
         <w:rPr>
+          <w:rFonts w:ascii="Calibri" w:hAnsi="Calibri" w:cs="Calibri"/>
           <w:sz w:val="20"/>
           <w:szCs w:val="20"/>
         </w:rPr>
@@ -4693,6 +5839,7 @@
       <w:proofErr w:type="spellStart"/>
       <w:r>
         <w:rPr>
+          <w:rFonts w:ascii="Calibri" w:hAnsi="Calibri" w:cs="Calibri"/>
           <w:sz w:val="20"/>
           <w:szCs w:val="20"/>
         </w:rPr>
@@ -4701,6 +5848,7 @@
       <w:proofErr w:type="spellEnd"/>
       <w:r>
         <w:rPr>
+          <w:rFonts w:ascii="Calibri" w:hAnsi="Calibri" w:cs="Calibri"/>
           <w:sz w:val="20"/>
           <w:szCs w:val="20"/>
         </w:rPr>
@@ -4712,6 +5860,7 @@
         <w:pStyle w:val="Heading2"/>
         <w:spacing w:before="280" w:after="160"/>
         <w:rPr>
+          <w:rFonts w:ascii="Calibri" w:hAnsi="Calibri" w:cs="Calibri"/>
           <w:b/>
           <w:bCs/>
           <w:sz w:val="24"/>
@@ -4724,6 +5873,7 @@
         <w:pStyle w:val="Heading2"/>
         <w:spacing w:before="280" w:after="160"/>
         <w:rPr>
+          <w:rFonts w:ascii="Calibri" w:hAnsi="Calibri" w:cs="Calibri"/>
           <w:b/>
           <w:bCs/>
           <w:sz w:val="24"/>
@@ -4736,6 +5886,7 @@
         <w:pStyle w:val="Heading2"/>
         <w:spacing w:before="280" w:after="160"/>
         <w:rPr>
+          <w:rFonts w:ascii="Calibri" w:hAnsi="Calibri" w:cs="Calibri"/>
           <w:b/>
           <w:bCs/>
           <w:sz w:val="24"/>
@@ -4747,15 +5898,18 @@
       <w:pPr>
         <w:pStyle w:val="Heading2"/>
         <w:spacing w:before="280" w:after="160"/>
-      </w:pPr>
-      <w:r>
-        <w:rPr>
+        <w:rPr>
+          <w:rFonts w:ascii="Calibri" w:hAnsi="Calibri" w:cs="Calibri"/>
+        </w:rPr>
+      </w:pPr>
+      <w:r>
+        <w:rPr>
+          <w:rFonts w:ascii="Calibri" w:hAnsi="Calibri" w:cs="Calibri"/>
           <w:b/>
           <w:bCs/>
           <w:sz w:val="24"/>
           <w:szCs w:val="24"/>
         </w:rPr>
-        <w:lastRenderedPageBreak/>
         <w:t>5.7 Key Insights</w:t>
       </w:r>
     </w:p>
@@ -4763,67 +5917,80 @@
       <w:pPr>
         <w:shd w:val="clear" w:color="auto" w:fill="FCEEEA"/>
         <w:spacing w:before="80" w:after="160"/>
-      </w:pPr>
-      <w:r>
-        <w:rPr>
+        <w:rPr>
+          <w:rFonts w:ascii="Calibri" w:hAnsi="Calibri" w:cs="Calibri"/>
+        </w:rPr>
+      </w:pPr>
+      <w:r>
+        <w:rPr>
+          <w:rFonts w:ascii="Calibri" w:hAnsi="Calibri" w:cs="Calibri"/>
           <w:b/>
           <w:bCs/>
           <w:i/>
           <w:iCs/>
           <w:color w:val="B7472A"/>
         </w:rPr>
-        <w:t>[TEAM TO ADD: Write 4–6 sentences in the group's own words summarising what these results say about the structure, quality, and usefulness of the dataset for Phase 2 modelling. A possible starting point, to be rewritten rather than copied: the dataset is clean and complete (no missing values, no duplicates, no logically invalid records), it is class-balanced enough for binary classification, and its numeric predictors are correlated strongly enough with the adoption-related variables to suggest they will ca</w:t>
-      </w:r>
-      <w:r>
-        <w:rPr>
-          <w:b/>
-          <w:bCs/>
+        <w:lastRenderedPageBreak/>
+        <w:t>[TEAM TO ADD: Write 4–6 sentences in the group's own words summarising what these results say about the structure, quality, and usefulness of the dataset for Phase 2 modelling. A possible starting point, to be rewritten rather than copied: the dataset is clean and complete (no missing values, no duplicates, no logically invalid records), it is class-balanced enough for binary classification, and its numeric predictors are correlated strongly enough with the adoption-related variables to suggest they will carry predictive signal in Phase 2, while the weak relationship with employee satisfaction suggests that variable may need separate treatment.]</w:t>
+      </w:r>
+    </w:p>
+    <w:p>
+      <w:pPr>
+        <w:pStyle w:val="Heading2"/>
+        <w:spacing w:before="280" w:after="160"/>
+        <w:rPr>
+          <w:rFonts w:ascii="Calibri" w:hAnsi="Calibri" w:cs="Calibri"/>
+        </w:rPr>
+      </w:pPr>
+      <w:r>
+        <w:rPr>
+          <w:rFonts w:ascii="Calibri" w:hAnsi="Calibri" w:cs="Calibri"/>
+          <w:b/>
+          <w:bCs/>
+          <w:sz w:val="24"/>
+          <w:szCs w:val="24"/>
+        </w:rPr>
+        <w:t>5.8 Statistical Hypothesis Testing</w:t>
+      </w:r>
+    </w:p>
+    <w:p>
+      <w:pPr>
+        <w:jc w:val="both"/>
+        <w:rPr>
+          <w:rFonts w:ascii="Calibri" w:hAnsi="Calibri" w:cs="Calibri"/>
+        </w:rPr>
+      </w:pPr>
+      <w:r>
+        <w:rPr>
+          <w:rFonts w:ascii="Calibri" w:hAnsi="Calibri" w:cs="Calibri"/>
+        </w:rPr>
+        <w:t xml:space="preserve">Two illustrative hypothesis tests were run to check group differences already suggested by the descriptive results above, following the same pairing of a two-sample </w:t>
+      </w:r>
+      <w:r>
+        <w:rPr>
+          <w:rFonts w:ascii="Calibri" w:hAnsi="Calibri" w:cs="Calibri"/>
           <w:i/>
           <w:iCs/>
-          <w:color w:val="B7472A"/>
-        </w:rPr>
-        <w:t>rry predictive signal in Phase 2, while the weak relationship with employee satisfaction suggests that variable may need separate treatment.]</w:t>
-      </w:r>
-    </w:p>
-    <w:p>
-      <w:pPr>
-        <w:pStyle w:val="Heading2"/>
-        <w:spacing w:before="280" w:after="160"/>
-      </w:pPr>
-      <w:r>
-        <w:rPr>
-          <w:b/>
-          <w:bCs/>
-          <w:sz w:val="24"/>
-          <w:szCs w:val="24"/>
-        </w:rPr>
-        <w:t>5.8 Statistical Hypothesis Testing</w:t>
-      </w:r>
-    </w:p>
-    <w:p>
-      <w:pPr>
-        <w:jc w:val="both"/>
-      </w:pPr>
-      <w:r>
-        <w:t xml:space="preserve">Two illustrative hypothesis tests were run to check group differences already suggested by the descriptive results above, following the same pairing of a two-sample </w:t>
-      </w:r>
-      <w:r>
-        <w:rPr>
-          <w:i/>
-          <w:iCs/>
         </w:rPr>
         <w:t>t</w:t>
       </w:r>
       <w:r>
+        <w:rPr>
+          <w:rFonts w:ascii="Calibri" w:hAnsi="Calibri" w:cs="Calibri"/>
+        </w:rPr>
         <w:t>-test and a chi-square test of independence used in the Week 2–3 laboratory.</w:t>
       </w:r>
     </w:p>
     <w:p>
       <w:pPr>
         <w:spacing w:before="200" w:after="60"/>
-      </w:pPr>
-      <w:r>
-        <w:rPr>
+        <w:rPr>
+          <w:rFonts w:ascii="Calibri" w:hAnsi="Calibri" w:cs="Calibri"/>
+        </w:rPr>
+      </w:pPr>
+      <w:r>
+        <w:rPr>
+          <w:rFonts w:ascii="Calibri" w:hAnsi="Calibri" w:cs="Calibri"/>
           <w:b/>
           <w:bCs/>
         </w:rPr>
@@ -4833,9 +6000,13 @@
     <w:p>
       <w:pPr>
         <w:spacing w:after="120"/>
-      </w:pPr>
-      <w:r>
-        <w:rPr>
+        <w:rPr>
+          <w:rFonts w:ascii="Calibri" w:hAnsi="Calibri" w:cs="Calibri"/>
+        </w:rPr>
+      </w:pPr>
+      <w:r>
+        <w:rPr>
+          <w:rFonts w:ascii="Calibri" w:hAnsi="Calibri" w:cs="Calibri"/>
           <w:i/>
           <w:iCs/>
         </w:rPr>
@@ -4863,12 +6034,6 @@
         <w:gridCol w:w="2257"/>
       </w:tblGrid>
       <w:tr>
-        <w:tblPrEx>
-          <w:tblCellMar>
-            <w:top w:w="0" w:type="dxa"/>
-            <w:bottom w:w="0" w:type="dxa"/>
-          </w:tblCellMar>
-        </w:tblPrEx>
         <w:trPr>
           <w:tblHeader/>
         </w:trPr>
@@ -4887,9 +6052,13 @@
           <w:p>
             <w:pPr>
               <w:jc w:val="center"/>
-            </w:pPr>
-            <w:r>
-              <w:rPr>
+              <w:rPr>
+                <w:rFonts w:ascii="Calibri" w:hAnsi="Calibri" w:cs="Calibri"/>
+              </w:rPr>
+            </w:pPr>
+            <w:r>
+              <w:rPr>
+                <w:rFonts w:ascii="Calibri" w:hAnsi="Calibri" w:cs="Calibri"/>
                 <w:b/>
                 <w:bCs/>
                 <w:sz w:val="22"/>
@@ -4914,9 +6083,13 @@
           <w:p>
             <w:pPr>
               <w:jc w:val="center"/>
-            </w:pPr>
-            <w:r>
-              <w:rPr>
+              <w:rPr>
+                <w:rFonts w:ascii="Calibri" w:hAnsi="Calibri" w:cs="Calibri"/>
+              </w:rPr>
+            </w:pPr>
+            <w:r>
+              <w:rPr>
+                <w:rFonts w:ascii="Calibri" w:hAnsi="Calibri" w:cs="Calibri"/>
                 <w:b/>
                 <w:bCs/>
                 <w:sz w:val="22"/>
@@ -4941,9 +6114,13 @@
           <w:p>
             <w:pPr>
               <w:jc w:val="center"/>
-            </w:pPr>
-            <w:r>
-              <w:rPr>
+              <w:rPr>
+                <w:rFonts w:ascii="Calibri" w:hAnsi="Calibri" w:cs="Calibri"/>
+              </w:rPr>
+            </w:pPr>
+            <w:r>
+              <w:rPr>
+                <w:rFonts w:ascii="Calibri" w:hAnsi="Calibri" w:cs="Calibri"/>
                 <w:b/>
                 <w:bCs/>
                 <w:sz w:val="22"/>
@@ -4968,9 +6145,13 @@
           <w:p>
             <w:pPr>
               <w:jc w:val="center"/>
-            </w:pPr>
-            <w:r>
-              <w:rPr>
+              <w:rPr>
+                <w:rFonts w:ascii="Calibri" w:hAnsi="Calibri" w:cs="Calibri"/>
+              </w:rPr>
+            </w:pPr>
+            <w:r>
+              <w:rPr>
+                <w:rFonts w:ascii="Calibri" w:hAnsi="Calibri" w:cs="Calibri"/>
                 <w:b/>
                 <w:bCs/>
                 <w:sz w:val="22"/>
@@ -4982,12 +6163,6 @@
         </w:tc>
       </w:tr>
       <w:tr>
-        <w:tblPrEx>
-          <w:tblCellMar>
-            <w:top w:w="0" w:type="dxa"/>
-            <w:bottom w:w="0" w:type="dxa"/>
-          </w:tblCellMar>
-        </w:tblPrEx>
         <w:tc>
           <w:tcPr>
             <w:tcW w:w="2256" w:type="dxa"/>
@@ -5000,8 +6175,14 @@
             <w:vAlign w:val="center"/>
           </w:tcPr>
           <w:p>
-            <w:r>
-              <w:rPr>
+            <w:pPr>
+              <w:rPr>
+                <w:rFonts w:ascii="Calibri" w:hAnsi="Calibri" w:cs="Calibri"/>
+              </w:rPr>
+            </w:pPr>
+            <w:r>
+              <w:rPr>
+                <w:rFonts w:ascii="Calibri" w:hAnsi="Calibri" w:cs="Calibri"/>
                 <w:sz w:val="22"/>
                 <w:szCs w:val="22"/>
               </w:rPr>
@@ -5021,8 +6202,14 @@
             <w:vAlign w:val="center"/>
           </w:tcPr>
           <w:p>
-            <w:r>
-              <w:rPr>
+            <w:pPr>
+              <w:rPr>
+                <w:rFonts w:ascii="Calibri" w:hAnsi="Calibri" w:cs="Calibri"/>
+              </w:rPr>
+            </w:pPr>
+            <w:r>
+              <w:rPr>
+                <w:rFonts w:ascii="Calibri" w:hAnsi="Calibri" w:cs="Calibri"/>
                 <w:sz w:val="22"/>
                 <w:szCs w:val="22"/>
               </w:rPr>
@@ -5042,8 +6229,14 @@
             <w:vAlign w:val="center"/>
           </w:tcPr>
           <w:p>
-            <w:r>
-              <w:rPr>
+            <w:pPr>
+              <w:rPr>
+                <w:rFonts w:ascii="Calibri" w:hAnsi="Calibri" w:cs="Calibri"/>
+              </w:rPr>
+            </w:pPr>
+            <w:r>
+              <w:rPr>
+                <w:rFonts w:ascii="Calibri" w:hAnsi="Calibri" w:cs="Calibri"/>
                 <w:sz w:val="22"/>
                 <w:szCs w:val="22"/>
               </w:rPr>
@@ -5063,8 +6256,14 @@
             <w:vAlign w:val="center"/>
           </w:tcPr>
           <w:p>
-            <w:r>
-              <w:rPr>
+            <w:pPr>
+              <w:rPr>
+                <w:rFonts w:ascii="Calibri" w:hAnsi="Calibri" w:cs="Calibri"/>
+              </w:rPr>
+            </w:pPr>
+            <w:r>
+              <w:rPr>
+                <w:rFonts w:ascii="Calibri" w:hAnsi="Calibri" w:cs="Calibri"/>
                 <w:sz w:val="22"/>
                 <w:szCs w:val="22"/>
               </w:rPr>
@@ -5074,12 +6273,6 @@
         </w:tc>
       </w:tr>
       <w:tr>
-        <w:tblPrEx>
-          <w:tblCellMar>
-            <w:top w:w="0" w:type="dxa"/>
-            <w:bottom w:w="0" w:type="dxa"/>
-          </w:tblCellMar>
-        </w:tblPrEx>
         <w:tc>
           <w:tcPr>
             <w:tcW w:w="2256" w:type="dxa"/>
@@ -5092,8 +6285,14 @@
             <w:vAlign w:val="center"/>
           </w:tcPr>
           <w:p>
-            <w:r>
-              <w:rPr>
+            <w:pPr>
+              <w:rPr>
+                <w:rFonts w:ascii="Calibri" w:hAnsi="Calibri" w:cs="Calibri"/>
+              </w:rPr>
+            </w:pPr>
+            <w:r>
+              <w:rPr>
+                <w:rFonts w:ascii="Calibri" w:hAnsi="Calibri" w:cs="Calibri"/>
                 <w:sz w:val="22"/>
                 <w:szCs w:val="22"/>
               </w:rPr>
@@ -5113,8 +6312,14 @@
             <w:vAlign w:val="center"/>
           </w:tcPr>
           <w:p>
-            <w:r>
-              <w:rPr>
+            <w:pPr>
+              <w:rPr>
+                <w:rFonts w:ascii="Calibri" w:hAnsi="Calibri" w:cs="Calibri"/>
+              </w:rPr>
+            </w:pPr>
+            <w:r>
+              <w:rPr>
+                <w:rFonts w:ascii="Calibri" w:hAnsi="Calibri" w:cs="Calibri"/>
                 <w:sz w:val="22"/>
                 <w:szCs w:val="22"/>
               </w:rPr>
@@ -5134,8 +6339,14 @@
             <w:vAlign w:val="center"/>
           </w:tcPr>
           <w:p>
-            <w:r>
-              <w:rPr>
+            <w:pPr>
+              <w:rPr>
+                <w:rFonts w:ascii="Calibri" w:hAnsi="Calibri" w:cs="Calibri"/>
+              </w:rPr>
+            </w:pPr>
+            <w:r>
+              <w:rPr>
+                <w:rFonts w:ascii="Calibri" w:hAnsi="Calibri" w:cs="Calibri"/>
                 <w:sz w:val="22"/>
                 <w:szCs w:val="22"/>
               </w:rPr>
@@ -5155,8 +6366,14 @@
             <w:vAlign w:val="center"/>
           </w:tcPr>
           <w:p>
-            <w:r>
-              <w:rPr>
+            <w:pPr>
+              <w:rPr>
+                <w:rFonts w:ascii="Calibri" w:hAnsi="Calibri" w:cs="Calibri"/>
+              </w:rPr>
+            </w:pPr>
+            <w:r>
+              <w:rPr>
+                <w:rFonts w:ascii="Calibri" w:hAnsi="Calibri" w:cs="Calibri"/>
                 <w:sz w:val="22"/>
                 <w:szCs w:val="22"/>
               </w:rPr>
@@ -5169,43 +6386,64 @@
     <w:p>
       <w:pPr>
         <w:spacing w:after="240"/>
+        <w:rPr>
+          <w:rFonts w:ascii="Calibri" w:hAnsi="Calibri" w:cs="Calibri"/>
+        </w:rPr>
       </w:pPr>
     </w:p>
     <w:p>
       <w:pPr>
         <w:jc w:val="both"/>
-      </w:pPr>
-      <w:r>
+        <w:rPr>
+          <w:rFonts w:ascii="Calibri" w:hAnsi="Calibri" w:cs="Calibri"/>
+        </w:rPr>
+      </w:pPr>
+      <w:r>
+        <w:rPr>
+          <w:rFonts w:ascii="Calibri" w:hAnsi="Calibri" w:cs="Calibri"/>
+        </w:rPr>
         <w:lastRenderedPageBreak/>
         <w:t xml:space="preserve">The mean AI maturity score is substantially higher for the high-adoption group than for the low/no-adoption group, and this difference is statistically significant, </w:t>
       </w:r>
       <w:r>
         <w:rPr>
+          <w:rFonts w:ascii="Calibri" w:hAnsi="Calibri" w:cs="Calibri"/>
           <w:i/>
           <w:iCs/>
         </w:rPr>
         <w:t>t</w:t>
       </w:r>
       <w:r>
+        <w:rPr>
+          <w:rFonts w:ascii="Calibri" w:hAnsi="Calibri" w:cs="Calibri"/>
+        </w:rPr>
         <w:t xml:space="preserve"> = 356.96, </w:t>
       </w:r>
       <w:r>
         <w:rPr>
+          <w:rFonts w:ascii="Calibri" w:hAnsi="Calibri" w:cs="Calibri"/>
           <w:i/>
           <w:iCs/>
         </w:rPr>
         <w:t>p</w:t>
       </w:r>
       <w:r>
+        <w:rPr>
+          <w:rFonts w:ascii="Calibri" w:hAnsi="Calibri" w:cs="Calibri"/>
+        </w:rPr>
         <w:t xml:space="preserve"> &lt; .001. The null hypothesis of equal mean maturity scores between the two groups is rejected.</w:t>
       </w:r>
     </w:p>
     <w:p>
       <w:pPr>
         <w:spacing w:before="200" w:after="60"/>
-      </w:pPr>
-      <w:r>
-        <w:rPr>
+        <w:rPr>
+          <w:rFonts w:ascii="Calibri" w:hAnsi="Calibri" w:cs="Calibri"/>
+        </w:rPr>
+      </w:pPr>
+      <w:r>
+        <w:rPr>
+          <w:rFonts w:ascii="Calibri" w:hAnsi="Calibri" w:cs="Calibri"/>
           <w:b/>
           <w:bCs/>
         </w:rPr>
@@ -5215,9 +6453,13 @@
     <w:p>
       <w:pPr>
         <w:spacing w:after="120"/>
-      </w:pPr>
-      <w:r>
-        <w:rPr>
+        <w:rPr>
+          <w:rFonts w:ascii="Calibri" w:hAnsi="Calibri" w:cs="Calibri"/>
+        </w:rPr>
+      </w:pPr>
+      <w:r>
+        <w:rPr>
+          <w:rFonts w:ascii="Calibri" w:hAnsi="Calibri" w:cs="Calibri"/>
           <w:i/>
           <w:iCs/>
         </w:rPr>
@@ -5243,12 +6485,6 @@
         <w:gridCol w:w="4513"/>
       </w:tblGrid>
       <w:tr>
-        <w:tblPrEx>
-          <w:tblCellMar>
-            <w:top w:w="0" w:type="dxa"/>
-            <w:bottom w:w="0" w:type="dxa"/>
-          </w:tblCellMar>
-        </w:tblPrEx>
         <w:trPr>
           <w:tblHeader/>
         </w:trPr>
@@ -5267,9 +6503,13 @@
           <w:p>
             <w:pPr>
               <w:jc w:val="center"/>
-            </w:pPr>
-            <w:r>
-              <w:rPr>
+              <w:rPr>
+                <w:rFonts w:ascii="Calibri" w:hAnsi="Calibri" w:cs="Calibri"/>
+              </w:rPr>
+            </w:pPr>
+            <w:r>
+              <w:rPr>
+                <w:rFonts w:ascii="Calibri" w:hAnsi="Calibri" w:cs="Calibri"/>
                 <w:b/>
                 <w:bCs/>
                 <w:sz w:val="22"/>
@@ -5294,9 +6534,13 @@
           <w:p>
             <w:pPr>
               <w:jc w:val="center"/>
-            </w:pPr>
-            <w:r>
-              <w:rPr>
+              <w:rPr>
+                <w:rFonts w:ascii="Calibri" w:hAnsi="Calibri" w:cs="Calibri"/>
+              </w:rPr>
+            </w:pPr>
+            <w:r>
+              <w:rPr>
+                <w:rFonts w:ascii="Calibri" w:hAnsi="Calibri" w:cs="Calibri"/>
                 <w:b/>
                 <w:bCs/>
                 <w:sz w:val="22"/>
@@ -5308,12 +6552,6 @@
         </w:tc>
       </w:tr>
       <w:tr>
-        <w:tblPrEx>
-          <w:tblCellMar>
-            <w:top w:w="0" w:type="dxa"/>
-            <w:bottom w:w="0" w:type="dxa"/>
-          </w:tblCellMar>
-        </w:tblPrEx>
         <w:tc>
           <w:tcPr>
             <w:tcW w:w="4513" w:type="dxa"/>
@@ -5326,8 +6564,14 @@
             <w:vAlign w:val="center"/>
           </w:tcPr>
           <w:p>
-            <w:r>
-              <w:rPr>
+            <w:pPr>
+              <w:rPr>
+                <w:rFonts w:ascii="Calibri" w:hAnsi="Calibri" w:cs="Calibri"/>
+              </w:rPr>
+            </w:pPr>
+            <w:r>
+              <w:rPr>
+                <w:rFonts w:ascii="Calibri" w:hAnsi="Calibri" w:cs="Calibri"/>
                 <w:sz w:val="22"/>
                 <w:szCs w:val="22"/>
               </w:rPr>
@@ -5347,8 +6591,14 @@
             <w:vAlign w:val="center"/>
           </w:tcPr>
           <w:p>
-            <w:r>
-              <w:rPr>
+            <w:pPr>
+              <w:rPr>
+                <w:rFonts w:ascii="Calibri" w:hAnsi="Calibri" w:cs="Calibri"/>
+              </w:rPr>
+            </w:pPr>
+            <w:r>
+              <w:rPr>
+                <w:rFonts w:ascii="Calibri" w:hAnsi="Calibri" w:cs="Calibri"/>
                 <w:sz w:val="22"/>
                 <w:szCs w:val="22"/>
               </w:rPr>
@@ -5358,12 +6608,6 @@
         </w:tc>
       </w:tr>
       <w:tr>
-        <w:tblPrEx>
-          <w:tblCellMar>
-            <w:top w:w="0" w:type="dxa"/>
-            <w:bottom w:w="0" w:type="dxa"/>
-          </w:tblCellMar>
-        </w:tblPrEx>
         <w:tc>
           <w:tcPr>
             <w:tcW w:w="4513" w:type="dxa"/>
@@ -5376,8 +6620,14 @@
             <w:vAlign w:val="center"/>
           </w:tcPr>
           <w:p>
-            <w:r>
-              <w:rPr>
+            <w:pPr>
+              <w:rPr>
+                <w:rFonts w:ascii="Calibri" w:hAnsi="Calibri" w:cs="Calibri"/>
+              </w:rPr>
+            </w:pPr>
+            <w:r>
+              <w:rPr>
+                <w:rFonts w:ascii="Calibri" w:hAnsi="Calibri" w:cs="Calibri"/>
                 <w:sz w:val="22"/>
                 <w:szCs w:val="22"/>
               </w:rPr>
@@ -5397,8 +6647,14 @@
             <w:vAlign w:val="center"/>
           </w:tcPr>
           <w:p>
-            <w:r>
-              <w:rPr>
+            <w:pPr>
+              <w:rPr>
+                <w:rFonts w:ascii="Calibri" w:hAnsi="Calibri" w:cs="Calibri"/>
+              </w:rPr>
+            </w:pPr>
+            <w:r>
+              <w:rPr>
+                <w:rFonts w:ascii="Calibri" w:hAnsi="Calibri" w:cs="Calibri"/>
                 <w:sz w:val="22"/>
                 <w:szCs w:val="22"/>
               </w:rPr>
@@ -5408,12 +6664,6 @@
         </w:tc>
       </w:tr>
       <w:tr>
-        <w:tblPrEx>
-          <w:tblCellMar>
-            <w:top w:w="0" w:type="dxa"/>
-            <w:bottom w:w="0" w:type="dxa"/>
-          </w:tblCellMar>
-        </w:tblPrEx>
         <w:tc>
           <w:tcPr>
             <w:tcW w:w="4513" w:type="dxa"/>
@@ -5426,8 +6676,14 @@
             <w:vAlign w:val="center"/>
           </w:tcPr>
           <w:p>
-            <w:r>
-              <w:rPr>
+            <w:pPr>
+              <w:rPr>
+                <w:rFonts w:ascii="Calibri" w:hAnsi="Calibri" w:cs="Calibri"/>
+              </w:rPr>
+            </w:pPr>
+            <w:r>
+              <w:rPr>
+                <w:rFonts w:ascii="Calibri" w:hAnsi="Calibri" w:cs="Calibri"/>
                 <w:sz w:val="22"/>
                 <w:szCs w:val="22"/>
               </w:rPr>
@@ -5447,8 +6703,14 @@
             <w:vAlign w:val="center"/>
           </w:tcPr>
           <w:p>
-            <w:r>
-              <w:rPr>
+            <w:pPr>
+              <w:rPr>
+                <w:rFonts w:ascii="Calibri" w:hAnsi="Calibri" w:cs="Calibri"/>
+              </w:rPr>
+            </w:pPr>
+            <w:r>
+              <w:rPr>
+                <w:rFonts w:ascii="Calibri" w:hAnsi="Calibri" w:cs="Calibri"/>
                 <w:sz w:val="22"/>
                 <w:szCs w:val="22"/>
               </w:rPr>
@@ -5461,18 +6723,28 @@
     <w:p>
       <w:pPr>
         <w:spacing w:after="240"/>
+        <w:rPr>
+          <w:rFonts w:ascii="Calibri" w:hAnsi="Calibri" w:cs="Calibri"/>
+        </w:rPr>
       </w:pPr>
     </w:p>
     <w:p>
       <w:pPr>
         <w:jc w:val="both"/>
-      </w:pPr>
-      <w:r>
+        <w:rPr>
+          <w:rFonts w:ascii="Calibri" w:hAnsi="Calibri" w:cs="Calibri"/>
+        </w:rPr>
+      </w:pPr>
+      <w:r>
+        <w:rPr>
+          <w:rFonts w:ascii="Calibri" w:hAnsi="Calibri" w:cs="Calibri"/>
+        </w:rPr>
         <w:t xml:space="preserve">A cross-tabulation of company size against the </w:t>
       </w:r>
       <w:proofErr w:type="spellStart"/>
       <w:r>
         <w:rPr>
+          <w:rFonts w:ascii="Calibri" w:hAnsi="Calibri" w:cs="Calibri"/>
           <w:i/>
           <w:iCs/>
         </w:rPr>
@@ -5480,26 +6752,37 @@
       </w:r>
       <w:proofErr w:type="spellEnd"/>
       <w:r>
+        <w:rPr>
+          <w:rFonts w:ascii="Calibri" w:hAnsi="Calibri" w:cs="Calibri"/>
+        </w:rPr>
         <w:t xml:space="preserve"> flag shows enterprises reaching high adoption far more often (20,843 of 29,448, 70.8%) than SMEs (31,527 of 63,867, 49.4%) or startups (28,115 of 56,685, 49.6%), consistent with Figure 3. This association is statistically significant, χ²(2, </w:t>
       </w:r>
       <w:r>
         <w:rPr>
+          <w:rFonts w:ascii="Calibri" w:hAnsi="Calibri" w:cs="Calibri"/>
           <w:i/>
           <w:iCs/>
         </w:rPr>
         <w:t>N</w:t>
       </w:r>
       <w:r>
+        <w:rPr>
+          <w:rFonts w:ascii="Calibri" w:hAnsi="Calibri" w:cs="Calibri"/>
+        </w:rPr>
         <w:t xml:space="preserve"> = 150,000) = 4320.71, </w:t>
       </w:r>
       <w:r>
         <w:rPr>
+          <w:rFonts w:ascii="Calibri" w:hAnsi="Calibri" w:cs="Calibri"/>
           <w:i/>
           <w:iCs/>
         </w:rPr>
         <w:t>p</w:t>
       </w:r>
       <w:r>
+        <w:rPr>
+          <w:rFonts w:ascii="Calibri" w:hAnsi="Calibri" w:cs="Calibri"/>
+        </w:rPr>
         <w:t xml:space="preserve"> &lt; .001, so the null hypothesis that company size and high adoption are independent is rejected.</w:t>
       </w:r>
     </w:p>
@@ -5508,6 +6791,7 @@
         <w:pStyle w:val="Heading1"/>
         <w:spacing w:before="360" w:after="200"/>
         <w:rPr>
+          <w:rFonts w:ascii="Calibri" w:hAnsi="Calibri" w:cs="Calibri"/>
           <w:b/>
           <w:bCs/>
           <w:sz w:val="24"/>
@@ -5520,6 +6804,7 @@
         <w:pStyle w:val="Heading1"/>
         <w:spacing w:before="360" w:after="200"/>
         <w:rPr>
+          <w:rFonts w:ascii="Calibri" w:hAnsi="Calibri" w:cs="Calibri"/>
           <w:b/>
           <w:bCs/>
           <w:sz w:val="24"/>
@@ -5532,6 +6817,7 @@
         <w:pStyle w:val="Heading1"/>
         <w:spacing w:before="360" w:after="200"/>
         <w:rPr>
+          <w:rFonts w:ascii="Calibri" w:hAnsi="Calibri" w:cs="Calibri"/>
           <w:b/>
           <w:bCs/>
           <w:sz w:val="24"/>
@@ -5544,6 +6830,7 @@
         <w:pStyle w:val="Heading1"/>
         <w:spacing w:before="360" w:after="200"/>
         <w:rPr>
+          <w:rFonts w:ascii="Calibri" w:hAnsi="Calibri" w:cs="Calibri"/>
           <w:b/>
           <w:bCs/>
           <w:sz w:val="24"/>
@@ -5555,36 +6842,46 @@
       <w:pPr>
         <w:pStyle w:val="Heading1"/>
         <w:spacing w:before="360" w:after="200"/>
-      </w:pPr>
-      <w:r>
-        <w:rPr>
+        <w:rPr>
+          <w:rFonts w:ascii="Calibri" w:hAnsi="Calibri" w:cs="Calibri"/>
+        </w:rPr>
+      </w:pPr>
+      <w:r>
+        <w:rPr>
+          <w:rFonts w:ascii="Calibri" w:hAnsi="Calibri" w:cs="Calibri"/>
           <w:b/>
           <w:bCs/>
           <w:sz w:val="24"/>
           <w:szCs w:val="24"/>
         </w:rPr>
-        <w:lastRenderedPageBreak/>
         <w:t>6. Discussion and Dataset Suitability for Phase 2</w:t>
       </w:r>
     </w:p>
     <w:p>
       <w:pPr>
         <w:jc w:val="both"/>
-      </w:pPr>
-      <w:r>
-        <w:t>Taken together, the inspection, cleaning, and EDA results indicate the dataset is well suited to the Phase 2 modelling task of predicting AI adoption stage and linking it to business outcomes. The absence of missing values and duplicate records across 150,000 rows means Phase 2 can proceed directly to feature engineering without a substantial cleaning burden. The binary target is close to balanced (53.7% / 46.3%), which reduces the risk of a model that trivially predicts the majority class. The strong corre</w:t>
-      </w:r>
-      <w:r>
-        <w:t>lations between adoption-related predictors (r up to 0.84) suggest these features will carry predictive signal, though their mutual correlation also means Phase 2 should consider multicollinearity when selecting a feature set for the Learning Classifier System and comparison models.</w:t>
+        <w:rPr>
+          <w:rFonts w:ascii="Calibri" w:hAnsi="Calibri" w:cs="Calibri"/>
+        </w:rPr>
+      </w:pPr>
+      <w:r>
+        <w:rPr>
+          <w:rFonts w:ascii="Calibri" w:hAnsi="Calibri" w:cs="Calibri"/>
+        </w:rPr>
+        <w:t>Taken together, the inspection, cleaning, and EDA results indicate the dataset is well suited to the Phase 2 modelling task of predicting AI adoption stage and linking it to business outcomes. The absence of missing values and duplicate records across 150,000 rows means Phase 2 can proceed directly to feature engineering without a substantial cleaning burden. The binary target is close to balanced (53.7% / 46.3%), which reduces the risk of a model that trivially predicts the majority class. The strong correlations between adoption-related predictors (r up to 0.84) suggest these features will carry predictive signal, though their mutual correlation also means Phase 2 should consider multicollinearity when selecting a feature set for the Learning Classifier System and comparison models.</w:t>
       </w:r>
     </w:p>
     <w:p>
       <w:pPr>
         <w:shd w:val="clear" w:color="auto" w:fill="FCEEEA"/>
         <w:spacing w:before="80" w:after="160"/>
-      </w:pPr>
-      <w:r>
-        <w:rPr>
+        <w:rPr>
+          <w:rFonts w:ascii="Calibri" w:hAnsi="Calibri" w:cs="Calibri"/>
+        </w:rPr>
+      </w:pPr>
+      <w:r>
+        <w:rPr>
+          <w:rFonts w:ascii="Calibri" w:hAnsi="Calibri" w:cs="Calibri"/>
           <w:b/>
           <w:bCs/>
           <w:i/>
@@ -5598,9 +6895,13 @@
       <w:pPr>
         <w:pStyle w:val="Heading1"/>
         <w:spacing w:before="360" w:after="200"/>
-      </w:pPr>
-      <w:r>
-        <w:rPr>
+        <w:rPr>
+          <w:rFonts w:ascii="Calibri" w:hAnsi="Calibri" w:cs="Calibri"/>
+        </w:rPr>
+      </w:pPr>
+      <w:r>
+        <w:rPr>
+          <w:rFonts w:ascii="Calibri" w:hAnsi="Calibri" w:cs="Calibri"/>
           <w:b/>
           <w:bCs/>
           <w:sz w:val="24"/>
@@ -5612,8 +6913,14 @@
     <w:p>
       <w:pPr>
         <w:jc w:val="both"/>
-      </w:pPr>
-      <w:r>
+        <w:rPr>
+          <w:rFonts w:ascii="Calibri" w:hAnsi="Calibri" w:cs="Calibri"/>
+        </w:rPr>
+      </w:pPr>
+      <w:r>
+        <w:rPr>
+          <w:rFonts w:ascii="Calibri" w:hAnsi="Calibri" w:cs="Calibri"/>
+        </w:rPr>
         <w:t>Table 4 summarises the status of each Phase 1 deliverable against the assessment brief at the time of writing.</w:t>
       </w:r>
     </w:p>
@@ -5621,6 +6928,7 @@
       <w:pPr>
         <w:spacing w:before="200" w:after="60"/>
         <w:rPr>
+          <w:rFonts w:ascii="Calibri" w:hAnsi="Calibri" w:cs="Calibri"/>
           <w:b/>
           <w:bCs/>
         </w:rPr>
@@ -5630,6 +6938,7 @@
       <w:pPr>
         <w:spacing w:before="200" w:after="60"/>
         <w:rPr>
+          <w:rFonts w:ascii="Calibri" w:hAnsi="Calibri" w:cs="Calibri"/>
           <w:b/>
           <w:bCs/>
         </w:rPr>
@@ -5639,6 +6948,7 @@
       <w:pPr>
         <w:spacing w:before="200" w:after="60"/>
         <w:rPr>
+          <w:rFonts w:ascii="Calibri" w:hAnsi="Calibri" w:cs="Calibri"/>
           <w:b/>
           <w:bCs/>
         </w:rPr>
@@ -5648,6 +6958,7 @@
       <w:pPr>
         <w:spacing w:before="200" w:after="60"/>
         <w:rPr>
+          <w:rFonts w:ascii="Calibri" w:hAnsi="Calibri" w:cs="Calibri"/>
           <w:b/>
           <w:bCs/>
         </w:rPr>
@@ -5656,22 +6967,29 @@
     <w:p>
       <w:pPr>
         <w:spacing w:before="200" w:after="60"/>
-      </w:pPr>
-      <w:r>
-        <w:rPr>
-          <w:b/>
-          <w:bCs/>
-        </w:rPr>
-        <w:lastRenderedPageBreak/>
+        <w:rPr>
+          <w:rFonts w:ascii="Calibri" w:hAnsi="Calibri" w:cs="Calibri"/>
+        </w:rPr>
+      </w:pPr>
+      <w:r>
+        <w:rPr>
+          <w:rFonts w:ascii="Calibri" w:hAnsi="Calibri" w:cs="Calibri"/>
+          <w:b/>
+          <w:bCs/>
+        </w:rPr>
         <w:t>Table 7</w:t>
       </w:r>
     </w:p>
     <w:p>
       <w:pPr>
         <w:spacing w:after="120"/>
-      </w:pPr>
-      <w:r>
-        <w:rPr>
+        <w:rPr>
+          <w:rFonts w:ascii="Calibri" w:hAnsi="Calibri" w:cs="Calibri"/>
+        </w:rPr>
+      </w:pPr>
+      <w:r>
+        <w:rPr>
+          <w:rFonts w:ascii="Calibri" w:hAnsi="Calibri" w:cs="Calibri"/>
           <w:i/>
           <w:iCs/>
         </w:rPr>
@@ -5697,12 +7015,6 @@
         <w:gridCol w:w="4513"/>
       </w:tblGrid>
       <w:tr>
-        <w:tblPrEx>
-          <w:tblCellMar>
-            <w:top w:w="0" w:type="dxa"/>
-            <w:bottom w:w="0" w:type="dxa"/>
-          </w:tblCellMar>
-        </w:tblPrEx>
         <w:trPr>
           <w:tblHeader/>
         </w:trPr>
@@ -5721,9 +7033,13 @@
           <w:p>
             <w:pPr>
               <w:jc w:val="center"/>
-            </w:pPr>
-            <w:r>
-              <w:rPr>
+              <w:rPr>
+                <w:rFonts w:ascii="Calibri" w:hAnsi="Calibri" w:cs="Calibri"/>
+              </w:rPr>
+            </w:pPr>
+            <w:r>
+              <w:rPr>
+                <w:rFonts w:ascii="Calibri" w:hAnsi="Calibri" w:cs="Calibri"/>
                 <w:b/>
                 <w:bCs/>
                 <w:sz w:val="22"/>
@@ -5748,9 +7064,13 @@
           <w:p>
             <w:pPr>
               <w:jc w:val="center"/>
-            </w:pPr>
-            <w:r>
-              <w:rPr>
+              <w:rPr>
+                <w:rFonts w:ascii="Calibri" w:hAnsi="Calibri" w:cs="Calibri"/>
+              </w:rPr>
+            </w:pPr>
+            <w:r>
+              <w:rPr>
+                <w:rFonts w:ascii="Calibri" w:hAnsi="Calibri" w:cs="Calibri"/>
                 <w:b/>
                 <w:bCs/>
                 <w:sz w:val="22"/>
@@ -5762,12 +7082,6 @@
         </w:tc>
       </w:tr>
       <w:tr>
-        <w:tblPrEx>
-          <w:tblCellMar>
-            <w:top w:w="0" w:type="dxa"/>
-            <w:bottom w:w="0" w:type="dxa"/>
-          </w:tblCellMar>
-        </w:tblPrEx>
         <w:tc>
           <w:tcPr>
             <w:tcW w:w="4513" w:type="dxa"/>
@@ -5780,28 +7094,18 @@
             <w:vAlign w:val="center"/>
           </w:tcPr>
           <w:p>
-            <w:r>
-              <w:rPr>
-                <w:sz w:val="22"/>
-                <w:szCs w:val="22"/>
-              </w:rPr>
-              <w:t>Python/</w:t>
-            </w:r>
-            <w:proofErr w:type="spellStart"/>
-            <w:r>
-              <w:rPr>
-                <w:sz w:val="22"/>
-                <w:szCs w:val="22"/>
-              </w:rPr>
-              <w:t>Jupyter</w:t>
-            </w:r>
-            <w:proofErr w:type="spellEnd"/>
-            <w:r>
-              <w:rPr>
-                <w:sz w:val="22"/>
-                <w:szCs w:val="22"/>
-              </w:rPr>
-              <w:t xml:space="preserve"> notebook, executed end to end</w:t>
+            <w:pPr>
+              <w:rPr>
+                <w:rFonts w:ascii="Calibri" w:hAnsi="Calibri" w:cs="Calibri"/>
+              </w:rPr>
+            </w:pPr>
+            <w:r>
+              <w:rPr>
+                <w:rFonts w:ascii="Calibri" w:hAnsi="Calibri" w:cs="Calibri"/>
+                <w:sz w:val="22"/>
+                <w:szCs w:val="22"/>
+              </w:rPr>
+              <w:t>Python/Jupyter notebook, executed end to end</w:t>
             </w:r>
           </w:p>
         </w:tc>
@@ -5817,8 +7121,14 @@
             <w:vAlign w:val="center"/>
           </w:tcPr>
           <w:p>
-            <w:r>
-              <w:rPr>
+            <w:pPr>
+              <w:rPr>
+                <w:rFonts w:ascii="Calibri" w:hAnsi="Calibri" w:cs="Calibri"/>
+              </w:rPr>
+            </w:pPr>
+            <w:r>
+              <w:rPr>
+                <w:rFonts w:ascii="Calibri" w:hAnsi="Calibri" w:cs="Calibri"/>
                 <w:sz w:val="22"/>
                 <w:szCs w:val="22"/>
               </w:rPr>
@@ -5828,12 +7138,6 @@
         </w:tc>
       </w:tr>
       <w:tr>
-        <w:tblPrEx>
-          <w:tblCellMar>
-            <w:top w:w="0" w:type="dxa"/>
-            <w:bottom w:w="0" w:type="dxa"/>
-          </w:tblCellMar>
-        </w:tblPrEx>
         <w:tc>
           <w:tcPr>
             <w:tcW w:w="4513" w:type="dxa"/>
@@ -5846,8 +7150,14 @@
             <w:vAlign w:val="center"/>
           </w:tcPr>
           <w:p>
-            <w:r>
-              <w:rPr>
+            <w:pPr>
+              <w:rPr>
+                <w:rFonts w:ascii="Calibri" w:hAnsi="Calibri" w:cs="Calibri"/>
+              </w:rPr>
+            </w:pPr>
+            <w:r>
+              <w:rPr>
+                <w:rFonts w:ascii="Calibri" w:hAnsi="Calibri" w:cs="Calibri"/>
                 <w:sz w:val="22"/>
                 <w:szCs w:val="22"/>
               </w:rPr>
@@ -5867,8 +7177,14 @@
             <w:vAlign w:val="center"/>
           </w:tcPr>
           <w:p>
-            <w:r>
-              <w:rPr>
+            <w:pPr>
+              <w:rPr>
+                <w:rFonts w:ascii="Calibri" w:hAnsi="Calibri" w:cs="Calibri"/>
+              </w:rPr>
+            </w:pPr>
+            <w:r>
+              <w:rPr>
+                <w:rFonts w:ascii="Calibri" w:hAnsi="Calibri" w:cs="Calibri"/>
                 <w:sz w:val="22"/>
                 <w:szCs w:val="22"/>
               </w:rPr>
@@ -5877,6 +7193,7 @@
             <w:proofErr w:type="spellStart"/>
             <w:r>
               <w:rPr>
+                <w:rFonts w:ascii="Calibri" w:hAnsi="Calibri" w:cs="Calibri"/>
                 <w:sz w:val="22"/>
                 <w:szCs w:val="22"/>
               </w:rPr>
@@ -5885,6 +7202,7 @@
             <w:proofErr w:type="spellEnd"/>
             <w:r>
               <w:rPr>
+                <w:rFonts w:ascii="Calibri" w:hAnsi="Calibri" w:cs="Calibri"/>
                 <w:sz w:val="22"/>
                 <w:szCs w:val="22"/>
               </w:rPr>
@@ -5894,12 +7212,6 @@
         </w:tc>
       </w:tr>
       <w:tr>
-        <w:tblPrEx>
-          <w:tblCellMar>
-            <w:top w:w="0" w:type="dxa"/>
-            <w:bottom w:w="0" w:type="dxa"/>
-          </w:tblCellMar>
-        </w:tblPrEx>
         <w:tc>
           <w:tcPr>
             <w:tcW w:w="4513" w:type="dxa"/>
@@ -5912,8 +7224,14 @@
             <w:vAlign w:val="center"/>
           </w:tcPr>
           <w:p>
-            <w:r>
-              <w:rPr>
+            <w:pPr>
+              <w:rPr>
+                <w:rFonts w:ascii="Calibri" w:hAnsi="Calibri" w:cs="Calibri"/>
+              </w:rPr>
+            </w:pPr>
+            <w:r>
+              <w:rPr>
+                <w:rFonts w:ascii="Calibri" w:hAnsi="Calibri" w:cs="Calibri"/>
                 <w:sz w:val="22"/>
                 <w:szCs w:val="22"/>
               </w:rPr>
@@ -5933,8 +7251,14 @@
             <w:vAlign w:val="center"/>
           </w:tcPr>
           <w:p>
-            <w:r>
-              <w:rPr>
+            <w:pPr>
+              <w:rPr>
+                <w:rFonts w:ascii="Calibri" w:hAnsi="Calibri" w:cs="Calibri"/>
+              </w:rPr>
+            </w:pPr>
+            <w:r>
+              <w:rPr>
+                <w:rFonts w:ascii="Calibri" w:hAnsi="Calibri" w:cs="Calibri"/>
                 <w:sz w:val="22"/>
                 <w:szCs w:val="22"/>
               </w:rPr>
@@ -5944,12 +7268,6 @@
         </w:tc>
       </w:tr>
       <w:tr>
-        <w:tblPrEx>
-          <w:tblCellMar>
-            <w:top w:w="0" w:type="dxa"/>
-            <w:bottom w:w="0" w:type="dxa"/>
-          </w:tblCellMar>
-        </w:tblPrEx>
         <w:tc>
           <w:tcPr>
             <w:tcW w:w="4513" w:type="dxa"/>
@@ -5962,8 +7280,14 @@
             <w:vAlign w:val="center"/>
           </w:tcPr>
           <w:p>
-            <w:r>
-              <w:rPr>
+            <w:pPr>
+              <w:rPr>
+                <w:rFonts w:ascii="Calibri" w:hAnsi="Calibri" w:cs="Calibri"/>
+              </w:rPr>
+            </w:pPr>
+            <w:r>
+              <w:rPr>
+                <w:rFonts w:ascii="Calibri" w:hAnsi="Calibri" w:cs="Calibri"/>
                 <w:sz w:val="22"/>
                 <w:szCs w:val="22"/>
               </w:rPr>
@@ -5983,8 +7307,14 @@
             <w:vAlign w:val="center"/>
           </w:tcPr>
           <w:p>
-            <w:r>
-              <w:rPr>
+            <w:pPr>
+              <w:rPr>
+                <w:rFonts w:ascii="Calibri" w:hAnsi="Calibri" w:cs="Calibri"/>
+              </w:rPr>
+            </w:pPr>
+            <w:r>
+              <w:rPr>
+                <w:rFonts w:ascii="Calibri" w:hAnsi="Calibri" w:cs="Calibri"/>
                 <w:sz w:val="22"/>
                 <w:szCs w:val="22"/>
               </w:rPr>
@@ -5994,12 +7324,6 @@
         </w:tc>
       </w:tr>
       <w:tr>
-        <w:tblPrEx>
-          <w:tblCellMar>
-            <w:top w:w="0" w:type="dxa"/>
-            <w:bottom w:w="0" w:type="dxa"/>
-          </w:tblCellMar>
-        </w:tblPrEx>
         <w:tc>
           <w:tcPr>
             <w:tcW w:w="4513" w:type="dxa"/>
@@ -6012,8 +7336,14 @@
             <w:vAlign w:val="center"/>
           </w:tcPr>
           <w:p>
-            <w:r>
-              <w:rPr>
+            <w:pPr>
+              <w:rPr>
+                <w:rFonts w:ascii="Calibri" w:hAnsi="Calibri" w:cs="Calibri"/>
+              </w:rPr>
+            </w:pPr>
+            <w:r>
+              <w:rPr>
+                <w:rFonts w:ascii="Calibri" w:hAnsi="Calibri" w:cs="Calibri"/>
                 <w:sz w:val="22"/>
                 <w:szCs w:val="22"/>
               </w:rPr>
@@ -6033,8 +7363,14 @@
             <w:vAlign w:val="center"/>
           </w:tcPr>
           <w:p>
-            <w:r>
-              <w:rPr>
+            <w:pPr>
+              <w:rPr>
+                <w:rFonts w:ascii="Calibri" w:hAnsi="Calibri" w:cs="Calibri"/>
+              </w:rPr>
+            </w:pPr>
+            <w:r>
+              <w:rPr>
+                <w:rFonts w:ascii="Calibri" w:hAnsi="Calibri" w:cs="Calibri"/>
                 <w:sz w:val="22"/>
                 <w:szCs w:val="22"/>
               </w:rPr>
@@ -6047,15 +7383,22 @@
     <w:p>
       <w:pPr>
         <w:spacing w:after="240"/>
+        <w:rPr>
+          <w:rFonts w:ascii="Calibri" w:hAnsi="Calibri" w:cs="Calibri"/>
+        </w:rPr>
       </w:pPr>
     </w:p>
     <w:p>
       <w:pPr>
         <w:pStyle w:val="Heading1"/>
         <w:spacing w:before="360" w:after="200"/>
-      </w:pPr>
-      <w:r>
-        <w:rPr>
+        <w:rPr>
+          <w:rFonts w:ascii="Calibri" w:hAnsi="Calibri" w:cs="Calibri"/>
+        </w:rPr>
+      </w:pPr>
+      <w:r>
+        <w:rPr>
+          <w:rFonts w:ascii="Calibri" w:hAnsi="Calibri" w:cs="Calibri"/>
           <w:b/>
           <w:bCs/>
           <w:sz w:val="24"/>
@@ -6067,16 +7410,34 @@
     <w:p>
       <w:pPr>
         <w:jc w:val="both"/>
-      </w:pPr>
-      <w:r>
-        <w:t>This report has documented the data engineering foundation of the AI adoption prediction project: dataset selection and approval, acquisition and inspection, cleansing and transformation, and exploratory data analysis. The cleaned dataset of 150,000 records across 44 columns contains no missing values or duplicates, a close-to-balanced target variable, and clear relationships between AI-adoption intensity, company size, and business outcomes, providing a sound basis for the feature engineering and model dev</w:t>
-      </w:r>
-      <w:r>
-        <w:t>elopment planned for Phase 2.</w:t>
-      </w:r>
-    </w:p>
-    <w:p>
-      <w:r>
+        <w:rPr>
+          <w:rFonts w:ascii="Calibri" w:hAnsi="Calibri" w:cs="Calibri"/>
+        </w:rPr>
+      </w:pPr>
+      <w:r>
+        <w:rPr>
+          <w:rFonts w:ascii="Calibri" w:hAnsi="Calibri" w:cs="Calibri"/>
+        </w:rPr>
+        <w:t xml:space="preserve">This report has documented the data engineering foundation of the AI adoption prediction project: dataset selection and approval, acquisition and inspection, cleansing and transformation, and exploratory data analysis. The cleaned dataset of 150,000 records across 44 columns contains no missing values or duplicates, a close-to-balanced target variable, and clear </w:t>
+      </w:r>
+      <w:r>
+        <w:rPr>
+          <w:rFonts w:ascii="Calibri" w:hAnsi="Calibri" w:cs="Calibri"/>
+        </w:rPr>
+        <w:lastRenderedPageBreak/>
+        <w:t>relationships between AI-adoption intensity, company size, and business outcomes, providing a sound basis for the feature engineering and model development planned for Phase 2.</w:t>
+      </w:r>
+    </w:p>
+    <w:p>
+      <w:pPr>
+        <w:rPr>
+          <w:rFonts w:ascii="Calibri" w:hAnsi="Calibri" w:cs="Calibri"/>
+        </w:rPr>
+      </w:pPr>
+      <w:r>
+        <w:rPr>
+          <w:rFonts w:ascii="Calibri" w:hAnsi="Calibri" w:cs="Calibri"/>
+        </w:rPr>
         <w:br w:type="page"/>
       </w:r>
     </w:p>
@@ -6085,9 +7446,13 @@
         <w:pStyle w:val="Heading1"/>
         <w:spacing w:after="240"/>
         <w:jc w:val="center"/>
-      </w:pPr>
-      <w:r>
-        <w:rPr>
+        <w:rPr>
+          <w:rFonts w:ascii="Calibri" w:hAnsi="Calibri" w:cs="Calibri"/>
+        </w:rPr>
+      </w:pPr>
+      <w:r>
+        <w:rPr>
+          <w:rFonts w:ascii="Calibri" w:hAnsi="Calibri" w:cs="Calibri"/>
           <w:b/>
           <w:bCs/>
           <w:sz w:val="24"/>
@@ -6100,27 +7465,42 @@
     <w:p>
       <w:pPr>
         <w:ind w:left="720" w:hanging="720"/>
-      </w:pPr>
-      <w:r>
-        <w:t xml:space="preserve">Siddique, A. (2026a). Cleaning real data before you trust it: Week 2 and 3 [Lecture slides]. </w:t>
-      </w:r>
-      <w:r>
-        <w:t xml:space="preserve">Auckland University of Technology. Canvas. </w:t>
+        <w:rPr>
+          <w:rFonts w:ascii="Calibri" w:hAnsi="Calibri" w:cs="Calibri"/>
+        </w:rPr>
+      </w:pPr>
+      <w:r>
+        <w:rPr>
+          <w:rFonts w:ascii="Calibri" w:hAnsi="Calibri" w:cs="Calibri"/>
+        </w:rPr>
+        <w:t xml:space="preserve">Siddique, A. (2026a). Cleaning real data before you trust it: Week 2 and 3 [Lecture slides]. Auckland University of Technology. Canvas. </w:t>
       </w:r>
     </w:p>
     <w:p>
       <w:pPr>
         <w:ind w:left="720" w:hanging="720"/>
-      </w:pPr>
-      <w:r>
+        <w:rPr>
+          <w:rFonts w:ascii="Calibri" w:hAnsi="Calibri" w:cs="Calibri"/>
+        </w:rPr>
+      </w:pPr>
+      <w:r>
+        <w:rPr>
+          <w:rFonts w:ascii="Calibri" w:hAnsi="Calibri" w:cs="Calibri"/>
+        </w:rPr>
         <w:t>Siddique, A. (2026b). Data engineering and AI: Course introduction [Lecture slides]. Auckland University of Technology. Canvas.</w:t>
       </w:r>
     </w:p>
     <w:p>
       <w:pPr>
         <w:ind w:left="720" w:hanging="720"/>
-      </w:pPr>
-      <w:r>
+        <w:rPr>
+          <w:rFonts w:ascii="Calibri" w:hAnsi="Calibri" w:cs="Calibri"/>
+        </w:rPr>
+      </w:pPr>
+      <w:r>
+        <w:rPr>
+          <w:rFonts w:ascii="Calibri" w:hAnsi="Calibri" w:cs="Calibri"/>
+        </w:rPr>
         <w:t>[TEAM TO ADD] (2026). [Dataset title] [Data set]. [Source, e.g., Kaggle]. [URL]</w:t>
       </w:r>
     </w:p>
@@ -6128,9 +7508,13 @@
       <w:pPr>
         <w:shd w:val="clear" w:color="auto" w:fill="FCEEEA"/>
         <w:spacing w:before="80" w:after="160"/>
-      </w:pPr>
-      <w:r>
-        <w:rPr>
+        <w:rPr>
+          <w:rFonts w:ascii="Calibri" w:hAnsi="Calibri" w:cs="Calibri"/>
+        </w:rPr>
+      </w:pPr>
+      <w:r>
+        <w:rPr>
+          <w:rFonts w:ascii="Calibri" w:hAnsi="Calibri" w:cs="Calibri"/>
           <w:b/>
           <w:bCs/>
           <w:i/>
@@ -6141,7 +7525,15 @@
       </w:r>
     </w:p>
     <w:p>
-      <w:r>
+      <w:pPr>
+        <w:rPr>
+          <w:rFonts w:ascii="Calibri" w:hAnsi="Calibri" w:cs="Calibri"/>
+        </w:rPr>
+      </w:pPr>
+      <w:r>
+        <w:rPr>
+          <w:rFonts w:ascii="Calibri" w:hAnsi="Calibri" w:cs="Calibri"/>
+        </w:rPr>
         <w:br w:type="page"/>
       </w:r>
     </w:p>
@@ -6150,9 +7542,13 @@
         <w:pStyle w:val="Heading1"/>
         <w:spacing w:after="240"/>
         <w:jc w:val="center"/>
-      </w:pPr>
-      <w:r>
-        <w:rPr>
+        <w:rPr>
+          <w:rFonts w:ascii="Calibri" w:hAnsi="Calibri" w:cs="Calibri"/>
+        </w:rPr>
+      </w:pPr>
+      <w:r>
+        <w:rPr>
+          <w:rFonts w:ascii="Calibri" w:hAnsi="Calibri" w:cs="Calibri"/>
           <w:b/>
           <w:bCs/>
           <w:sz w:val="24"/>
@@ -6166,9 +7562,13 @@
       <w:pPr>
         <w:shd w:val="clear" w:color="auto" w:fill="FCEEEA"/>
         <w:spacing w:before="80" w:after="160"/>
-      </w:pPr>
-      <w:r>
-        <w:rPr>
+        <w:rPr>
+          <w:rFonts w:ascii="Calibri" w:hAnsi="Calibri" w:cs="Calibri"/>
+        </w:rPr>
+      </w:pPr>
+      <w:r>
+        <w:rPr>
+          <w:rFonts w:ascii="Calibri" w:hAnsi="Calibri" w:cs="Calibri"/>
           <w:b/>
           <w:bCs/>
           <w:i/>
@@ -6180,6 +7580,7 @@
       <w:proofErr w:type="spellStart"/>
       <w:r>
         <w:rPr>
+          <w:rFonts w:ascii="Calibri" w:hAnsi="Calibri" w:cs="Calibri"/>
           <w:b/>
           <w:bCs/>
           <w:i/>
@@ -6191,6 +7592,7 @@
       <w:proofErr w:type="spellEnd"/>
       <w:r>
         <w:rPr>
+          <w:rFonts w:ascii="Calibri" w:hAnsi="Calibri" w:cs="Calibri"/>
           <w:b/>
           <w:bCs/>
           <w:i/>
@@ -6202,6 +7604,7 @@
       <w:proofErr w:type="spellStart"/>
       <w:r>
         <w:rPr>
+          <w:rFonts w:ascii="Calibri" w:hAnsi="Calibri" w:cs="Calibri"/>
           <w:b/>
           <w:bCs/>
           <w:i/>
@@ -6213,6 +7616,7 @@
       <w:proofErr w:type="spellEnd"/>
       <w:r>
         <w:rPr>
+          <w:rFonts w:ascii="Calibri" w:hAnsi="Calibri" w:cs="Calibri"/>
           <w:b/>
           <w:bCs/>
           <w:i/>
@@ -6223,7 +7627,15 @@
       </w:r>
     </w:p>
     <w:p>
-      <w:r>
+      <w:pPr>
+        <w:rPr>
+          <w:rFonts w:ascii="Calibri" w:hAnsi="Calibri" w:cs="Calibri"/>
+        </w:rPr>
+      </w:pPr>
+      <w:r>
+        <w:rPr>
+          <w:rFonts w:ascii="Calibri" w:hAnsi="Calibri" w:cs="Calibri"/>
+        </w:rPr>
         <w:br w:type="page"/>
       </w:r>
     </w:p>
@@ -6232,9 +7644,13 @@
         <w:pStyle w:val="Heading1"/>
         <w:spacing w:after="240"/>
         <w:jc w:val="center"/>
-      </w:pPr>
-      <w:r>
-        <w:rPr>
+        <w:rPr>
+          <w:rFonts w:ascii="Calibri" w:hAnsi="Calibri" w:cs="Calibri"/>
+        </w:rPr>
+      </w:pPr>
+      <w:r>
+        <w:rPr>
+          <w:rFonts w:ascii="Calibri" w:hAnsi="Calibri" w:cs="Calibri"/>
           <w:b/>
           <w:bCs/>
           <w:sz w:val="24"/>
@@ -6248,9 +7664,13 @@
       <w:pPr>
         <w:shd w:val="clear" w:color="auto" w:fill="FCEEEA"/>
         <w:spacing w:before="80" w:after="160"/>
-      </w:pPr>
-      <w:r>
-        <w:rPr>
+        <w:rPr>
+          <w:rFonts w:ascii="Calibri" w:hAnsi="Calibri" w:cs="Calibri"/>
+        </w:rPr>
+      </w:pPr>
+      <w:r>
+        <w:rPr>
+          <w:rFonts w:ascii="Calibri" w:hAnsi="Calibri" w:cs="Calibri"/>
           <w:b/>
           <w:bCs/>
           <w:i/>
@@ -6262,6 +7682,7 @@
     </w:p>
     <w:sectPr>
       <w:headerReference w:type="default" r:id="rId16"/>
+      <w:footerReference w:type="default" r:id="rId17"/>
       <w:pgSz w:w="12240" w:h="15840"/>
       <w:pgMar w:top="1440" w:right="1440" w:bottom="1440" w:left="1440" w:header="708" w:footer="708" w:gutter="0"/>
       <w:cols w:space="720"/>
@@ -6272,7 +7693,7 @@
 </file>
 
 <file path=word/endnotes.xml><?xml version="1.0" encoding="utf-8"?>
-<w:endnotes xmlns:wpc="http://schemas.microsoft.com/office/word/2010/wordprocessingCanvas" xmlns:cx="http://schemas.microsoft.com/office/drawing/2014/chartex" xmlns:cx1="http://schemas.microsoft.com/office/drawing/2015/9/8/chartex" xmlns:cx2="http://schemas.microsoft.com/office/drawing/2015/10/21/chartex" xmlns:cx3="http://schemas.microsoft.com/office/drawing/2016/5/9/chartex" xmlns:cx4="http://schemas.microsoft.com/office/drawing/2016/5/10/chartex" xmlns:cx5="http://schemas.microsoft.com/office/drawing/2016/5/11/chartex" xmlns:cx6="http://schemas.microsoft.com/office/drawing/2016/5/12/chartex" xmlns:cx7="http://schemas.microsoft.com/office/drawing/2016/5/13/chartex" xmlns:cx8="http://schemas.microsoft.com/office/drawing/2016/5/14/chartex" xmlns:mc="http://schemas.openxmlformats.org/markup-compatibility/2006" xmlns:aink="http://schemas.microsoft.com/office/drawing/2016/ink" xmlns:am3d="http://schemas.microsoft.com/office/drawing/2017/model3d" xmlns:o="urn:schemas-microsoft-com:office:office" xmlns:oel="http://schemas.microsoft.com/office/2019/extlst" xmlns:r="http://schemas.openxmlformats.org/officeDocument/2006/relationships" xmlns:m="http://schemas.openxmlformats.org/officeDocument/2006/math" xmlns:v="urn:schemas-microsoft-com:vml" xmlns:wp14="http://schemas.microsoft.com/office/word/2010/wordprocessingDrawing" xmlns:wp="http://schemas.openxmlformats.org/drawingml/2006/wordprocessingDrawing" xmlns:w10="urn:schemas-microsoft-com:office:word" xmlns:w="http://schemas.openxmlformats.org/wordprocessingml/2006/main" xmlns:w14="http://schemas.microsoft.com/office/word/2010/wordml" xmlns:w15="http://schemas.microsoft.com/office/word/2012/wordml" xmlns:w16cex="http://schemas.microsoft.com/office/word/2018/wordml/cex" xmlns:w16cid="http://schemas.microsoft.com/office/word/2016/wordml/cid" xmlns:w16="http://schemas.microsoft.com/office/word/2018/wordml" xmlns:w16sdtdh="http://schemas.microsoft.com/office/word/2020/wordml/sdtdatahash" xmlns:w16se="http://schemas.microsoft.com/office/word/2015/wordml/symex" xmlns:wpg="http://schemas.microsoft.com/office/word/2010/wordprocessingGroup" xmlns:wpi="http://schemas.microsoft.com/office/word/2010/wordprocessingInk" xmlns:wne="http://schemas.microsoft.com/office/word/2006/wordml" xmlns:wps="http://schemas.microsoft.com/office/word/2010/wordprocessingShape" mc:Ignorable="w14 w15 w16se w16cid w16 w16cex w16sdtdh wp14">
+<w:endnotes xmlns:wpc="http://schemas.microsoft.com/office/word/2010/wordprocessingCanvas" xmlns:cx="http://schemas.microsoft.com/office/drawing/2014/chartex" xmlns:cx1="http://schemas.microsoft.com/office/drawing/2015/9/8/chartex" xmlns:cx2="http://schemas.microsoft.com/office/drawing/2015/10/21/chartex" xmlns:cx3="http://schemas.microsoft.com/office/drawing/2016/5/9/chartex" xmlns:cx4="http://schemas.microsoft.com/office/drawing/2016/5/10/chartex" xmlns:cx5="http://schemas.microsoft.com/office/drawing/2016/5/11/chartex" xmlns:cx6="http://schemas.microsoft.com/office/drawing/2016/5/12/chartex" xmlns:cx7="http://schemas.microsoft.com/office/drawing/2016/5/13/chartex" xmlns:cx8="http://schemas.microsoft.com/office/drawing/2016/5/14/chartex" xmlns:mc="http://schemas.openxmlformats.org/markup-compatibility/2006" xmlns:aink="http://schemas.microsoft.com/office/drawing/2016/ink" xmlns:am3d="http://schemas.microsoft.com/office/drawing/2017/model3d" xmlns:o="urn:schemas-microsoft-com:office:office" xmlns:oel="http://schemas.microsoft.com/office/2019/extlst" xmlns:r="http://schemas.openxmlformats.org/officeDocument/2006/relationships" xmlns:m="http://schemas.openxmlformats.org/officeDocument/2006/math" xmlns:v="urn:schemas-microsoft-com:vml" xmlns:wp14="http://schemas.microsoft.com/office/word/2010/wordprocessingDrawing" xmlns:wp="http://schemas.openxmlformats.org/drawingml/2006/wordprocessingDrawing" xmlns:w10="urn:schemas-microsoft-com:office:word" xmlns:w="http://schemas.openxmlformats.org/wordprocessingml/2006/main" xmlns:w14="http://schemas.microsoft.com/office/word/2010/wordml" xmlns:w15="http://schemas.microsoft.com/office/word/2012/wordml" xmlns:w16cei="http://schemas.microsoft.com/office/word/2026/wordml/cei" xmlns:w16cex="http://schemas.microsoft.com/office/word/2018/wordml/cex" xmlns:w16cid="http://schemas.microsoft.com/office/word/2016/wordml/cid" xmlns:w16="http://schemas.microsoft.com/office/word/2018/wordml" xmlns:w16du="http://schemas.microsoft.com/office/word/2023/wordml/word16du" xmlns:w16sdtdh="http://schemas.microsoft.com/office/word/2020/wordml/sdtdatahash" xmlns:w16sdtfl="http://schemas.microsoft.com/office/word/2024/wordml/sdtformatlock" xmlns:w16se="http://schemas.microsoft.com/office/word/2015/wordml/symex" xmlns:wpg="http://schemas.microsoft.com/office/word/2010/wordprocessingGroup" xmlns:wpi="http://schemas.microsoft.com/office/word/2010/wordprocessingInk" xmlns:wne="http://schemas.microsoft.com/office/word/2006/wordml" xmlns:wps="http://schemas.microsoft.com/office/word/2010/wordprocessingShape" mc:Ignorable="w14 w15 w16se w16cid w16 w16cex w16sdtdh w16sdtfl w16du wp14">
   <w:endnote w:type="separator" w:id="-1">
     <w:p>
       <w:pPr>
@@ -6296,8 +7717,61 @@
 </w:endnotes>
 </file>
 
+<file path=word/footer1.xml><?xml version="1.0" encoding="utf-8"?>
+<w:ftr xmlns:wpc="http://schemas.microsoft.com/office/word/2010/wordprocessingCanvas" xmlns:cx="http://schemas.microsoft.com/office/drawing/2014/chartex" xmlns:cx1="http://schemas.microsoft.com/office/drawing/2015/9/8/chartex" xmlns:cx2="http://schemas.microsoft.com/office/drawing/2015/10/21/chartex" xmlns:cx3="http://schemas.microsoft.com/office/drawing/2016/5/9/chartex" xmlns:cx4="http://schemas.microsoft.com/office/drawing/2016/5/10/chartex" xmlns:cx5="http://schemas.microsoft.com/office/drawing/2016/5/11/chartex" xmlns:cx6="http://schemas.microsoft.com/office/drawing/2016/5/12/chartex" xmlns:cx7="http://schemas.microsoft.com/office/drawing/2016/5/13/chartex" xmlns:cx8="http://schemas.microsoft.com/office/drawing/2016/5/14/chartex" xmlns:mc="http://schemas.openxmlformats.org/markup-compatibility/2006" xmlns:aink="http://schemas.microsoft.com/office/drawing/2016/ink" xmlns:am3d="http://schemas.microsoft.com/office/drawing/2017/model3d" xmlns:o="urn:schemas-microsoft-com:office:office" xmlns:oel="http://schemas.microsoft.com/office/2019/extlst" xmlns:r="http://schemas.openxmlformats.org/officeDocument/2006/relationships" xmlns:m="http://schemas.openxmlformats.org/officeDocument/2006/math" xmlns:v="urn:schemas-microsoft-com:vml" xmlns:wp14="http://schemas.microsoft.com/office/word/2010/wordprocessingDrawing" xmlns:wp="http://schemas.openxmlformats.org/drawingml/2006/wordprocessingDrawing" xmlns:w10="urn:schemas-microsoft-com:office:word" xmlns:w="http://schemas.openxmlformats.org/wordprocessingml/2006/main" xmlns:w14="http://schemas.microsoft.com/office/word/2010/wordml" xmlns:w15="http://schemas.microsoft.com/office/word/2012/wordml" xmlns:w16cei="http://schemas.microsoft.com/office/word/2026/wordml/cei" xmlns:w16cex="http://schemas.microsoft.com/office/word/2018/wordml/cex" xmlns:w16cid="http://schemas.microsoft.com/office/word/2016/wordml/cid" xmlns:w16="http://schemas.microsoft.com/office/word/2018/wordml" xmlns:w16du="http://schemas.microsoft.com/office/word/2023/wordml/word16du" xmlns:w16sdtdh="http://schemas.microsoft.com/office/word/2020/wordml/sdtdatahash" xmlns:w16sdtfl="http://schemas.microsoft.com/office/word/2024/wordml/sdtformatlock" xmlns:w16se="http://schemas.microsoft.com/office/word/2015/wordml/symex" xmlns:wpg="http://schemas.microsoft.com/office/word/2010/wordprocessingGroup" xmlns:wpi="http://schemas.microsoft.com/office/word/2010/wordprocessingInk" xmlns:wne="http://schemas.microsoft.com/office/word/2006/wordml" xmlns:wps="http://schemas.microsoft.com/office/word/2010/wordprocessingShape" mc:Ignorable="w14 w15 w16se w16cid w16 w16cex w16sdtdh w16sdtfl w16du wp14">
+  <w:sdt>
+    <w:sdtPr>
+      <w:id w:val="-1977055814"/>
+      <w:docPartObj>
+        <w:docPartGallery w:val="Page Numbers (Bottom of Page)"/>
+        <w:docPartUnique/>
+      </w:docPartObj>
+    </w:sdtPr>
+    <w:sdtEndPr>
+      <w:rPr>
+        <w:noProof/>
+      </w:rPr>
+    </w:sdtEndPr>
+    <w:sdtContent>
+      <w:p>
+        <w:pPr>
+          <w:pStyle w:val="Footer"/>
+          <w:jc w:val="center"/>
+        </w:pPr>
+        <w:r>
+          <w:fldChar w:fldCharType="begin"/>
+        </w:r>
+        <w:r>
+          <w:instrText xml:space="preserve"> PAGE   \* MERGEFORMAT </w:instrText>
+        </w:r>
+        <w:r>
+          <w:fldChar w:fldCharType="separate"/>
+        </w:r>
+        <w:r>
+          <w:rPr>
+            <w:noProof/>
+          </w:rPr>
+          <w:t>2</w:t>
+        </w:r>
+        <w:r>
+          <w:rPr>
+            <w:noProof/>
+          </w:rPr>
+          <w:fldChar w:fldCharType="end"/>
+        </w:r>
+      </w:p>
+    </w:sdtContent>
+  </w:sdt>
+  <w:p>
+    <w:pPr>
+      <w:pStyle w:val="Footer"/>
+    </w:pPr>
+  </w:p>
+</w:ftr>
+</file>
+
 <file path=word/footnotes.xml><?xml version="1.0" encoding="utf-8"?>
-<w:footnotes xmlns:wpc="http://schemas.microsoft.com/office/word/2010/wordprocessingCanvas" xmlns:cx="http://schemas.microsoft.com/office/drawing/2014/chartex" xmlns:cx1="http://schemas.microsoft.com/office/drawing/2015/9/8/chartex" xmlns:cx2="http://schemas.microsoft.com/office/drawing/2015/10/21/chartex" xmlns:cx3="http://schemas.microsoft.com/office/drawing/2016/5/9/chartex" xmlns:cx4="http://schemas.microsoft.com/office/drawing/2016/5/10/chartex" xmlns:cx5="http://schemas.microsoft.com/office/drawing/2016/5/11/chartex" xmlns:cx6="http://schemas.microsoft.com/office/drawing/2016/5/12/chartex" xmlns:cx7="http://schemas.microsoft.com/office/drawing/2016/5/13/chartex" xmlns:cx8="http://schemas.microsoft.com/office/drawing/2016/5/14/chartex" xmlns:mc="http://schemas.openxmlformats.org/markup-compatibility/2006" xmlns:aink="http://schemas.microsoft.com/office/drawing/2016/ink" xmlns:am3d="http://schemas.microsoft.com/office/drawing/2017/model3d" xmlns:o="urn:schemas-microsoft-com:office:office" xmlns:oel="http://schemas.microsoft.com/office/2019/extlst" xmlns:r="http://schemas.openxmlformats.org/officeDocument/2006/relationships" xmlns:m="http://schemas.openxmlformats.org/officeDocument/2006/math" xmlns:v="urn:schemas-microsoft-com:vml" xmlns:wp14="http://schemas.microsoft.com/office/word/2010/wordprocessingDrawing" xmlns:wp="http://schemas.openxmlformats.org/drawingml/2006/wordprocessingDrawing" xmlns:w10="urn:schemas-microsoft-com:office:word" xmlns:w="http://schemas.openxmlformats.org/wordprocessingml/2006/main" xmlns:w14="http://schemas.microsoft.com/office/word/2010/wordml" xmlns:w15="http://schemas.microsoft.com/office/word/2012/wordml" xmlns:w16cex="http://schemas.microsoft.com/office/word/2018/wordml/cex" xmlns:w16cid="http://schemas.microsoft.com/office/word/2016/wordml/cid" xmlns:w16="http://schemas.microsoft.com/office/word/2018/wordml" xmlns:w16sdtdh="http://schemas.microsoft.com/office/word/2020/wordml/sdtdatahash" xmlns:w16se="http://schemas.microsoft.com/office/word/2015/wordml/symex" xmlns:wpg="http://schemas.microsoft.com/office/word/2010/wordprocessingGroup" xmlns:wpi="http://schemas.microsoft.com/office/word/2010/wordprocessingInk" xmlns:wne="http://schemas.microsoft.com/office/word/2006/wordml" xmlns:wps="http://schemas.microsoft.com/office/word/2010/wordprocessingShape" mc:Ignorable="w14 w15 w16se w16cid w16 w16cex w16sdtdh wp14">
+<w:footnotes xmlns:wpc="http://schemas.microsoft.com/office/word/2010/wordprocessingCanvas" xmlns:cx="http://schemas.microsoft.com/office/drawing/2014/chartex" xmlns:cx1="http://schemas.microsoft.com/office/drawing/2015/9/8/chartex" xmlns:cx2="http://schemas.microsoft.com/office/drawing/2015/10/21/chartex" xmlns:cx3="http://schemas.microsoft.com/office/drawing/2016/5/9/chartex" xmlns:cx4="http://schemas.microsoft.com/office/drawing/2016/5/10/chartex" xmlns:cx5="http://schemas.microsoft.com/office/drawing/2016/5/11/chartex" xmlns:cx6="http://schemas.microsoft.com/office/drawing/2016/5/12/chartex" xmlns:cx7="http://schemas.microsoft.com/office/drawing/2016/5/13/chartex" xmlns:cx8="http://schemas.microsoft.com/office/drawing/2016/5/14/chartex" xmlns:mc="http://schemas.openxmlformats.org/markup-compatibility/2006" xmlns:aink="http://schemas.microsoft.com/office/drawing/2016/ink" xmlns:am3d="http://schemas.microsoft.com/office/drawing/2017/model3d" xmlns:o="urn:schemas-microsoft-com:office:office" xmlns:oel="http://schemas.microsoft.com/office/2019/extlst" xmlns:r="http://schemas.openxmlformats.org/officeDocument/2006/relationships" xmlns:m="http://schemas.openxmlformats.org/officeDocument/2006/math" xmlns:v="urn:schemas-microsoft-com:vml" xmlns:wp14="http://schemas.microsoft.com/office/word/2010/wordprocessingDrawing" xmlns:wp="http://schemas.openxmlformats.org/drawingml/2006/wordprocessingDrawing" xmlns:w10="urn:schemas-microsoft-com:office:word" xmlns:w="http://schemas.openxmlformats.org/wordprocessingml/2006/main" xmlns:w14="http://schemas.microsoft.com/office/word/2010/wordml" xmlns:w15="http://schemas.microsoft.com/office/word/2012/wordml" xmlns:w16cei="http://schemas.microsoft.com/office/word/2026/wordml/cei" xmlns:w16cex="http://schemas.microsoft.com/office/word/2018/wordml/cex" xmlns:w16cid="http://schemas.microsoft.com/office/word/2016/wordml/cid" xmlns:w16="http://schemas.microsoft.com/office/word/2018/wordml" xmlns:w16du="http://schemas.microsoft.com/office/word/2023/wordml/word16du" xmlns:w16sdtdh="http://schemas.microsoft.com/office/word/2020/wordml/sdtdatahash" xmlns:w16sdtfl="http://schemas.microsoft.com/office/word/2024/wordml/sdtformatlock" xmlns:w16se="http://schemas.microsoft.com/office/word/2015/wordml/symex" xmlns:wpg="http://schemas.microsoft.com/office/word/2010/wordprocessingGroup" xmlns:wpi="http://schemas.microsoft.com/office/word/2010/wordprocessingInk" xmlns:wne="http://schemas.microsoft.com/office/word/2006/wordml" xmlns:wps="http://schemas.microsoft.com/office/word/2010/wordprocessingShape" mc:Ignorable="w14 w15 w16se w16cid w16 w16cex w16sdtdh w16sdtfl w16du wp14">
   <w:footnote w:type="separator" w:id="-1">
     <w:p>
       <w:pPr>
@@ -6322,35 +7796,22 @@
 </file>
 
 <file path=word/header1.xml><?xml version="1.0" encoding="utf-8"?>
-<w:hdr xmlns:wpc="http://schemas.microsoft.com/office/word/2010/wordprocessingCanvas" xmlns:cx="http://schemas.microsoft.com/office/drawing/2014/chartex" xmlns:cx1="http://schemas.microsoft.com/office/drawing/2015/9/8/chartex" xmlns:cx2="http://schemas.microsoft.com/office/drawing/2015/10/21/chartex" xmlns:cx3="http://schemas.microsoft.com/office/drawing/2016/5/9/chartex" xmlns:cx4="http://schemas.microsoft.com/office/drawing/2016/5/10/chartex" xmlns:cx5="http://schemas.microsoft.com/office/drawing/2016/5/11/chartex" xmlns:cx6="http://schemas.microsoft.com/office/drawing/2016/5/12/chartex" xmlns:cx7="http://schemas.microsoft.com/office/drawing/2016/5/13/chartex" xmlns:cx8="http://schemas.microsoft.com/office/drawing/2016/5/14/chartex" xmlns:mc="http://schemas.openxmlformats.org/markup-compatibility/2006" xmlns:aink="http://schemas.microsoft.com/office/drawing/2016/ink" xmlns:am3d="http://schemas.microsoft.com/office/drawing/2017/model3d" xmlns:o="urn:schemas-microsoft-com:office:office" xmlns:oel="http://schemas.microsoft.com/office/2019/extlst" xmlns:r="http://schemas.openxmlformats.org/officeDocument/2006/relationships" xmlns:m="http://schemas.openxmlformats.org/officeDocument/2006/math" xmlns:v="urn:schemas-microsoft-com:vml" xmlns:wp14="http://schemas.microsoft.com/office/word/2010/wordprocessingDrawing" xmlns:wp="http://schemas.openxmlformats.org/drawingml/2006/wordprocessingDrawing" xmlns:w10="urn:schemas-microsoft-com:office:word" xmlns:w="http://schemas.openxmlformats.org/wordprocessingml/2006/main" xmlns:w14="http://schemas.microsoft.com/office/word/2010/wordml" xmlns:w15="http://schemas.microsoft.com/office/word/2012/wordml" xmlns:w16cex="http://schemas.microsoft.com/office/word/2018/wordml/cex" xmlns:w16cid="http://schemas.microsoft.com/office/word/2016/wordml/cid" xmlns:w16="http://schemas.microsoft.com/office/word/2018/wordml" xmlns:w16sdtdh="http://schemas.microsoft.com/office/word/2020/wordml/sdtdatahash" xmlns:w16se="http://schemas.microsoft.com/office/word/2015/wordml/symex" xmlns:wpg="http://schemas.microsoft.com/office/word/2010/wordprocessingGroup" xmlns:wpi="http://schemas.microsoft.com/office/word/2010/wordprocessingInk" xmlns:wne="http://schemas.microsoft.com/office/word/2006/wordml" xmlns:wps="http://schemas.microsoft.com/office/word/2010/wordprocessingShape" mc:Ignorable="w14 w15 w16se w16cid w16 w16cex w16sdtdh wp14">
+<w:hdr xmlns:wpc="http://schemas.microsoft.com/office/word/2010/wordprocessingCanvas" xmlns:cx="http://schemas.microsoft.com/office/drawing/2014/chartex" xmlns:cx1="http://schemas.microsoft.com/office/drawing/2015/9/8/chartex" xmlns:cx2="http://schemas.microsoft.com/office/drawing/2015/10/21/chartex" xmlns:cx3="http://schemas.microsoft.com/office/drawing/2016/5/9/chartex" xmlns:cx4="http://schemas.microsoft.com/office/drawing/2016/5/10/chartex" xmlns:cx5="http://schemas.microsoft.com/office/drawing/2016/5/11/chartex" xmlns:cx6="http://schemas.microsoft.com/office/drawing/2016/5/12/chartex" xmlns:cx7="http://schemas.microsoft.com/office/drawing/2016/5/13/chartex" xmlns:cx8="http://schemas.microsoft.com/office/drawing/2016/5/14/chartex" xmlns:mc="http://schemas.openxmlformats.org/markup-compatibility/2006" xmlns:aink="http://schemas.microsoft.com/office/drawing/2016/ink" xmlns:am3d="http://schemas.microsoft.com/office/drawing/2017/model3d" xmlns:o="urn:schemas-microsoft-com:office:office" xmlns:oel="http://schemas.microsoft.com/office/2019/extlst" xmlns:r="http://schemas.openxmlformats.org/officeDocument/2006/relationships" xmlns:m="http://schemas.openxmlformats.org/officeDocument/2006/math" xmlns:v="urn:schemas-microsoft-com:vml" xmlns:wp14="http://schemas.microsoft.com/office/word/2010/wordprocessingDrawing" xmlns:wp="http://schemas.openxmlformats.org/drawingml/2006/wordprocessingDrawing" xmlns:w10="urn:schemas-microsoft-com:office:word" xmlns:w="http://schemas.openxmlformats.org/wordprocessingml/2006/main" xmlns:w14="http://schemas.microsoft.com/office/word/2010/wordml" xmlns:w15="http://schemas.microsoft.com/office/word/2012/wordml" xmlns:w16cei="http://schemas.microsoft.com/office/word/2026/wordml/cei" xmlns:w16cex="http://schemas.microsoft.com/office/word/2018/wordml/cex" xmlns:w16cid="http://schemas.microsoft.com/office/word/2016/wordml/cid" xmlns:w16="http://schemas.microsoft.com/office/word/2018/wordml" xmlns:w16du="http://schemas.microsoft.com/office/word/2023/wordml/word16du" xmlns:w16sdtdh="http://schemas.microsoft.com/office/word/2020/wordml/sdtdatahash" xmlns:w16sdtfl="http://schemas.microsoft.com/office/word/2024/wordml/sdtformatlock" xmlns:w16se="http://schemas.microsoft.com/office/word/2015/wordml/symex" xmlns:wpg="http://schemas.microsoft.com/office/word/2010/wordprocessingGroup" xmlns:wpi="http://schemas.microsoft.com/office/word/2010/wordprocessingInk" xmlns:wne="http://schemas.microsoft.com/office/word/2006/wordml" xmlns:wps="http://schemas.microsoft.com/office/word/2010/wordprocessingShape" mc:Ignorable="w14 w15 w16se w16cid w16 w16cex w16sdtdh w16sdtfl w16du wp14">
   <w:p>
-    <w:pPr>
-      <w:jc w:val="right"/>
-    </w:pPr>
     <w:r>
-      <w:fldChar w:fldCharType="begin"/>
+      <w:t>ENSE707 Mid-Project Scoping Report, Group: Sens-Ai-</w:t>
     </w:r>
+    <w:proofErr w:type="spellStart"/>
     <w:r>
-      <w:instrText>PAGE</w:instrText>
+      <w:t>tional</w:t>
     </w:r>
-    <w:r>
-      <w:fldChar w:fldCharType="separate"/>
-    </w:r>
-    <w:r>
-      <w:rPr>
-        <w:noProof/>
-      </w:rPr>
-      <w:t>1</w:t>
-    </w:r>
-    <w:r>
-      <w:fldChar w:fldCharType="end"/>
-    </w:r>
+    <w:proofErr w:type="spellEnd"/>
   </w:p>
 </w:hdr>
 </file>
 
 <file path=word/numbering.xml><?xml version="1.0" encoding="utf-8"?>
-<w:numbering xmlns:wpc="http://schemas.microsoft.com/office/word/2010/wordprocessingCanvas" xmlns:cx="http://schemas.microsoft.com/office/drawing/2014/chartex" xmlns:cx1="http://schemas.microsoft.com/office/drawing/2015/9/8/chartex" xmlns:cx2="http://schemas.microsoft.com/office/drawing/2015/10/21/chartex" xmlns:cx3="http://schemas.microsoft.com/office/drawing/2016/5/9/chartex" xmlns:cx4="http://schemas.microsoft.com/office/drawing/2016/5/10/chartex" xmlns:cx5="http://schemas.microsoft.com/office/drawing/2016/5/11/chartex" xmlns:cx6="http://schemas.microsoft.com/office/drawing/2016/5/12/chartex" xmlns:cx7="http://schemas.microsoft.com/office/drawing/2016/5/13/chartex" xmlns:cx8="http://schemas.microsoft.com/office/drawing/2016/5/14/chartex" xmlns:mc="http://schemas.openxmlformats.org/markup-compatibility/2006" xmlns:aink="http://schemas.microsoft.com/office/drawing/2016/ink" xmlns:am3d="http://schemas.microsoft.com/office/drawing/2017/model3d" xmlns:o="urn:schemas-microsoft-com:office:office" xmlns:oel="http://schemas.microsoft.com/office/2019/extlst" xmlns:r="http://schemas.openxmlformats.org/officeDocument/2006/relationships" xmlns:m="http://schemas.openxmlformats.org/officeDocument/2006/math" xmlns:v="urn:schemas-microsoft-com:vml" xmlns:wp14="http://schemas.microsoft.com/office/word/2010/wordprocessingDrawing" xmlns:wp="http://schemas.openxmlformats.org/drawingml/2006/wordprocessingDrawing" xmlns:w10="urn:schemas-microsoft-com:office:word" xmlns:w="http://schemas.openxmlformats.org/wordprocessingml/2006/main" xmlns:w14="http://schemas.microsoft.com/office/word/2010/wordml" xmlns:w15="http://schemas.microsoft.com/office/word/2012/wordml" xmlns:w16cex="http://schemas.microsoft.com/office/word/2018/wordml/cex" xmlns:w16cid="http://schemas.microsoft.com/office/word/2016/wordml/cid" xmlns:w16="http://schemas.microsoft.com/office/word/2018/wordml" xmlns:w16sdtdh="http://schemas.microsoft.com/office/word/2020/wordml/sdtdatahash" xmlns:w16se="http://schemas.microsoft.com/office/word/2015/wordml/symex" xmlns:wpg="http://schemas.microsoft.com/office/word/2010/wordprocessingGroup" xmlns:wpi="http://schemas.microsoft.com/office/word/2010/wordprocessingInk" xmlns:wne="http://schemas.microsoft.com/office/word/2006/wordml" xmlns:wps="http://schemas.microsoft.com/office/word/2010/wordprocessingShape" mc:Ignorable="w14 w15 w16se w16cid w16 w16cex w16sdtdh wp14">
+<w:numbering xmlns:wpc="http://schemas.microsoft.com/office/word/2010/wordprocessingCanvas" xmlns:cx="http://schemas.microsoft.com/office/drawing/2014/chartex" xmlns:cx1="http://schemas.microsoft.com/office/drawing/2015/9/8/chartex" xmlns:cx2="http://schemas.microsoft.com/office/drawing/2015/10/21/chartex" xmlns:cx3="http://schemas.microsoft.com/office/drawing/2016/5/9/chartex" xmlns:cx4="http://schemas.microsoft.com/office/drawing/2016/5/10/chartex" xmlns:cx5="http://schemas.microsoft.com/office/drawing/2016/5/11/chartex" xmlns:cx6="http://schemas.microsoft.com/office/drawing/2016/5/12/chartex" xmlns:cx7="http://schemas.microsoft.com/office/drawing/2016/5/13/chartex" xmlns:cx8="http://schemas.microsoft.com/office/drawing/2016/5/14/chartex" xmlns:mc="http://schemas.openxmlformats.org/markup-compatibility/2006" xmlns:aink="http://schemas.microsoft.com/office/drawing/2016/ink" xmlns:am3d="http://schemas.microsoft.com/office/drawing/2017/model3d" xmlns:o="urn:schemas-microsoft-com:office:office" xmlns:oel="http://schemas.microsoft.com/office/2019/extlst" xmlns:r="http://schemas.openxmlformats.org/officeDocument/2006/relationships" xmlns:m="http://schemas.openxmlformats.org/officeDocument/2006/math" xmlns:v="urn:schemas-microsoft-com:vml" xmlns:wp14="http://schemas.microsoft.com/office/word/2010/wordprocessingDrawing" xmlns:wp="http://schemas.openxmlformats.org/drawingml/2006/wordprocessingDrawing" xmlns:w10="urn:schemas-microsoft-com:office:word" xmlns:w="http://schemas.openxmlformats.org/wordprocessingml/2006/main" xmlns:w14="http://schemas.microsoft.com/office/word/2010/wordml" xmlns:w15="http://schemas.microsoft.com/office/word/2012/wordml" xmlns:w16cei="http://schemas.microsoft.com/office/word/2026/wordml/cei" xmlns:w16cex="http://schemas.microsoft.com/office/word/2018/wordml/cex" xmlns:w16cid="http://schemas.microsoft.com/office/word/2016/wordml/cid" xmlns:w16="http://schemas.microsoft.com/office/word/2018/wordml" xmlns:w16du="http://schemas.microsoft.com/office/word/2023/wordml/word16du" xmlns:w16sdtdh="http://schemas.microsoft.com/office/word/2020/wordml/sdtdatahash" xmlns:w16sdtfl="http://schemas.microsoft.com/office/word/2024/wordml/sdtformatlock" xmlns:w16se="http://schemas.microsoft.com/office/word/2015/wordml/symex" xmlns:wpg="http://schemas.microsoft.com/office/word/2010/wordprocessingGroup" xmlns:wpi="http://schemas.microsoft.com/office/word/2010/wordprocessingInk" xmlns:wne="http://schemas.microsoft.com/office/word/2006/wordml" xmlns:wps="http://schemas.microsoft.com/office/word/2010/wordprocessingShape" mc:Ignorable="w14 w15 w16se w16cid w16 w16cex w16sdtdh w16sdtfl w16du wp14">
   <w:abstractNum w:abstractNumId="0" w15:restartNumberingAfterBreak="0">
     <w:nsid w:val="77C17D9D"/>
     <w:multiLevelType w:val="hybridMultilevel"/>
@@ -6447,7 +7908,7 @@
 </file>
 
 <file path=word/styles.xml><?xml version="1.0" encoding="utf-8"?>
-<w:styles xmlns:mc="http://schemas.openxmlformats.org/markup-compatibility/2006" xmlns:r="http://schemas.openxmlformats.org/officeDocument/2006/relationships" xmlns:w="http://schemas.openxmlformats.org/wordprocessingml/2006/main" xmlns:w14="http://schemas.microsoft.com/office/word/2010/wordml" xmlns:w15="http://schemas.microsoft.com/office/word/2012/wordml" xmlns:w16cex="http://schemas.microsoft.com/office/word/2018/wordml/cex" xmlns:w16cid="http://schemas.microsoft.com/office/word/2016/wordml/cid" xmlns:w16="http://schemas.microsoft.com/office/word/2018/wordml" xmlns:w16sdtdh="http://schemas.microsoft.com/office/word/2020/wordml/sdtdatahash" xmlns:w16se="http://schemas.microsoft.com/office/word/2015/wordml/symex" mc:Ignorable="w14 w15 w16se w16cid w16 w16cex w16sdtdh">
+<w:styles xmlns:mc="http://schemas.openxmlformats.org/markup-compatibility/2006" xmlns:r="http://schemas.openxmlformats.org/officeDocument/2006/relationships" xmlns:w="http://schemas.openxmlformats.org/wordprocessingml/2006/main" xmlns:w14="http://schemas.microsoft.com/office/word/2010/wordml" xmlns:w15="http://schemas.microsoft.com/office/word/2012/wordml" xmlns:w16cex="http://schemas.microsoft.com/office/word/2018/wordml/cex" xmlns:w16cid="http://schemas.microsoft.com/office/word/2016/wordml/cid" xmlns:w16="http://schemas.microsoft.com/office/word/2018/wordml" xmlns:w16du="http://schemas.microsoft.com/office/word/2023/wordml/word16du" xmlns:w16sdtdh="http://schemas.microsoft.com/office/word/2020/wordml/sdtdatahash" xmlns:w16sdtfl="http://schemas.microsoft.com/office/word/2024/wordml/sdtformatlock" xmlns:w16se="http://schemas.microsoft.com/office/word/2015/wordml/symex" mc:Ignorable="w14 w15 w16se w16cid w16 w16cex w16sdtdh w16sdtfl w16du">
   <w:docDefaults>
     <w:rPrDefault>
       <w:rPr>
@@ -6929,6 +8390,7 @@
   <w:style w:type="character" w:default="1" w:styleId="DefaultParagraphFont">
     <w:name w:val="Default Paragraph Font"/>
     <w:uiPriority w:val="1"/>
+    <w:semiHidden/>
     <w:unhideWhenUsed/>
   </w:style>
   <w:style w:type="table" w:default="1" w:styleId="TableNormal">
@@ -7061,6 +8523,50 @@
       <w:color w:val="605E5C"/>
       <w:shd w:val="clear" w:color="auto" w:fill="E1DFDD"/>
     </w:rPr>
+  </w:style>
+  <w:style w:type="paragraph" w:styleId="Header">
+    <w:name w:val="header"/>
+    <w:basedOn w:val="Normal"/>
+    <w:link w:val="HeaderChar"/>
+    <w:uiPriority w:val="99"/>
+    <w:unhideWhenUsed/>
+    <w:rsid w:val="005E421E"/>
+    <w:pPr>
+      <w:tabs>
+        <w:tab w:val="center" w:pos="4513"/>
+        <w:tab w:val="right" w:pos="9026"/>
+      </w:tabs>
+      <w:spacing w:line="240" w:lineRule="auto"/>
+    </w:pPr>
+  </w:style>
+  <w:style w:type="character" w:customStyle="1" w:styleId="HeaderChar">
+    <w:name w:val="Header Char"/>
+    <w:basedOn w:val="DefaultParagraphFont"/>
+    <w:link w:val="Header"/>
+    <w:uiPriority w:val="99"/>
+    <w:rsid w:val="005E421E"/>
+  </w:style>
+  <w:style w:type="paragraph" w:styleId="Footer">
+    <w:name w:val="footer"/>
+    <w:basedOn w:val="Normal"/>
+    <w:link w:val="FooterChar"/>
+    <w:uiPriority w:val="99"/>
+    <w:unhideWhenUsed/>
+    <w:rsid w:val="005E421E"/>
+    <w:pPr>
+      <w:tabs>
+        <w:tab w:val="center" w:pos="4513"/>
+        <w:tab w:val="right" w:pos="9026"/>
+      </w:tabs>
+      <w:spacing w:line="240" w:lineRule="auto"/>
+    </w:pPr>
+  </w:style>
+  <w:style w:type="character" w:customStyle="1" w:styleId="FooterChar">
+    <w:name w:val="Footer Char"/>
+    <w:basedOn w:val="DefaultParagraphFont"/>
+    <w:link w:val="Footer"/>
+    <w:uiPriority w:val="99"/>
+    <w:rsid w:val="005E421E"/>
   </w:style>
 </w:styles>
 </file>
